--- a/docs/Relatório_21147.docx
+++ b/docs/Relatório_21147.docx
@@ -7,147 +7,49 @@
         <w:pStyle w:val="Ttulo1"/>
       </w:pPr>
       <w:bookmarkStart w:id="0" w:name="_Toc243568598"/>
-      <w:proofErr w:type="spellStart"/>
-      <w:r>
-        <w:t>Relatório</w:t>
-      </w:r>
-      <w:proofErr w:type="spellEnd"/>
-      <w:r>
-        <w:t xml:space="preserve"> do </w:t>
-      </w:r>
-      <w:proofErr w:type="spellStart"/>
-      <w:r>
-        <w:t>Trabalho</w:t>
-      </w:r>
-      <w:proofErr w:type="spellEnd"/>
+      <w:r>
+        <w:t>Relatório do Trabalho Prático I</w:t>
+      </w:r>
+      <w:bookmarkEnd w:id="0"/>
+    </w:p>
+    <w:p>
+      <w:pPr>
+        <w:rPr>
+          <w:b/>
+        </w:rPr>
+      </w:pPr>
+    </w:p>
+    <w:p>
+      <w:r>
+        <w:rPr>
+          <w:b/>
+        </w:rPr>
+        <w:t>Integração de Sistemas de Informação</w:t>
+      </w:r>
+      <w:r>
+        <w:t xml:space="preserve"> · Licenciatura em Engenharia de Sistemas Informáticos · Escola Superior de Tecnologia do IPCA · 2026/27</w:t>
+      </w:r>
+    </w:p>
+    <w:p>
+      <w:r>
+        <w:rPr>
+          <w:b/>
+        </w:rPr>
+        <w:t>Autor:</w:t>
+      </w:r>
       <w:r>
         <w:t xml:space="preserve"> </w:t>
       </w:r>
-      <w:proofErr w:type="spellStart"/>
-      <w:r>
-        <w:t>Prático</w:t>
-      </w:r>
-      <w:proofErr w:type="spellEnd"/>
-      <w:r>
-        <w:t xml:space="preserve"> I</w:t>
-      </w:r>
-      <w:bookmarkEnd w:id="0"/>
-    </w:p>
-    <w:p>
-      <w:pPr>
+      <w:r>
+        <w:t>André Ferreira - 21147</w:t>
+      </w:r>
+    </w:p>
+    <w:p>
+      <w:r>
         <w:rPr>
           <w:b/>
         </w:rPr>
-      </w:pPr>
-    </w:p>
-    <w:p>
-      <w:proofErr w:type="spellStart"/>
-      <w:r>
-        <w:rPr>
-          <w:b/>
-        </w:rPr>
-        <w:t>Integração</w:t>
-      </w:r>
-      <w:proofErr w:type="spellEnd"/>
-      <w:r>
-        <w:rPr>
-          <w:b/>
-        </w:rPr>
-        <w:t xml:space="preserve"> de Sistemas de </w:t>
-      </w:r>
-      <w:proofErr w:type="spellStart"/>
-      <w:r>
-        <w:rPr>
-          <w:b/>
-        </w:rPr>
-        <w:t>Informação</w:t>
-      </w:r>
-      <w:proofErr w:type="spellEnd"/>
-      <w:r>
-        <w:t xml:space="preserve"> · </w:t>
-      </w:r>
-      <w:proofErr w:type="spellStart"/>
-      <w:r>
-        <w:t>Licenciatura</w:t>
-      </w:r>
-      <w:proofErr w:type="spellEnd"/>
-      <w:r>
-        <w:t xml:space="preserve"> </w:t>
-      </w:r>
-      <w:proofErr w:type="spellStart"/>
-      <w:r>
-        <w:t>em</w:t>
-      </w:r>
-      <w:proofErr w:type="spellEnd"/>
-      <w:r>
-        <w:t xml:space="preserve"> </w:t>
-      </w:r>
-      <w:proofErr w:type="spellStart"/>
-      <w:r>
-        <w:t>Engenharia</w:t>
-      </w:r>
-      <w:proofErr w:type="spellEnd"/>
-      <w:r>
-        <w:t xml:space="preserve"> de Sistemas </w:t>
-      </w:r>
-      <w:proofErr w:type="spellStart"/>
-      <w:r>
-        <w:t>Informáticos</w:t>
-      </w:r>
-      <w:proofErr w:type="spellEnd"/>
-      <w:r>
-        <w:t xml:space="preserve"> · Escola Superior de </w:t>
-      </w:r>
-      <w:proofErr w:type="spellStart"/>
-      <w:r>
-        <w:t>Tecnologia</w:t>
-      </w:r>
-      <w:proofErr w:type="spellEnd"/>
-      <w:r>
-        <w:t xml:space="preserve"> do IPCA · 2026/27</w:t>
-      </w:r>
-    </w:p>
-    <w:p>
-      <w:r>
-        <w:rPr>
-          <w:b/>
-        </w:rPr>
-        <w:t>Autor:</w:t>
-      </w:r>
-      <w:r>
-        <w:t xml:space="preserve"> [Nome </w:t>
-      </w:r>
-      <w:proofErr w:type="spellStart"/>
-      <w:r>
-        <w:t>completo</w:t>
-      </w:r>
-      <w:proofErr w:type="spellEnd"/>
-      <w:r>
-        <w:t>] · Nº [</w:t>
-      </w:r>
-      <w:proofErr w:type="spellStart"/>
-      <w:r>
-        <w:t>número</w:t>
-      </w:r>
-      <w:proofErr w:type="spellEnd"/>
-      <w:r>
-        <w:t xml:space="preserve">] </w:t>
-      </w:r>
-    </w:p>
-    <w:p>
-      <w:proofErr w:type="spellStart"/>
-      <w:r>
-        <w:rPr>
-          <w:b/>
-        </w:rPr>
-        <w:t>Repositório</w:t>
-      </w:r>
-      <w:proofErr w:type="spellEnd"/>
-      <w:r>
-        <w:rPr>
-          <w:b/>
-        </w:rPr>
-        <w:t xml:space="preserve"> Git:</w:t>
+        <w:t>Repositório Git:</w:t>
       </w:r>
       <w:r>
         <w:t xml:space="preserve"> </w:t>
@@ -185,59 +87,13 @@
         </w:rPr>
       </w:pPr>
       <w:bookmarkStart w:id="1" w:name="_Toc243568599"/>
-      <w:proofErr w:type="spellStart"/>
       <w:r>
         <w:rPr>
           <w:color w:val="156082" w:themeColor="accent1"/>
           <w:sz w:val="56"/>
           <w:szCs w:val="52"/>
         </w:rPr>
-        <w:t>Integração</w:t>
-      </w:r>
-      <w:proofErr w:type="spellEnd"/>
-      <w:r>
-        <w:rPr>
-          <w:color w:val="156082" w:themeColor="accent1"/>
-          <w:sz w:val="56"/>
-          <w:szCs w:val="52"/>
-        </w:rPr>
-        <w:t xml:space="preserve"> e </w:t>
-      </w:r>
-      <w:proofErr w:type="spellStart"/>
-      <w:r>
-        <w:rPr>
-          <w:color w:val="156082" w:themeColor="accent1"/>
-          <w:sz w:val="56"/>
-          <w:szCs w:val="52"/>
-        </w:rPr>
-        <w:t>análise</w:t>
-      </w:r>
-      <w:proofErr w:type="spellEnd"/>
-      <w:r>
-        <w:rPr>
-          <w:color w:val="156082" w:themeColor="accent1"/>
-          <w:sz w:val="56"/>
-          <w:szCs w:val="52"/>
-        </w:rPr>
-        <w:t xml:space="preserve"> das </w:t>
-      </w:r>
-      <w:proofErr w:type="spellStart"/>
-      <w:r>
-        <w:rPr>
-          <w:color w:val="156082" w:themeColor="accent1"/>
-          <w:sz w:val="56"/>
-          <w:szCs w:val="52"/>
-        </w:rPr>
-        <w:t>seleções</w:t>
-      </w:r>
-      <w:proofErr w:type="spellEnd"/>
-      <w:r>
-        <w:rPr>
-          <w:color w:val="156082" w:themeColor="accent1"/>
-          <w:sz w:val="56"/>
-          <w:szCs w:val="52"/>
-        </w:rPr>
-        <w:t xml:space="preserve"> do Mundial de 2026</w:t>
+        <w:t>Integração e análise das seleções do Mundial de 2026</w:t>
       </w:r>
       <w:bookmarkEnd w:id="1"/>
     </w:p>
@@ -3105,7 +2961,6 @@
         </w:rPr>
       </w:pPr>
       <w:bookmarkStart w:id="2" w:name="_Toc243568600"/>
-      <w:proofErr w:type="spellStart"/>
       <w:r>
         <w:rPr>
           <w:color w:val="156082" w:themeColor="accent1"/>
@@ -3114,289 +2969,11 @@
         <w:t>Resumo</w:t>
       </w:r>
       <w:bookmarkEnd w:id="2"/>
-      <w:proofErr w:type="spellEnd"/>
-    </w:p>
-    <w:p/>
-    <w:p>
-      <w:r>
-        <w:t xml:space="preserve">Este </w:t>
-      </w:r>
-      <w:proofErr w:type="spellStart"/>
-      <w:r>
-        <w:t>trabalho</w:t>
-      </w:r>
-      <w:proofErr w:type="spellEnd"/>
-      <w:r>
-        <w:t xml:space="preserve"> </w:t>
-      </w:r>
-      <w:proofErr w:type="spellStart"/>
-      <w:r>
-        <w:t>implementa</w:t>
-      </w:r>
-      <w:proofErr w:type="spellEnd"/>
-      <w:r>
-        <w:t xml:space="preserve"> um </w:t>
-      </w:r>
-      <w:proofErr w:type="spellStart"/>
-      <w:r>
-        <w:t>processo</w:t>
-      </w:r>
-      <w:proofErr w:type="spellEnd"/>
-      <w:r>
-        <w:t xml:space="preserve"> ETL (Extract, Transform, Load) com o Pentaho Data Integration (Kettle) </w:t>
-      </w:r>
-      <w:proofErr w:type="spellStart"/>
-      <w:r>
-        <w:t>sobre</w:t>
-      </w:r>
-      <w:proofErr w:type="spellEnd"/>
-      <w:r>
-        <w:t xml:space="preserve"> </w:t>
-      </w:r>
-      <w:proofErr w:type="spellStart"/>
-      <w:r>
-        <w:t>os</w:t>
-      </w:r>
-      <w:proofErr w:type="spellEnd"/>
-      <w:r>
-        <w:t xml:space="preserve"> dados do Campeonato do Mundo de 2026. Dados </w:t>
-      </w:r>
-      <w:proofErr w:type="spellStart"/>
-      <w:r>
-        <w:t>em</w:t>
-      </w:r>
-      <w:proofErr w:type="spellEnd"/>
-      <w:r>
-        <w:t xml:space="preserve"> </w:t>
-      </w:r>
-      <w:proofErr w:type="spellStart"/>
-      <w:r>
-        <w:t>dois</w:t>
-      </w:r>
-      <w:proofErr w:type="spellEnd"/>
-      <w:r>
-        <w:t xml:space="preserve"> </w:t>
-      </w:r>
-      <w:proofErr w:type="spellStart"/>
-      <w:r>
-        <w:t>formatos</w:t>
-      </w:r>
-      <w:proofErr w:type="spellEnd"/>
-      <w:r>
-        <w:t xml:space="preserve"> (CSV e JSON) </w:t>
-      </w:r>
-      <w:proofErr w:type="spellStart"/>
-      <w:r>
-        <w:t>são</w:t>
-      </w:r>
-      <w:proofErr w:type="spellEnd"/>
-      <w:r>
-        <w:t xml:space="preserve"> </w:t>
-      </w:r>
-      <w:proofErr w:type="spellStart"/>
-      <w:r>
-        <w:t>carregados</w:t>
-      </w:r>
-      <w:proofErr w:type="spellEnd"/>
-      <w:r>
-        <w:t xml:space="preserve"> para </w:t>
-      </w:r>
-      <w:proofErr w:type="spellStart"/>
-      <w:r>
-        <w:t>uma</w:t>
-      </w:r>
-      <w:proofErr w:type="spellEnd"/>
-      <w:r>
-        <w:t xml:space="preserve"> base de dados SQL Server, cruzados e </w:t>
-      </w:r>
-      <w:proofErr w:type="spellStart"/>
-      <w:r>
-        <w:t>validados</w:t>
-      </w:r>
-      <w:proofErr w:type="spellEnd"/>
-      <w:r>
-        <w:t xml:space="preserve"> entre </w:t>
-      </w:r>
-      <w:proofErr w:type="spellStart"/>
-      <w:r>
-        <w:t>si</w:t>
-      </w:r>
-      <w:proofErr w:type="spellEnd"/>
-      <w:r>
-        <w:t xml:space="preserve">. A </w:t>
-      </w:r>
-      <w:proofErr w:type="spellStart"/>
-      <w:proofErr w:type="gramStart"/>
-      <w:r>
-        <w:t>partir</w:t>
-      </w:r>
-      <w:proofErr w:type="spellEnd"/>
-      <w:r>
-        <w:t xml:space="preserve"> deles</w:t>
-      </w:r>
-      <w:proofErr w:type="gramEnd"/>
-      <w:r>
-        <w:t xml:space="preserve"> </w:t>
-      </w:r>
-      <w:proofErr w:type="spellStart"/>
-      <w:r>
-        <w:t>calcula</w:t>
-      </w:r>
-      <w:proofErr w:type="spellEnd"/>
-      <w:r>
-        <w:t>-</w:t>
-      </w:r>
-      <w:proofErr w:type="spellStart"/>
-      <w:r>
-        <w:t>se a</w:t>
-      </w:r>
-      <w:proofErr w:type="spellEnd"/>
-      <w:r>
-        <w:t xml:space="preserve"> </w:t>
-      </w:r>
-      <w:proofErr w:type="spellStart"/>
-      <w:r>
-        <w:t>classificação</w:t>
-      </w:r>
-      <w:proofErr w:type="spellEnd"/>
-      <w:r>
-        <w:t xml:space="preserve"> da </w:t>
-      </w:r>
-      <w:proofErr w:type="spellStart"/>
-      <w:r>
-        <w:t>fase</w:t>
-      </w:r>
-      <w:proofErr w:type="spellEnd"/>
-      <w:r>
-        <w:t xml:space="preserve"> de </w:t>
-      </w:r>
-      <w:proofErr w:type="spellStart"/>
-      <w:r>
-        <w:t>grupos</w:t>
-      </w:r>
-      <w:proofErr w:type="spellEnd"/>
-      <w:r>
-        <w:t xml:space="preserve">, </w:t>
-      </w:r>
-      <w:proofErr w:type="spellStart"/>
-      <w:r>
-        <w:t>identificam</w:t>
-      </w:r>
-      <w:proofErr w:type="spellEnd"/>
-      <w:r>
-        <w:t xml:space="preserve">-se </w:t>
-      </w:r>
-      <w:proofErr w:type="spellStart"/>
-      <w:r>
-        <w:t>alertas</w:t>
-      </w:r>
-      <w:proofErr w:type="spellEnd"/>
-      <w:r>
-        <w:t xml:space="preserve"> de </w:t>
-      </w:r>
-      <w:proofErr w:type="spellStart"/>
-      <w:r>
-        <w:t>resultados</w:t>
-      </w:r>
-      <w:proofErr w:type="spellEnd"/>
-      <w:r>
-        <w:t xml:space="preserve"> (</w:t>
-      </w:r>
-      <w:proofErr w:type="spellStart"/>
-      <w:r>
-        <w:t>goleadas</w:t>
-      </w:r>
-      <w:proofErr w:type="spellEnd"/>
-      <w:r>
-        <w:t xml:space="preserve">) e </w:t>
-      </w:r>
-      <w:proofErr w:type="spellStart"/>
-      <w:r>
-        <w:t>exportam</w:t>
-      </w:r>
-      <w:proofErr w:type="spellEnd"/>
-      <w:r>
-        <w:t xml:space="preserve">-se </w:t>
-      </w:r>
-      <w:proofErr w:type="spellStart"/>
-      <w:r>
-        <w:t>os</w:t>
-      </w:r>
-      <w:proofErr w:type="spellEnd"/>
-      <w:r>
-        <w:t xml:space="preserve"> </w:t>
-      </w:r>
-      <w:proofErr w:type="spellStart"/>
-      <w:r>
-        <w:t>resultados</w:t>
-      </w:r>
-      <w:proofErr w:type="spellEnd"/>
-      <w:r>
-        <w:t xml:space="preserve"> </w:t>
-      </w:r>
-      <w:proofErr w:type="spellStart"/>
-      <w:r>
-        <w:t>em</w:t>
-      </w:r>
-      <w:proofErr w:type="spellEnd"/>
-      <w:r>
-        <w:t xml:space="preserve"> CSV, JSON e XML. Um Job </w:t>
-      </w:r>
-      <w:proofErr w:type="spellStart"/>
-      <w:r>
-        <w:t>orquestra</w:t>
-      </w:r>
-      <w:proofErr w:type="spellEnd"/>
-      <w:r>
-        <w:t xml:space="preserve"> </w:t>
-      </w:r>
-      <w:proofErr w:type="spellStart"/>
-      <w:r>
-        <w:t>todo</w:t>
-      </w:r>
-      <w:proofErr w:type="spellEnd"/>
-      <w:r>
-        <w:t xml:space="preserve"> o </w:t>
-      </w:r>
-      <w:proofErr w:type="spellStart"/>
-      <w:r>
-        <w:t>processo</w:t>
-      </w:r>
-      <w:proofErr w:type="spellEnd"/>
-      <w:r>
-        <w:t xml:space="preserve">, com </w:t>
-      </w:r>
-      <w:proofErr w:type="spellStart"/>
-      <w:r>
-        <w:t>tratamento</w:t>
-      </w:r>
-      <w:proofErr w:type="spellEnd"/>
-      <w:r>
-        <w:t xml:space="preserve"> de </w:t>
-      </w:r>
-      <w:proofErr w:type="spellStart"/>
-      <w:r>
-        <w:t>erro</w:t>
-      </w:r>
-      <w:proofErr w:type="spellEnd"/>
-      <w:r>
-        <w:t xml:space="preserve"> e </w:t>
-      </w:r>
-      <w:proofErr w:type="spellStart"/>
-      <w:r>
-        <w:t>registo</w:t>
-      </w:r>
-      <w:proofErr w:type="spellEnd"/>
-      <w:r>
-        <w:t xml:space="preserve"> </w:t>
-      </w:r>
-      <w:proofErr w:type="spellStart"/>
-      <w:r>
-        <w:t>em</w:t>
-      </w:r>
-      <w:proofErr w:type="spellEnd"/>
-      <w:r>
-        <w:t xml:space="preserve"> log.</w:t>
+    </w:p>
+    <w:p/>
+    <w:p>
+      <w:r>
+        <w:t>Este trabalho implementa um processo ETL (Extract, Transform, Load) com o Pentaho Data Integration (Kettle) sobre os dados do Campeonato do Mundo de 2026. Dados em dois formatos (CSV e JSON) são carregados para uma base de dados SQL Server, cruzados e validados entre si. A partir deles calcula-se a classificação da fase de grupos, identificam-se alertas de resultados (goleadas) e exportam-se os resultados em CSV, JSON e XML. Um Job orquestra todo o processo, com tratamento de erro e registo em log.</w:t>
       </w:r>
     </w:p>
     <w:p/>
@@ -3412,7 +2989,6 @@
         </w:rPr>
       </w:pPr>
       <w:bookmarkStart w:id="3" w:name="_Toc243568601"/>
-      <w:proofErr w:type="spellStart"/>
       <w:r>
         <w:rPr>
           <w:color w:val="156082" w:themeColor="accent1"/>
@@ -3420,7 +2996,6 @@
         <w:t>Enquadramento</w:t>
       </w:r>
       <w:bookmarkEnd w:id="3"/>
-      <w:proofErr w:type="spellEnd"/>
     </w:p>
     <w:p/>
     <w:tbl>
@@ -3455,11 +3030,9 @@
             <w:shd w:val="clear" w:color="auto" w:fill="F2F2F2"/>
           </w:tcPr>
           <w:p>
-            <w:proofErr w:type="spellStart"/>
             <w:r>
               <w:t>Descrição</w:t>
             </w:r>
-            <w:proofErr w:type="spellEnd"/>
           </w:p>
         </w:tc>
       </w:tr>
@@ -3469,13 +3042,8 @@
             <w:tcW w:w="2833" w:type="dxa"/>
           </w:tcPr>
           <w:p>
-            <w:proofErr w:type="spellStart"/>
-            <w:r>
-              <w:t>Unidade</w:t>
-            </w:r>
-            <w:proofErr w:type="spellEnd"/>
-            <w:r>
-              <w:t xml:space="preserve"> curricular</w:t>
+            <w:r>
+              <w:t>Unidade curricular</w:t>
             </w:r>
           </w:p>
         </w:tc>
@@ -3484,21 +3052,8 @@
             <w:tcW w:w="6526" w:type="dxa"/>
           </w:tcPr>
           <w:p>
-            <w:proofErr w:type="spellStart"/>
-            <w:r>
-              <w:t>Integração</w:t>
-            </w:r>
-            <w:proofErr w:type="spellEnd"/>
-            <w:r>
-              <w:t xml:space="preserve"> de Sistemas de </w:t>
-            </w:r>
-            <w:proofErr w:type="spellStart"/>
-            <w:r>
-              <w:t>Informação</w:t>
-            </w:r>
-            <w:proofErr w:type="spellEnd"/>
-            <w:r>
-              <w:t xml:space="preserve"> (ISI)</w:t>
+            <w:r>
+              <w:t>Integração de Sistemas de Informação (ISI)</w:t>
             </w:r>
           </w:p>
         </w:tc>
@@ -3509,11 +3064,9 @@
             <w:tcW w:w="2833" w:type="dxa"/>
           </w:tcPr>
           <w:p>
-            <w:proofErr w:type="spellStart"/>
             <w:r>
               <w:t>Curso</w:t>
             </w:r>
-            <w:proofErr w:type="spellEnd"/>
           </w:p>
         </w:tc>
         <w:tc>
@@ -3521,45 +3074,8 @@
             <w:tcW w:w="6526" w:type="dxa"/>
           </w:tcPr>
           <w:p>
-            <w:proofErr w:type="spellStart"/>
-            <w:r>
-              <w:t>Licenciatura</w:t>
-            </w:r>
-            <w:proofErr w:type="spellEnd"/>
-            <w:r>
-              <w:t xml:space="preserve"> </w:t>
-            </w:r>
-            <w:proofErr w:type="spellStart"/>
-            <w:r>
-              <w:t>em</w:t>
-            </w:r>
-            <w:proofErr w:type="spellEnd"/>
-            <w:r>
-              <w:t xml:space="preserve"> </w:t>
-            </w:r>
-            <w:proofErr w:type="spellStart"/>
-            <w:r>
-              <w:t>Engenharia</w:t>
-            </w:r>
-            <w:proofErr w:type="spellEnd"/>
-            <w:r>
-              <w:t xml:space="preserve"> de Sistemas </w:t>
-            </w:r>
-            <w:proofErr w:type="spellStart"/>
-            <w:r>
-              <w:t>Informáticos</w:t>
-            </w:r>
-            <w:proofErr w:type="spellEnd"/>
-            <w:r>
-              <w:t xml:space="preserve">, Escola Superior de </w:t>
-            </w:r>
-            <w:proofErr w:type="spellStart"/>
-            <w:r>
-              <w:t>Tecnologia</w:t>
-            </w:r>
-            <w:proofErr w:type="spellEnd"/>
-            <w:r>
-              <w:t xml:space="preserve"> do IPCA</w:t>
+            <w:r>
+              <w:t>Licenciatura em Engenharia de Sistemas Informáticos, Escola Superior de Tecnologia do IPCA</w:t>
             </w:r>
           </w:p>
         </w:tc>
@@ -3571,13 +3087,8 @@
           </w:tcPr>
           <w:p>
             <w:r>
-              <w:t xml:space="preserve">Ano </w:t>
-            </w:r>
-            <w:proofErr w:type="spellStart"/>
-            <w:r>
-              <w:t>letivo</w:t>
-            </w:r>
-            <w:proofErr w:type="spellEnd"/>
+              <w:t>Ano letivo</w:t>
+            </w:r>
           </w:p>
         </w:tc>
         <w:tc>
@@ -3597,11 +3108,9 @@
             <w:tcW w:w="2833" w:type="dxa"/>
           </w:tcPr>
           <w:p>
-            <w:proofErr w:type="spellStart"/>
             <w:r>
               <w:t>Equipa</w:t>
             </w:r>
-            <w:proofErr w:type="spellEnd"/>
           </w:p>
         </w:tc>
         <w:tc>
@@ -3610,55 +3119,7 @@
           </w:tcPr>
           <w:p>
             <w:r>
-              <w:t xml:space="preserve">[Nome(s) e </w:t>
-            </w:r>
-            <w:proofErr w:type="spellStart"/>
-            <w:r>
-              <w:t>número</w:t>
-            </w:r>
-            <w:proofErr w:type="spellEnd"/>
-            <w:r>
-              <w:t xml:space="preserve">(s); </w:t>
-            </w:r>
-            <w:proofErr w:type="spellStart"/>
-            <w:r>
-              <w:t>indicar</w:t>
-            </w:r>
-            <w:proofErr w:type="spellEnd"/>
-            <w:r>
-              <w:t xml:space="preserve"> se o </w:t>
-            </w:r>
-            <w:proofErr w:type="spellStart"/>
-            <w:r>
-              <w:t>trabalho</w:t>
-            </w:r>
-            <w:proofErr w:type="spellEnd"/>
-            <w:r>
-              <w:t xml:space="preserve"> é individual </w:t>
-            </w:r>
-            <w:proofErr w:type="spellStart"/>
-            <w:r>
-              <w:t>ou</w:t>
-            </w:r>
-            <w:proofErr w:type="spellEnd"/>
-            <w:r>
-              <w:t xml:space="preserve"> </w:t>
-            </w:r>
-            <w:proofErr w:type="spellStart"/>
-            <w:r>
-              <w:t>em</w:t>
-            </w:r>
-            <w:proofErr w:type="spellEnd"/>
-            <w:r>
-              <w:t xml:space="preserve"> </w:t>
-            </w:r>
-            <w:proofErr w:type="spellStart"/>
-            <w:r>
-              <w:t>grupo</w:t>
-            </w:r>
-            <w:proofErr w:type="spellEnd"/>
-            <w:r>
-              <w:t>]</w:t>
+              <w:t>[Nome(s) e número(s); indicar se o trabalho é individual ou em grupo]</w:t>
             </w:r>
           </w:p>
         </w:tc>
@@ -3713,11 +3174,9 @@
             <w:tcW w:w="2833" w:type="dxa"/>
           </w:tcPr>
           <w:p>
-            <w:proofErr w:type="spellStart"/>
             <w:r>
               <w:t>Repositório</w:t>
             </w:r>
-            <w:proofErr w:type="spellEnd"/>
           </w:p>
         </w:tc>
         <w:tc>
@@ -3760,7 +3219,6 @@
         </w:rPr>
       </w:pPr>
       <w:bookmarkStart w:id="4" w:name="_Toc243568602"/>
-      <w:proofErr w:type="spellStart"/>
       <w:r>
         <w:rPr>
           <w:color w:val="156082" w:themeColor="accent1"/>
@@ -3769,289 +3227,11 @@
         <w:t>Problema</w:t>
       </w:r>
       <w:bookmarkEnd w:id="4"/>
-      <w:proofErr w:type="spellEnd"/>
-    </w:p>
-    <w:p/>
-    <w:p>
-      <w:proofErr w:type="spellStart"/>
-      <w:r>
-        <w:t>Os</w:t>
-      </w:r>
-      <w:proofErr w:type="spellEnd"/>
-      <w:r>
-        <w:t xml:space="preserve"> dados de </w:t>
-      </w:r>
-      <w:proofErr w:type="spellStart"/>
-      <w:r>
-        <w:t>uma</w:t>
-      </w:r>
-      <w:proofErr w:type="spellEnd"/>
-      <w:r>
-        <w:t xml:space="preserve"> </w:t>
-      </w:r>
-      <w:proofErr w:type="spellStart"/>
-      <w:r>
-        <w:t>competição</w:t>
-      </w:r>
-      <w:proofErr w:type="spellEnd"/>
-      <w:r>
-        <w:t xml:space="preserve"> </w:t>
-      </w:r>
-      <w:proofErr w:type="spellStart"/>
-      <w:r>
-        <w:t>desportiva</w:t>
-      </w:r>
-      <w:proofErr w:type="spellEnd"/>
-      <w:r>
-        <w:t xml:space="preserve"> </w:t>
-      </w:r>
-      <w:proofErr w:type="spellStart"/>
-      <w:r>
-        <w:t>chegam</w:t>
-      </w:r>
-      <w:proofErr w:type="spellEnd"/>
-      <w:r>
-        <w:t xml:space="preserve"> </w:t>
-      </w:r>
-      <w:proofErr w:type="spellStart"/>
-      <w:r>
-        <w:t>em</w:t>
-      </w:r>
-      <w:proofErr w:type="spellEnd"/>
-      <w:r>
-        <w:t xml:space="preserve"> </w:t>
-      </w:r>
-      <w:proofErr w:type="spellStart"/>
-      <w:r>
-        <w:t>origens</w:t>
-      </w:r>
-      <w:proofErr w:type="spellEnd"/>
-      <w:r>
-        <w:t xml:space="preserve"> e </w:t>
-      </w:r>
-      <w:proofErr w:type="spellStart"/>
-      <w:r>
-        <w:t>formatos</w:t>
-      </w:r>
-      <w:proofErr w:type="spellEnd"/>
-      <w:r>
-        <w:t xml:space="preserve"> </w:t>
-      </w:r>
-      <w:proofErr w:type="spellStart"/>
-      <w:r>
-        <w:t>diferentes</w:t>
-      </w:r>
-      <w:proofErr w:type="spellEnd"/>
-      <w:r>
-        <w:t xml:space="preserve">: </w:t>
-      </w:r>
-      <w:proofErr w:type="spellStart"/>
-      <w:r>
-        <w:t>listas</w:t>
-      </w:r>
-      <w:proofErr w:type="spellEnd"/>
-      <w:r>
-        <w:t xml:space="preserve"> de </w:t>
-      </w:r>
-      <w:proofErr w:type="spellStart"/>
-      <w:r>
-        <w:t>seleções</w:t>
-      </w:r>
-      <w:proofErr w:type="spellEnd"/>
-      <w:r>
-        <w:t xml:space="preserve">, </w:t>
-      </w:r>
-      <w:proofErr w:type="spellStart"/>
-      <w:r>
-        <w:t>calendários</w:t>
-      </w:r>
-      <w:proofErr w:type="spellEnd"/>
-      <w:r>
-        <w:t xml:space="preserve">, </w:t>
-      </w:r>
-      <w:proofErr w:type="spellStart"/>
-      <w:r>
-        <w:t>resultados</w:t>
-      </w:r>
-      <w:proofErr w:type="spellEnd"/>
-      <w:r>
-        <w:t xml:space="preserve">, </w:t>
-      </w:r>
-      <w:proofErr w:type="spellStart"/>
-      <w:r>
-        <w:t>eventos</w:t>
-      </w:r>
-      <w:proofErr w:type="spellEnd"/>
-      <w:r>
-        <w:t xml:space="preserve"> de </w:t>
-      </w:r>
-      <w:proofErr w:type="spellStart"/>
-      <w:r>
-        <w:t>jogo</w:t>
-      </w:r>
-      <w:proofErr w:type="spellEnd"/>
-      <w:r>
-        <w:t xml:space="preserve">. Para </w:t>
-      </w:r>
-      <w:proofErr w:type="spellStart"/>
-      <w:r>
-        <w:t>os</w:t>
-      </w:r>
-      <w:proofErr w:type="spellEnd"/>
-      <w:r>
-        <w:t xml:space="preserve"> </w:t>
-      </w:r>
-      <w:proofErr w:type="spellStart"/>
-      <w:r>
-        <w:t>analisar</w:t>
-      </w:r>
-      <w:proofErr w:type="spellEnd"/>
-      <w:r>
-        <w:t xml:space="preserve"> é </w:t>
-      </w:r>
-      <w:proofErr w:type="spellStart"/>
-      <w:r>
-        <w:t>preciso</w:t>
-      </w:r>
-      <w:proofErr w:type="spellEnd"/>
-      <w:r>
-        <w:t xml:space="preserve"> </w:t>
-      </w:r>
-      <w:proofErr w:type="spellStart"/>
-      <w:r>
-        <w:t>integrá-los</w:t>
-      </w:r>
-      <w:proofErr w:type="spellEnd"/>
-      <w:r>
-        <w:t xml:space="preserve">, </w:t>
-      </w:r>
-      <w:proofErr w:type="spellStart"/>
-      <w:r>
-        <w:t>validá-los</w:t>
-      </w:r>
-      <w:proofErr w:type="spellEnd"/>
-      <w:r>
-        <w:t xml:space="preserve"> e </w:t>
-      </w:r>
-      <w:proofErr w:type="spellStart"/>
-      <w:r>
-        <w:t>transformá-los</w:t>
-      </w:r>
-      <w:proofErr w:type="spellEnd"/>
-      <w:r>
-        <w:t xml:space="preserve"> </w:t>
-      </w:r>
-      <w:proofErr w:type="spellStart"/>
-      <w:r>
-        <w:t>numa</w:t>
-      </w:r>
-      <w:proofErr w:type="spellEnd"/>
-      <w:r>
-        <w:t xml:space="preserve"> forma </w:t>
-      </w:r>
-      <w:proofErr w:type="spellStart"/>
-      <w:r>
-        <w:t>que</w:t>
-      </w:r>
-      <w:proofErr w:type="spellEnd"/>
-      <w:r>
-        <w:t xml:space="preserve"> </w:t>
-      </w:r>
-      <w:proofErr w:type="spellStart"/>
-      <w:r>
-        <w:t>responda</w:t>
-      </w:r>
-      <w:proofErr w:type="spellEnd"/>
-      <w:r>
-        <w:t xml:space="preserve"> a </w:t>
-      </w:r>
-      <w:proofErr w:type="spellStart"/>
-      <w:r>
-        <w:t>perguntas</w:t>
-      </w:r>
-      <w:proofErr w:type="spellEnd"/>
-      <w:r>
-        <w:t xml:space="preserve"> </w:t>
-      </w:r>
-      <w:proofErr w:type="spellStart"/>
-      <w:r>
-        <w:t>concretas</w:t>
-      </w:r>
-      <w:proofErr w:type="spellEnd"/>
-      <w:r>
-        <w:t xml:space="preserve">. O </w:t>
-      </w:r>
-      <w:proofErr w:type="spellStart"/>
-      <w:r>
-        <w:t>objetivo</w:t>
-      </w:r>
-      <w:proofErr w:type="spellEnd"/>
-      <w:r>
-        <w:t xml:space="preserve"> </w:t>
-      </w:r>
-      <w:proofErr w:type="spellStart"/>
-      <w:r>
-        <w:t>deste</w:t>
-      </w:r>
-      <w:proofErr w:type="spellEnd"/>
-      <w:r>
-        <w:t xml:space="preserve"> </w:t>
-      </w:r>
-      <w:proofErr w:type="spellStart"/>
-      <w:r>
-        <w:t>trabalho</w:t>
-      </w:r>
-      <w:proofErr w:type="spellEnd"/>
-      <w:r>
-        <w:t xml:space="preserve"> é </w:t>
-      </w:r>
-      <w:proofErr w:type="spellStart"/>
-      <w:r>
-        <w:t>construir</w:t>
-      </w:r>
-      <w:proofErr w:type="spellEnd"/>
-      <w:r>
-        <w:t xml:space="preserve"> um </w:t>
-      </w:r>
-      <w:proofErr w:type="spellStart"/>
-      <w:r>
-        <w:t>processo</w:t>
-      </w:r>
-      <w:proofErr w:type="spellEnd"/>
-      <w:r>
-        <w:t xml:space="preserve"> ETL </w:t>
-      </w:r>
-      <w:proofErr w:type="spellStart"/>
-      <w:r>
-        <w:t>que</w:t>
-      </w:r>
-      <w:proofErr w:type="spellEnd"/>
-      <w:r>
-        <w:t xml:space="preserve">, para o Mundial de 2026, </w:t>
-      </w:r>
-      <w:proofErr w:type="spellStart"/>
-      <w:r>
-        <w:t>responda</w:t>
-      </w:r>
-      <w:proofErr w:type="spellEnd"/>
-      <w:r>
-        <w:t xml:space="preserve"> a </w:t>
-      </w:r>
-      <w:proofErr w:type="spellStart"/>
-      <w:r>
-        <w:t>três</w:t>
-      </w:r>
-      <w:proofErr w:type="spellEnd"/>
-      <w:r>
-        <w:t xml:space="preserve"> </w:t>
-      </w:r>
-      <w:proofErr w:type="spellStart"/>
-      <w:r>
-        <w:t>questões</w:t>
-      </w:r>
-      <w:proofErr w:type="spellEnd"/>
-      <w:r>
-        <w:t>:</w:t>
+    </w:p>
+    <w:p/>
+    <w:p>
+      <w:r>
+        <w:t>Os dados de uma competição desportiva chegam em origens e formatos diferentes: listas de seleções, calendários, resultados, eventos de jogo. Para os analisar é preciso integrá-los, validá-los e transformá-los numa forma que responda a perguntas concretas. O objetivo deste trabalho é construir um processo ETL que, para o Mundial de 2026, responda a três questões:</w:t>
       </w:r>
     </w:p>
     <w:p>
@@ -4063,111 +3243,7 @@
         </w:numPr>
       </w:pPr>
       <w:r>
-        <w:t xml:space="preserve">Em </w:t>
-      </w:r>
-      <w:proofErr w:type="spellStart"/>
-      <w:r>
-        <w:t>que</w:t>
-      </w:r>
-      <w:proofErr w:type="spellEnd"/>
-      <w:r>
-        <w:t xml:space="preserve"> </w:t>
-      </w:r>
-      <w:proofErr w:type="spellStart"/>
-      <w:r>
-        <w:t>grupo</w:t>
-      </w:r>
-      <w:proofErr w:type="spellEnd"/>
-      <w:r>
-        <w:t xml:space="preserve"> </w:t>
-      </w:r>
-      <w:proofErr w:type="spellStart"/>
-      <w:r>
-        <w:t>joga</w:t>
-      </w:r>
-      <w:proofErr w:type="spellEnd"/>
-      <w:r>
-        <w:t xml:space="preserve"> </w:t>
-      </w:r>
-      <w:proofErr w:type="spellStart"/>
-      <w:r>
-        <w:t>cada</w:t>
-      </w:r>
-      <w:proofErr w:type="spellEnd"/>
-      <w:r>
-        <w:t xml:space="preserve"> </w:t>
-      </w:r>
-      <w:proofErr w:type="spellStart"/>
-      <w:r>
-        <w:t>seleção</w:t>
-      </w:r>
-      <w:proofErr w:type="spellEnd"/>
-      <w:r>
-        <w:t xml:space="preserve">, a </w:t>
-      </w:r>
-      <w:proofErr w:type="spellStart"/>
-      <w:r>
-        <w:t>que</w:t>
-      </w:r>
-      <w:proofErr w:type="spellEnd"/>
-      <w:r>
-        <w:t xml:space="preserve"> </w:t>
-      </w:r>
-      <w:proofErr w:type="spellStart"/>
-      <w:r>
-        <w:t>confederação</w:t>
-      </w:r>
-      <w:proofErr w:type="spellEnd"/>
-      <w:r>
-        <w:t xml:space="preserve"> </w:t>
-      </w:r>
-      <w:proofErr w:type="spellStart"/>
-      <w:r>
-        <w:t>pertence</w:t>
-      </w:r>
-      <w:proofErr w:type="spellEnd"/>
-      <w:r>
-        <w:t xml:space="preserve"> e </w:t>
-      </w:r>
-      <w:proofErr w:type="spellStart"/>
-      <w:r>
-        <w:t>como</w:t>
-      </w:r>
-      <w:proofErr w:type="spellEnd"/>
-      <w:r>
-        <w:t xml:space="preserve"> </w:t>
-      </w:r>
-      <w:proofErr w:type="spellStart"/>
-      <w:r>
-        <w:t>ficou</w:t>
-      </w:r>
-      <w:proofErr w:type="spellEnd"/>
-      <w:r>
-        <w:t xml:space="preserve"> </w:t>
-      </w:r>
-      <w:proofErr w:type="spellStart"/>
-      <w:r>
-        <w:t>classificada</w:t>
-      </w:r>
-      <w:proofErr w:type="spellEnd"/>
-      <w:r>
-        <w:t xml:space="preserve"> no final da </w:t>
-      </w:r>
-      <w:proofErr w:type="spellStart"/>
-      <w:r>
-        <w:t>fase</w:t>
-      </w:r>
-      <w:proofErr w:type="spellEnd"/>
-      <w:r>
-        <w:t xml:space="preserve"> de </w:t>
-      </w:r>
-      <w:proofErr w:type="spellStart"/>
-      <w:r>
-        <w:t>grupos</w:t>
-      </w:r>
-      <w:proofErr w:type="spellEnd"/>
-      <w:r>
-        <w:t>?</w:t>
+        <w:t>Em que grupo joga cada seleção, a que confederação pertence e como ficou classificada no final da fase de grupos?</w:t>
       </w:r>
     </w:p>
     <w:p>
@@ -4179,39 +3255,7 @@
         </w:numPr>
       </w:pPr>
       <w:r>
-        <w:t xml:space="preserve">As duas </w:t>
-      </w:r>
-      <w:proofErr w:type="spellStart"/>
-      <w:r>
-        <w:t>fontes</w:t>
-      </w:r>
-      <w:proofErr w:type="spellEnd"/>
-      <w:r>
-        <w:t xml:space="preserve"> de dados </w:t>
-      </w:r>
-      <w:proofErr w:type="spellStart"/>
-      <w:r>
-        <w:t>utilizadas</w:t>
-      </w:r>
-      <w:proofErr w:type="spellEnd"/>
-      <w:r>
-        <w:t xml:space="preserve"> (CSV e JSON) </w:t>
-      </w:r>
-      <w:proofErr w:type="spellStart"/>
-      <w:r>
-        <w:t>concordam</w:t>
-      </w:r>
-      <w:proofErr w:type="spellEnd"/>
-      <w:r>
-        <w:t xml:space="preserve"> entre </w:t>
-      </w:r>
-      <w:proofErr w:type="spellStart"/>
-      <w:r>
-        <w:t>si</w:t>
-      </w:r>
-      <w:proofErr w:type="spellEnd"/>
-      <w:r>
-        <w:t>?</w:t>
+        <w:t>As duas fontes de dados utilizadas (CSV e JSON) concordam entre si?</w:t>
       </w:r>
     </w:p>
     <w:p>
@@ -4222,571 +3266,30 @@
           <w:numId w:val="2"/>
         </w:numPr>
       </w:pPr>
-      <w:proofErr w:type="spellStart"/>
-      <w:r>
-        <w:t>Que</w:t>
-      </w:r>
-      <w:proofErr w:type="spellEnd"/>
-      <w:r>
-        <w:t xml:space="preserve"> </w:t>
-      </w:r>
-      <w:proofErr w:type="spellStart"/>
-      <w:r>
-        <w:t>jogos</w:t>
-      </w:r>
-      <w:proofErr w:type="spellEnd"/>
-      <w:r>
-        <w:t xml:space="preserve"> </w:t>
-      </w:r>
-      <w:proofErr w:type="spellStart"/>
-      <w:r>
-        <w:t>merecem</w:t>
-      </w:r>
-      <w:proofErr w:type="spellEnd"/>
-      <w:r>
-        <w:t xml:space="preserve"> ser </w:t>
-      </w:r>
-      <w:proofErr w:type="spellStart"/>
-      <w:r>
-        <w:t>assinalados</w:t>
-      </w:r>
-      <w:proofErr w:type="spellEnd"/>
-      <w:r>
-        <w:t xml:space="preserve"> </w:t>
-      </w:r>
-      <w:proofErr w:type="spellStart"/>
-      <w:r>
-        <w:t>como</w:t>
-      </w:r>
-      <w:proofErr w:type="spellEnd"/>
-      <w:r>
-        <w:t xml:space="preserve"> </w:t>
-      </w:r>
-      <w:proofErr w:type="spellStart"/>
-      <w:r>
-        <w:t>alertas</w:t>
-      </w:r>
-      <w:proofErr w:type="spellEnd"/>
-      <w:r>
-        <w:t xml:space="preserve"> de </w:t>
-      </w:r>
-      <w:proofErr w:type="spellStart"/>
-      <w:r>
-        <w:t>resultado</w:t>
-      </w:r>
-      <w:proofErr w:type="spellEnd"/>
-      <w:r>
-        <w:t xml:space="preserve"> (</w:t>
-      </w:r>
-      <w:proofErr w:type="spellStart"/>
-      <w:r>
-        <w:t>goleadas</w:t>
-      </w:r>
-      <w:proofErr w:type="spellEnd"/>
-      <w:r>
-        <w:t>)?</w:t>
-      </w:r>
-    </w:p>
-    <w:p>
-      <w:proofErr w:type="spellStart"/>
+      <w:r>
+        <w:t>Que jogos merecem ser assinalados como alertas de resultado (goleadas)?</w:t>
+      </w:r>
+    </w:p>
+    <w:p>
       <w:r>
         <w:rPr>
           <w:b/>
         </w:rPr>
-        <w:t>Âmbito</w:t>
-      </w:r>
-      <w:proofErr w:type="spellEnd"/>
+        <w:t>Âmbito.</w:t>
+      </w:r>
+      <w:r>
+        <w:t xml:space="preserve"> Seleções e jogos: grupos, classificações, confederações e alertas de resultados. Os dados provêm de um dataset público (licença CC0) com 48 seleções, 104 jogos, 16 estádios, 7 fases do torneio, 601 eventos de jogo e um ficheiro JSON com o detalhe dos jogos.</w:t>
+      </w:r>
+    </w:p>
+    <w:p>
       <w:r>
         <w:rPr>
           <w:b/>
         </w:rPr>
-        <w:t>.</w:t>
-      </w:r>
-      <w:r>
-        <w:t xml:space="preserve"> </w:t>
-      </w:r>
-      <w:proofErr w:type="spellStart"/>
-      <w:r>
-        <w:t>Seleções</w:t>
-      </w:r>
-      <w:proofErr w:type="spellEnd"/>
-      <w:r>
-        <w:t xml:space="preserve"> e </w:t>
-      </w:r>
-      <w:proofErr w:type="spellStart"/>
-      <w:r>
-        <w:t>jogos</w:t>
-      </w:r>
-      <w:proofErr w:type="spellEnd"/>
-      <w:r>
-        <w:t xml:space="preserve">: </w:t>
-      </w:r>
-      <w:proofErr w:type="spellStart"/>
-      <w:r>
-        <w:t>grupos</w:t>
-      </w:r>
-      <w:proofErr w:type="spellEnd"/>
-      <w:r>
-        <w:t xml:space="preserve">, </w:t>
-      </w:r>
-      <w:proofErr w:type="spellStart"/>
-      <w:r>
-        <w:t>classificações</w:t>
-      </w:r>
-      <w:proofErr w:type="spellEnd"/>
-      <w:r>
-        <w:t xml:space="preserve">, </w:t>
-      </w:r>
-      <w:proofErr w:type="spellStart"/>
-      <w:r>
-        <w:t>confederações</w:t>
-      </w:r>
-      <w:proofErr w:type="spellEnd"/>
-      <w:r>
-        <w:t xml:space="preserve"> e </w:t>
-      </w:r>
-      <w:proofErr w:type="spellStart"/>
-      <w:r>
-        <w:t>alertas</w:t>
-      </w:r>
-      <w:proofErr w:type="spellEnd"/>
-      <w:r>
-        <w:t xml:space="preserve"> de </w:t>
-      </w:r>
-      <w:proofErr w:type="spellStart"/>
-      <w:r>
-        <w:t>resultados</w:t>
-      </w:r>
-      <w:proofErr w:type="spellEnd"/>
-      <w:r>
-        <w:t xml:space="preserve">. </w:t>
-      </w:r>
-      <w:proofErr w:type="spellStart"/>
-      <w:r>
-        <w:t>Os</w:t>
-      </w:r>
-      <w:proofErr w:type="spellEnd"/>
-      <w:r>
-        <w:t xml:space="preserve"> dados </w:t>
-      </w:r>
-      <w:proofErr w:type="spellStart"/>
-      <w:r>
-        <w:t>provêm</w:t>
-      </w:r>
-      <w:proofErr w:type="spellEnd"/>
-      <w:r>
-        <w:t xml:space="preserve"> de um dataset </w:t>
-      </w:r>
-      <w:proofErr w:type="spellStart"/>
-      <w:r>
-        <w:t>público</w:t>
-      </w:r>
-      <w:proofErr w:type="spellEnd"/>
-      <w:r>
-        <w:t xml:space="preserve"> (</w:t>
-      </w:r>
-      <w:proofErr w:type="spellStart"/>
-      <w:r>
-        <w:t>licença</w:t>
-      </w:r>
-      <w:proofErr w:type="spellEnd"/>
-      <w:r>
-        <w:t xml:space="preserve"> CC0) com 48 </w:t>
-      </w:r>
-      <w:proofErr w:type="spellStart"/>
-      <w:r>
-        <w:t>seleções</w:t>
-      </w:r>
-      <w:proofErr w:type="spellEnd"/>
-      <w:r>
-        <w:t xml:space="preserve">, 104 </w:t>
-      </w:r>
-      <w:proofErr w:type="spellStart"/>
-      <w:r>
-        <w:t>jogos</w:t>
-      </w:r>
-      <w:proofErr w:type="spellEnd"/>
-      <w:r>
-        <w:t xml:space="preserve">, 16 </w:t>
-      </w:r>
-      <w:proofErr w:type="spellStart"/>
-      <w:r>
-        <w:t>estádios</w:t>
-      </w:r>
-      <w:proofErr w:type="spellEnd"/>
-      <w:r>
-        <w:t xml:space="preserve">, 7 </w:t>
-      </w:r>
-      <w:proofErr w:type="spellStart"/>
-      <w:r>
-        <w:t>fases</w:t>
-      </w:r>
-      <w:proofErr w:type="spellEnd"/>
-      <w:r>
-        <w:t xml:space="preserve"> do </w:t>
-      </w:r>
-      <w:proofErr w:type="spellStart"/>
-      <w:r>
-        <w:t>torneio</w:t>
-      </w:r>
-      <w:proofErr w:type="spellEnd"/>
-      <w:r>
-        <w:t xml:space="preserve">, 601 </w:t>
-      </w:r>
-      <w:proofErr w:type="spellStart"/>
-      <w:r>
-        <w:t>eventos</w:t>
-      </w:r>
-      <w:proofErr w:type="spellEnd"/>
-      <w:r>
-        <w:t xml:space="preserve"> de </w:t>
-      </w:r>
-      <w:proofErr w:type="spellStart"/>
-      <w:r>
-        <w:t>jogo</w:t>
-      </w:r>
-      <w:proofErr w:type="spellEnd"/>
-      <w:r>
-        <w:t xml:space="preserve"> e um </w:t>
-      </w:r>
-      <w:proofErr w:type="spellStart"/>
-      <w:r>
-        <w:t>ficheiro</w:t>
-      </w:r>
-      <w:proofErr w:type="spellEnd"/>
-      <w:r>
-        <w:t xml:space="preserve"> JSON com o </w:t>
-      </w:r>
-      <w:proofErr w:type="spellStart"/>
-      <w:r>
-        <w:t>detalhe</w:t>
-      </w:r>
-      <w:proofErr w:type="spellEnd"/>
-      <w:r>
-        <w:t xml:space="preserve"> dos </w:t>
-      </w:r>
-      <w:proofErr w:type="spellStart"/>
-      <w:r>
-        <w:t>jogos</w:t>
-      </w:r>
-      <w:proofErr w:type="spellEnd"/>
-      <w:r>
-        <w:t>.</w:t>
-      </w:r>
-    </w:p>
-    <w:p>
-      <w:proofErr w:type="spellStart"/>
-      <w:r>
-        <w:rPr>
-          <w:b/>
-        </w:rPr>
-        <w:t>Limites</w:t>
-      </w:r>
-      <w:proofErr w:type="spellEnd"/>
-      <w:r>
-        <w:rPr>
-          <w:b/>
-        </w:rPr>
-        <w:t>.</w:t>
-      </w:r>
-      <w:r>
-        <w:t xml:space="preserve"> O </w:t>
-      </w:r>
-      <w:proofErr w:type="spellStart"/>
-      <w:r>
-        <w:t>torneio</w:t>
-      </w:r>
-      <w:proofErr w:type="spellEnd"/>
-      <w:r>
-        <w:t xml:space="preserve"> </w:t>
-      </w:r>
-      <w:proofErr w:type="spellStart"/>
-      <w:r>
-        <w:t>já</w:t>
-      </w:r>
-      <w:proofErr w:type="spellEnd"/>
-      <w:r>
-        <w:t xml:space="preserve"> </w:t>
-      </w:r>
-      <w:proofErr w:type="spellStart"/>
-      <w:r>
-        <w:t>terminou</w:t>
-      </w:r>
-      <w:proofErr w:type="spellEnd"/>
-      <w:r>
-        <w:t xml:space="preserve">, </w:t>
-      </w:r>
-      <w:proofErr w:type="spellStart"/>
-      <w:r>
-        <w:t>por</w:t>
-      </w:r>
-      <w:proofErr w:type="spellEnd"/>
-      <w:r>
-        <w:t xml:space="preserve"> </w:t>
-      </w:r>
-      <w:proofErr w:type="spellStart"/>
-      <w:r>
-        <w:t>isso</w:t>
-      </w:r>
-      <w:proofErr w:type="spellEnd"/>
-      <w:r>
-        <w:t xml:space="preserve"> </w:t>
-      </w:r>
-      <w:proofErr w:type="spellStart"/>
-      <w:r>
-        <w:t>os</w:t>
-      </w:r>
-      <w:proofErr w:type="spellEnd"/>
-      <w:r>
-        <w:t xml:space="preserve"> dados </w:t>
-      </w:r>
-      <w:proofErr w:type="spellStart"/>
-      <w:r>
-        <w:t>são</w:t>
-      </w:r>
-      <w:proofErr w:type="spellEnd"/>
-      <w:r>
-        <w:t xml:space="preserve"> </w:t>
-      </w:r>
-      <w:proofErr w:type="spellStart"/>
-      <w:r>
-        <w:t>estáticos</w:t>
-      </w:r>
-      <w:proofErr w:type="spellEnd"/>
-      <w:r>
-        <w:t xml:space="preserve"> e </w:t>
-      </w:r>
-      <w:proofErr w:type="spellStart"/>
-      <w:r>
-        <w:t>os</w:t>
-      </w:r>
-      <w:proofErr w:type="spellEnd"/>
-      <w:r>
-        <w:t xml:space="preserve"> </w:t>
-      </w:r>
-      <w:proofErr w:type="spellStart"/>
-      <w:r>
-        <w:t>alertas</w:t>
-      </w:r>
-      <w:proofErr w:type="spellEnd"/>
-      <w:r>
-        <w:t xml:space="preserve"> </w:t>
-      </w:r>
-      <w:proofErr w:type="spellStart"/>
-      <w:r>
-        <w:t>são</w:t>
-      </w:r>
-      <w:proofErr w:type="spellEnd"/>
-      <w:r>
-        <w:t xml:space="preserve"> </w:t>
-      </w:r>
-      <w:proofErr w:type="spellStart"/>
-      <w:r>
-        <w:t>calculados</w:t>
-      </w:r>
-      <w:proofErr w:type="spellEnd"/>
-      <w:r>
-        <w:t xml:space="preserve"> </w:t>
-      </w:r>
-      <w:proofErr w:type="spellStart"/>
-      <w:r>
-        <w:t>sobre</w:t>
-      </w:r>
-      <w:proofErr w:type="spellEnd"/>
-      <w:r>
-        <w:t xml:space="preserve"> </w:t>
-      </w:r>
-      <w:proofErr w:type="spellStart"/>
-      <w:r>
-        <w:t>os</w:t>
-      </w:r>
-      <w:proofErr w:type="spellEnd"/>
-      <w:r>
-        <w:t xml:space="preserve"> </w:t>
-      </w:r>
-      <w:proofErr w:type="spellStart"/>
-      <w:r>
-        <w:t>resultados</w:t>
-      </w:r>
-      <w:proofErr w:type="spellEnd"/>
-      <w:r>
-        <w:t xml:space="preserve"> </w:t>
-      </w:r>
-      <w:proofErr w:type="spellStart"/>
-      <w:r>
-        <w:t>finais</w:t>
-      </w:r>
-      <w:proofErr w:type="spellEnd"/>
-      <w:r>
-        <w:t xml:space="preserve">, e </w:t>
-      </w:r>
-      <w:proofErr w:type="spellStart"/>
-      <w:r>
-        <w:t>não</w:t>
-      </w:r>
-      <w:proofErr w:type="spellEnd"/>
-      <w:r>
-        <w:t xml:space="preserve"> </w:t>
-      </w:r>
-      <w:proofErr w:type="spellStart"/>
-      <w:r>
-        <w:t>em</w:t>
-      </w:r>
-      <w:proofErr w:type="spellEnd"/>
-      <w:r>
-        <w:t xml:space="preserve"> tempo real. A </w:t>
-      </w:r>
-      <w:proofErr w:type="spellStart"/>
-      <w:r>
-        <w:t>classificação</w:t>
-      </w:r>
-      <w:proofErr w:type="spellEnd"/>
-      <w:r>
-        <w:t xml:space="preserve"> </w:t>
-      </w:r>
-      <w:proofErr w:type="spellStart"/>
-      <w:r>
-        <w:t>cobre</w:t>
-      </w:r>
-      <w:proofErr w:type="spellEnd"/>
-      <w:r>
-        <w:t xml:space="preserve"> </w:t>
-      </w:r>
-      <w:proofErr w:type="spellStart"/>
-      <w:r>
-        <w:t>apenas</w:t>
-      </w:r>
-      <w:proofErr w:type="spellEnd"/>
-      <w:r>
-        <w:t xml:space="preserve"> a </w:t>
-      </w:r>
-      <w:proofErr w:type="spellStart"/>
-      <w:r>
-        <w:t>fase</w:t>
-      </w:r>
-      <w:proofErr w:type="spellEnd"/>
-      <w:r>
-        <w:t xml:space="preserve"> de </w:t>
-      </w:r>
-      <w:proofErr w:type="spellStart"/>
-      <w:r>
-        <w:t>grupos</w:t>
-      </w:r>
-      <w:proofErr w:type="spellEnd"/>
-      <w:r>
-        <w:t xml:space="preserve"> (72 </w:t>
-      </w:r>
-      <w:proofErr w:type="spellStart"/>
-      <w:r>
-        <w:t>jogos</w:t>
-      </w:r>
-      <w:proofErr w:type="spellEnd"/>
-      <w:r>
-        <w:t xml:space="preserve">), </w:t>
-      </w:r>
-      <w:proofErr w:type="spellStart"/>
-      <w:r>
-        <w:t>porque</w:t>
-      </w:r>
-      <w:proofErr w:type="spellEnd"/>
-      <w:r>
-        <w:t xml:space="preserve"> </w:t>
-      </w:r>
-      <w:proofErr w:type="spellStart"/>
-      <w:r>
-        <w:t>nas</w:t>
-      </w:r>
-      <w:proofErr w:type="spellEnd"/>
-      <w:r>
-        <w:t xml:space="preserve"> </w:t>
-      </w:r>
-      <w:proofErr w:type="spellStart"/>
-      <w:r>
-        <w:t>eliminatórias</w:t>
-      </w:r>
-      <w:proofErr w:type="spellEnd"/>
-      <w:r>
-        <w:t xml:space="preserve"> </w:t>
-      </w:r>
-      <w:proofErr w:type="spellStart"/>
-      <w:r>
-        <w:t>os</w:t>
-      </w:r>
-      <w:proofErr w:type="spellEnd"/>
-      <w:r>
-        <w:t xml:space="preserve"> </w:t>
-      </w:r>
-      <w:proofErr w:type="spellStart"/>
-      <w:r>
-        <w:t>empates</w:t>
-      </w:r>
-      <w:proofErr w:type="spellEnd"/>
-      <w:r>
-        <w:t xml:space="preserve"> </w:t>
-      </w:r>
-      <w:proofErr w:type="spellStart"/>
-      <w:r>
-        <w:t>são</w:t>
-      </w:r>
-      <w:proofErr w:type="spellEnd"/>
-      <w:r>
-        <w:t xml:space="preserve"> </w:t>
-      </w:r>
-      <w:proofErr w:type="spellStart"/>
-      <w:r>
-        <w:t>decididos</w:t>
-      </w:r>
-      <w:proofErr w:type="spellEnd"/>
-      <w:r>
-        <w:t xml:space="preserve"> </w:t>
-      </w:r>
-      <w:proofErr w:type="spellStart"/>
-      <w:r>
-        <w:t>por</w:t>
-      </w:r>
-      <w:proofErr w:type="spellEnd"/>
-      <w:r>
-        <w:t xml:space="preserve"> </w:t>
-      </w:r>
-      <w:proofErr w:type="spellStart"/>
-      <w:r>
-        <w:t>penáltis</w:t>
-      </w:r>
-      <w:proofErr w:type="spellEnd"/>
-      <w:r>
-        <w:t xml:space="preserve"> e a </w:t>
-      </w:r>
-      <w:proofErr w:type="spellStart"/>
-      <w:r>
-        <w:t>contagem</w:t>
-      </w:r>
-      <w:proofErr w:type="spellEnd"/>
-      <w:r>
-        <w:t xml:space="preserve"> de </w:t>
-      </w:r>
-      <w:proofErr w:type="spellStart"/>
-      <w:r>
-        <w:t>pontos</w:t>
-      </w:r>
-      <w:proofErr w:type="spellEnd"/>
-      <w:r>
-        <w:t xml:space="preserve"> </w:t>
-      </w:r>
-      <w:proofErr w:type="spellStart"/>
-      <w:r>
-        <w:t>deixa</w:t>
-      </w:r>
-      <w:proofErr w:type="spellEnd"/>
-      <w:r>
-        <w:t xml:space="preserve"> de se </w:t>
-      </w:r>
-      <w:proofErr w:type="spellStart"/>
-      <w:r>
-        <w:t>aplicar</w:t>
-      </w:r>
-      <w:proofErr w:type="spellEnd"/>
-      <w:r>
-        <w:t>.</w:t>
+        <w:t>Limites.</w:t>
+      </w:r>
+      <w:r>
+        <w:t xml:space="preserve"> O torneio já terminou, por isso os dados são estáticos e os alertas são calculados sobre os resultados finais, e não em tempo real. A classificação cobre apenas a fase de grupos (72 jogos), porque nas eliminatórias os empates são decididos por penáltis e a contagem de pontos deixa de se aplicar.</w:t>
       </w:r>
     </w:p>
     <w:p/>
@@ -4802,97 +3305,25 @@
         <w:rPr>
           <w:color w:val="156082" w:themeColor="accent1"/>
         </w:rPr>
-        <w:t xml:space="preserve">3. </w:t>
-      </w:r>
-      <w:proofErr w:type="spellStart"/>
-      <w:r>
+        <w:t>3. Estratégia utilizada</w:t>
+      </w:r>
+      <w:bookmarkEnd w:id="5"/>
+    </w:p>
+    <w:p>
+      <w:pPr>
+        <w:pStyle w:val="Ttulo3"/>
         <w:rPr>
           <w:color w:val="156082" w:themeColor="accent1"/>
         </w:rPr>
-        <w:t>Estratégia</w:t>
-      </w:r>
-      <w:proofErr w:type="spellEnd"/>
+      </w:pPr>
+      <w:bookmarkStart w:id="6" w:name="_Toc243568604"/>
       <w:r>
         <w:rPr>
           <w:color w:val="156082" w:themeColor="accent1"/>
         </w:rPr>
-        <w:t xml:space="preserve"> </w:t>
-      </w:r>
-      <w:proofErr w:type="spellStart"/>
-      <w:r>
-        <w:rPr>
-          <w:color w:val="156082" w:themeColor="accent1"/>
-        </w:rPr>
-        <w:t>utilizada</w:t>
-      </w:r>
-      <w:bookmarkEnd w:id="5"/>
-      <w:proofErr w:type="spellEnd"/>
-    </w:p>
-    <w:p>
-      <w:pPr>
-        <w:pStyle w:val="Ttulo3"/>
-        <w:rPr>
-          <w:color w:val="156082" w:themeColor="accent1"/>
-        </w:rPr>
-      </w:pPr>
-      <w:bookmarkStart w:id="6" w:name="_Toc243568604"/>
-      <w:r>
-        <w:rPr>
-          <w:color w:val="156082" w:themeColor="accent1"/>
-        </w:rPr>
-        <w:t xml:space="preserve">3.1 </w:t>
-      </w:r>
-      <w:proofErr w:type="spellStart"/>
-      <w:r>
-        <w:rPr>
-          <w:color w:val="156082" w:themeColor="accent1"/>
-        </w:rPr>
-        <w:t>Arquitetura</w:t>
-      </w:r>
-      <w:proofErr w:type="spellEnd"/>
-      <w:r>
-        <w:rPr>
-          <w:color w:val="156082" w:themeColor="accent1"/>
-        </w:rPr>
-        <w:t xml:space="preserve"> </w:t>
-      </w:r>
-      <w:proofErr w:type="spellStart"/>
-      <w:r>
-        <w:rPr>
-          <w:color w:val="156082" w:themeColor="accent1"/>
-        </w:rPr>
-        <w:t>em</w:t>
-      </w:r>
-      <w:proofErr w:type="spellEnd"/>
-      <w:r>
-        <w:rPr>
-          <w:color w:val="156082" w:themeColor="accent1"/>
-        </w:rPr>
-        <w:t xml:space="preserve"> </w:t>
-      </w:r>
-      <w:proofErr w:type="spellStart"/>
-      <w:r>
-        <w:rPr>
-          <w:color w:val="156082" w:themeColor="accent1"/>
-        </w:rPr>
-        <w:t>três</w:t>
-      </w:r>
-      <w:proofErr w:type="spellEnd"/>
-      <w:r>
-        <w:rPr>
-          <w:color w:val="156082" w:themeColor="accent1"/>
-        </w:rPr>
-        <w:t xml:space="preserve"> </w:t>
-      </w:r>
-      <w:proofErr w:type="spellStart"/>
-      <w:r>
-        <w:rPr>
-          <w:color w:val="156082" w:themeColor="accent1"/>
-        </w:rPr>
-        <w:t>fases</w:t>
+        <w:t>3.1 Arquitetura em três fases</w:t>
       </w:r>
       <w:bookmarkEnd w:id="6"/>
-      <w:proofErr w:type="spellEnd"/>
     </w:p>
     <w:p/>
     <w:tbl>
@@ -4929,11 +3360,9 @@
             <w:shd w:val="clear" w:color="auto" w:fill="F2F2F2"/>
           </w:tcPr>
           <w:p>
-            <w:proofErr w:type="spellStart"/>
             <w:r>
               <w:t>Objetivo</w:t>
             </w:r>
-            <w:proofErr w:type="spellEnd"/>
           </w:p>
         </w:tc>
         <w:tc>
@@ -4942,11 +3371,9 @@
             <w:shd w:val="clear" w:color="auto" w:fill="F2F2F2"/>
           </w:tcPr>
           <w:p>
-            <w:proofErr w:type="spellStart"/>
             <w:r>
               <w:t>Processos</w:t>
             </w:r>
-            <w:proofErr w:type="spellEnd"/>
           </w:p>
         </w:tc>
         <w:tc>
@@ -4955,11 +3382,9 @@
             <w:shd w:val="clear" w:color="auto" w:fill="F2F2F2"/>
           </w:tcPr>
           <w:p>
-            <w:proofErr w:type="spellStart"/>
             <w:r>
               <w:t>Resultado</w:t>
             </w:r>
-            <w:proofErr w:type="spellEnd"/>
           </w:p>
         </w:tc>
       </w:tr>
@@ -4980,23 +3405,7 @@
           </w:tcPr>
           <w:p>
             <w:r>
-              <w:t xml:space="preserve">Ler CSV e JSON e </w:t>
-            </w:r>
-            <w:proofErr w:type="spellStart"/>
-            <w:r>
-              <w:t>guardar</w:t>
-            </w:r>
-            <w:proofErr w:type="spellEnd"/>
-            <w:r>
-              <w:t xml:space="preserve"> </w:t>
-            </w:r>
-            <w:proofErr w:type="spellStart"/>
-            <w:r>
-              <w:t>em</w:t>
-            </w:r>
-            <w:proofErr w:type="spellEnd"/>
-            <w:r>
-              <w:t xml:space="preserve"> staging</w:t>
+              <w:t>Ler CSV e JSON e guardar em staging</w:t>
             </w:r>
           </w:p>
         </w:tc>
@@ -5016,15 +3425,7 @@
           </w:tcPr>
           <w:p>
             <w:r>
-              <w:t xml:space="preserve">Seis </w:t>
-            </w:r>
-            <w:proofErr w:type="spellStart"/>
-            <w:r>
-              <w:t>tabelas</w:t>
-            </w:r>
-            <w:proofErr w:type="spellEnd"/>
-            <w:r>
-              <w:t xml:space="preserve"> stg_</w:t>
+              <w:t>Seis tabelas stg_</w:t>
             </w:r>
           </w:p>
         </w:tc>
@@ -5046,37 +3447,8 @@
           </w:tcPr>
           <w:p>
             <w:r>
-              <w:t xml:space="preserve">Validar, </w:t>
-            </w:r>
-            <w:proofErr w:type="spellStart"/>
-            <w:r>
-              <w:t>cruzar</w:t>
-            </w:r>
-            <w:proofErr w:type="spellEnd"/>
-            <w:r>
-              <w:t xml:space="preserve">, </w:t>
-            </w:r>
-            <w:proofErr w:type="spellStart"/>
-            <w:r>
-              <w:t>calcular</w:t>
-            </w:r>
-            <w:proofErr w:type="spellEnd"/>
-            <w:r>
-              <w:t xml:space="preserve"> </w:t>
-            </w:r>
-            <w:proofErr w:type="spellStart"/>
-            <w:r>
-              <w:t>classificação</w:t>
-            </w:r>
-            <w:proofErr w:type="spellEnd"/>
-            <w:r>
-              <w:t xml:space="preserve"> e </w:t>
-            </w:r>
-            <w:proofErr w:type="spellStart"/>
-            <w:r>
-              <w:t>alertas</w:t>
-            </w:r>
-            <w:proofErr w:type="spellEnd"/>
+              <w:t>Validar, cruzar, calcular classificação e alertas</w:t>
+            </w:r>
           </w:p>
         </w:tc>
         <w:tc>
@@ -5094,27 +3466,9 @@
             <w:tcW w:w="2296" w:type="dxa"/>
           </w:tcPr>
           <w:p>
-            <w:proofErr w:type="spellStart"/>
-            <w:r>
-              <w:t>Tabela</w:t>
-            </w:r>
-            <w:proofErr w:type="spellEnd"/>
-            <w:r>
-              <w:t xml:space="preserve"> </w:t>
-            </w:r>
-            <w:proofErr w:type="spellStart"/>
-            <w:r>
-              <w:t>classificacao_grupo</w:t>
-            </w:r>
-            <w:proofErr w:type="spellEnd"/>
-            <w:r>
-              <w:t xml:space="preserve"> e </w:t>
-            </w:r>
-            <w:proofErr w:type="spellStart"/>
-            <w:r>
-              <w:t>alertas</w:t>
-            </w:r>
-            <w:proofErr w:type="spellEnd"/>
+            <w:r>
+              <w:t>Tabela classificacao_grupo e alertas</w:t>
+            </w:r>
           </w:p>
         </w:tc>
       </w:tr>
@@ -5134,19 +3488,9 @@
             <w:tcW w:w="2424" w:type="dxa"/>
           </w:tcPr>
           <w:p>
-            <w:proofErr w:type="spellStart"/>
-            <w:r>
-              <w:t>Persistir</w:t>
-            </w:r>
-            <w:proofErr w:type="spellEnd"/>
-            <w:r>
-              <w:t xml:space="preserve"> e </w:t>
-            </w:r>
-            <w:proofErr w:type="spellStart"/>
-            <w:r>
-              <w:t>exportar</w:t>
-            </w:r>
-            <w:proofErr w:type="spellEnd"/>
+            <w:r>
+              <w:t>Persistir e exportar</w:t>
+            </w:r>
           </w:p>
         </w:tc>
         <w:tc>
@@ -5164,13 +3508,8 @@
             <w:tcW w:w="2296" w:type="dxa"/>
           </w:tcPr>
           <w:p>
-            <w:proofErr w:type="spellStart"/>
-            <w:r>
-              <w:t>Ficheiros</w:t>
-            </w:r>
-            <w:proofErr w:type="spellEnd"/>
-            <w:r>
-              <w:t xml:space="preserve"> CSV, JSON e XML</w:t>
+            <w:r>
+              <w:t>Ficheiros CSV, JSON e XML</w:t>
             </w:r>
           </w:p>
         </w:tc>
@@ -5181,11 +3520,9 @@
             <w:tcW w:w="2300" w:type="dxa"/>
           </w:tcPr>
           <w:p>
-            <w:proofErr w:type="spellStart"/>
             <w:r>
               <w:t>Orquestração</w:t>
             </w:r>
-            <w:proofErr w:type="spellEnd"/>
           </w:p>
         </w:tc>
         <w:tc>
@@ -5193,45 +3530,8 @@
             <w:tcW w:w="2424" w:type="dxa"/>
           </w:tcPr>
           <w:p>
-            <w:proofErr w:type="spellStart"/>
-            <w:r>
-              <w:t>Executar</w:t>
-            </w:r>
-            <w:proofErr w:type="spellEnd"/>
-            <w:r>
-              <w:t xml:space="preserve"> </w:t>
-            </w:r>
-            <w:proofErr w:type="spellStart"/>
-            <w:r>
-              <w:t>tudo</w:t>
-            </w:r>
-            <w:proofErr w:type="spellEnd"/>
-            <w:r>
-              <w:t xml:space="preserve"> </w:t>
-            </w:r>
-            <w:proofErr w:type="spellStart"/>
-            <w:r>
-              <w:t>por</w:t>
-            </w:r>
-            <w:proofErr w:type="spellEnd"/>
-            <w:r>
-              <w:t xml:space="preserve"> </w:t>
-            </w:r>
-            <w:proofErr w:type="spellStart"/>
-            <w:r>
-              <w:t>ordem</w:t>
-            </w:r>
-            <w:proofErr w:type="spellEnd"/>
-            <w:r>
-              <w:t xml:space="preserve">, com </w:t>
-            </w:r>
-            <w:proofErr w:type="spellStart"/>
-            <w:r>
-              <w:t>erro</w:t>
-            </w:r>
-            <w:proofErr w:type="spellEnd"/>
-            <w:r>
-              <w:t xml:space="preserve"> e log</w:t>
+            <w:r>
+              <w:t>Executar tudo por ordem, com erro e log</w:t>
             </w:r>
           </w:p>
         </w:tc>
@@ -5240,11 +3540,9 @@
             <w:tcW w:w="2340" w:type="dxa"/>
           </w:tcPr>
           <w:p>
-            <w:proofErr w:type="spellStart"/>
             <w:r>
               <w:t>main_job</w:t>
             </w:r>
-            <w:proofErr w:type="spellEnd"/>
           </w:p>
         </w:tc>
         <w:tc>
@@ -5253,249 +3551,15 @@
           </w:tcPr>
           <w:p>
             <w:r>
-              <w:t xml:space="preserve">Log de </w:t>
-            </w:r>
-            <w:proofErr w:type="spellStart"/>
-            <w:r>
-              <w:t>execução</w:t>
-            </w:r>
-            <w:proofErr w:type="spellEnd"/>
+              <w:t>Log de execução</w:t>
+            </w:r>
           </w:p>
         </w:tc>
       </w:tr>
     </w:tbl>
     <w:p>
-      <w:proofErr w:type="spellStart"/>
-      <w:r>
-        <w:t>Os</w:t>
-      </w:r>
-      <w:proofErr w:type="spellEnd"/>
-      <w:r>
-        <w:t xml:space="preserve"> dados lidos </w:t>
-      </w:r>
-      <w:proofErr w:type="spellStart"/>
-      <w:r>
-        <w:t>na</w:t>
-      </w:r>
-      <w:proofErr w:type="spellEnd"/>
-      <w:r>
-        <w:t xml:space="preserve"> Fase 1 </w:t>
-      </w:r>
-      <w:proofErr w:type="spellStart"/>
-      <w:r>
-        <w:t>são</w:t>
-      </w:r>
-      <w:proofErr w:type="spellEnd"/>
-      <w:r>
-        <w:t xml:space="preserve"> </w:t>
-      </w:r>
-      <w:proofErr w:type="spellStart"/>
-      <w:r>
-        <w:t>guardados</w:t>
-      </w:r>
-      <w:proofErr w:type="spellEnd"/>
-      <w:r>
-        <w:t xml:space="preserve"> </w:t>
-      </w:r>
-      <w:proofErr w:type="spellStart"/>
-      <w:r>
-        <w:t>em</w:t>
-      </w:r>
-      <w:proofErr w:type="spellEnd"/>
-      <w:r>
-        <w:t xml:space="preserve"> </w:t>
-      </w:r>
-      <w:proofErr w:type="spellStart"/>
-      <w:r>
-        <w:t>tabelas</w:t>
-      </w:r>
-      <w:proofErr w:type="spellEnd"/>
-      <w:r>
-        <w:t xml:space="preserve"> de staging </w:t>
-      </w:r>
-      <w:proofErr w:type="spellStart"/>
-      <w:r>
-        <w:t>na</w:t>
-      </w:r>
-      <w:proofErr w:type="spellEnd"/>
-      <w:r>
-        <w:t xml:space="preserve"> base de dados, </w:t>
-      </w:r>
-      <w:proofErr w:type="spellStart"/>
-      <w:r>
-        <w:t>em</w:t>
-      </w:r>
-      <w:proofErr w:type="spellEnd"/>
-      <w:r>
-        <w:t xml:space="preserve"> </w:t>
-      </w:r>
-      <w:proofErr w:type="spellStart"/>
-      <w:r>
-        <w:t>vez</w:t>
-      </w:r>
-      <w:proofErr w:type="spellEnd"/>
-      <w:r>
-        <w:t xml:space="preserve"> de </w:t>
-      </w:r>
-      <w:proofErr w:type="spellStart"/>
-      <w:r>
-        <w:t>passarem</w:t>
-      </w:r>
-      <w:proofErr w:type="spellEnd"/>
-      <w:r>
-        <w:t xml:space="preserve"> </w:t>
-      </w:r>
-      <w:proofErr w:type="spellStart"/>
-      <w:r>
-        <w:t>diretamente</w:t>
-      </w:r>
-      <w:proofErr w:type="spellEnd"/>
-      <w:r>
-        <w:t xml:space="preserve"> à Fase 2. Isto </w:t>
-      </w:r>
-      <w:proofErr w:type="spellStart"/>
-      <w:r>
-        <w:t>torna</w:t>
-      </w:r>
-      <w:proofErr w:type="spellEnd"/>
-      <w:r>
-        <w:t xml:space="preserve"> </w:t>
-      </w:r>
-      <w:proofErr w:type="spellStart"/>
-      <w:r>
-        <w:t>cada</w:t>
-      </w:r>
-      <w:proofErr w:type="spellEnd"/>
-      <w:r>
-        <w:t xml:space="preserve"> </w:t>
-      </w:r>
-      <w:proofErr w:type="spellStart"/>
-      <w:r>
-        <w:t>fase</w:t>
-      </w:r>
-      <w:proofErr w:type="spellEnd"/>
-      <w:r>
-        <w:t xml:space="preserve"> </w:t>
-      </w:r>
-      <w:proofErr w:type="spellStart"/>
-      <w:r>
-        <w:t>independente</w:t>
-      </w:r>
-      <w:proofErr w:type="spellEnd"/>
-      <w:r>
-        <w:t xml:space="preserve"> (a Fase 2 </w:t>
-      </w:r>
-      <w:proofErr w:type="spellStart"/>
-      <w:r>
-        <w:t>começa</w:t>
-      </w:r>
-      <w:proofErr w:type="spellEnd"/>
-      <w:r>
-        <w:t xml:space="preserve"> sempre dos </w:t>
-      </w:r>
-      <w:proofErr w:type="spellStart"/>
-      <w:r>
-        <w:t>mesmos</w:t>
-      </w:r>
-      <w:proofErr w:type="spellEnd"/>
-      <w:r>
-        <w:t xml:space="preserve"> dados </w:t>
-      </w:r>
-      <w:proofErr w:type="spellStart"/>
-      <w:r>
-        <w:t>guardados</w:t>
-      </w:r>
-      <w:proofErr w:type="spellEnd"/>
-      <w:r>
-        <w:t xml:space="preserve">), </w:t>
-      </w:r>
-      <w:proofErr w:type="spellStart"/>
-      <w:r>
-        <w:t>permite</w:t>
-      </w:r>
-      <w:proofErr w:type="spellEnd"/>
-      <w:r>
-        <w:t xml:space="preserve"> </w:t>
-      </w:r>
-      <w:proofErr w:type="spellStart"/>
-      <w:r>
-        <w:t>repetir</w:t>
-      </w:r>
-      <w:proofErr w:type="spellEnd"/>
-      <w:r>
-        <w:t xml:space="preserve"> as </w:t>
-      </w:r>
-      <w:proofErr w:type="spellStart"/>
-      <w:r>
-        <w:t>transformações</w:t>
-      </w:r>
-      <w:proofErr w:type="spellEnd"/>
-      <w:r>
-        <w:t xml:space="preserve"> </w:t>
-      </w:r>
-      <w:proofErr w:type="spellStart"/>
-      <w:r>
-        <w:t>sem</w:t>
-      </w:r>
-      <w:proofErr w:type="spellEnd"/>
-      <w:r>
-        <w:t xml:space="preserve"> </w:t>
-      </w:r>
-      <w:proofErr w:type="spellStart"/>
-      <w:r>
-        <w:t>voltar</w:t>
-      </w:r>
-      <w:proofErr w:type="spellEnd"/>
-      <w:r>
-        <w:t xml:space="preserve"> a </w:t>
-      </w:r>
-      <w:proofErr w:type="spellStart"/>
-      <w:r>
-        <w:t>ler</w:t>
-      </w:r>
-      <w:proofErr w:type="spellEnd"/>
-      <w:r>
-        <w:t xml:space="preserve"> </w:t>
-      </w:r>
-      <w:proofErr w:type="spellStart"/>
-      <w:r>
-        <w:t>os</w:t>
-      </w:r>
-      <w:proofErr w:type="spellEnd"/>
-      <w:r>
-        <w:t xml:space="preserve"> </w:t>
-      </w:r>
-      <w:proofErr w:type="spellStart"/>
-      <w:r>
-        <w:t>ficheiros</w:t>
-      </w:r>
-      <w:proofErr w:type="spellEnd"/>
-      <w:r>
-        <w:t xml:space="preserve"> e </w:t>
-      </w:r>
-      <w:proofErr w:type="spellStart"/>
-      <w:r>
-        <w:t>possibilita</w:t>
-      </w:r>
-      <w:proofErr w:type="spellEnd"/>
-      <w:r>
-        <w:t xml:space="preserve"> </w:t>
-      </w:r>
-      <w:proofErr w:type="spellStart"/>
-      <w:r>
-        <w:t>validações</w:t>
-      </w:r>
-      <w:proofErr w:type="spellEnd"/>
-      <w:r>
-        <w:t xml:space="preserve"> </w:t>
-      </w:r>
-      <w:proofErr w:type="spellStart"/>
-      <w:r>
-        <w:t>em</w:t>
-      </w:r>
-      <w:proofErr w:type="spellEnd"/>
-      <w:r>
-        <w:t xml:space="preserve"> SQL.</w:t>
+      <w:r>
+        <w:t>Os dados lidos na Fase 1 são guardados em tabelas de staging na base de dados, em vez de passarem diretamente à Fase 2. Isto torna cada fase independente (a Fase 2 começa sempre dos mesmos dados guardados), permite repetir as transformações sem voltar a ler os ficheiros e possibilita validações em SQL.</w:t>
       </w:r>
     </w:p>
     <w:p/>
@@ -5512,17 +3576,9 @@
           <w:color w:val="156082" w:themeColor="accent1"/>
         </w:rPr>
         <w:lastRenderedPageBreak/>
-        <w:t xml:space="preserve">3.2 </w:t>
-      </w:r>
-      <w:proofErr w:type="spellStart"/>
-      <w:r>
-        <w:rPr>
-          <w:color w:val="156082" w:themeColor="accent1"/>
-        </w:rPr>
-        <w:t>Tecnologias</w:t>
+        <w:t>3.2 Tecnologias</w:t>
       </w:r>
       <w:bookmarkEnd w:id="7"/>
-      <w:proofErr w:type="spellEnd"/>
     </w:p>
     <w:p/>
     <w:p>
@@ -5534,15 +3590,7 @@
         </w:numPr>
       </w:pPr>
       <w:r>
-        <w:t>Pentaho Data Integration (Kettle) Community 10.2: Spoon (interface), Kitchen (</w:t>
-      </w:r>
-      <w:proofErr w:type="spellStart"/>
-      <w:r>
-        <w:t>execução</w:t>
-      </w:r>
-      <w:proofErr w:type="spellEnd"/>
-      <w:r>
-        <w:t xml:space="preserve"> de jobs).</w:t>
+        <w:t>Pentaho Data Integration (Kettle) Community 10.2: Spoon (interface), Kitchen (execução de jobs).</w:t>
       </w:r>
     </w:p>
     <w:p>
@@ -5554,15 +3602,7 @@
         </w:numPr>
       </w:pPr>
       <w:r>
-        <w:t>SQL Server Express e SQL Server Management Studio, com o driver JDBC da Microsoft (</w:t>
-      </w:r>
-      <w:proofErr w:type="spellStart"/>
-      <w:r>
-        <w:t>mssql-jdbc</w:t>
-      </w:r>
-      <w:proofErr w:type="spellEnd"/>
-      <w:r>
-        <w:t>).</w:t>
+        <w:t>SQL Server Express e SQL Server Management Studio, com o driver JDBC da Microsoft (mssql-jdbc).</w:t>
       </w:r>
     </w:p>
     <w:p>
@@ -5574,15 +3614,7 @@
         </w:numPr>
       </w:pPr>
       <w:r>
-        <w:t xml:space="preserve">Git e GitHub para o </w:t>
-      </w:r>
-      <w:proofErr w:type="spellStart"/>
-      <w:r>
-        <w:t>repositório</w:t>
-      </w:r>
-      <w:proofErr w:type="spellEnd"/>
-      <w:r>
-        <w:t>.</w:t>
+        <w:t>Git e GitHub para o repositório.</w:t>
       </w:r>
     </w:p>
     <w:p/>
@@ -5627,11 +3659,9 @@
             <w:shd w:val="clear" w:color="auto" w:fill="F2F2F2"/>
           </w:tcPr>
           <w:p>
-            <w:proofErr w:type="spellStart"/>
             <w:r>
               <w:t>Tabela</w:t>
             </w:r>
-            <w:proofErr w:type="spellEnd"/>
           </w:p>
         </w:tc>
         <w:tc>
@@ -5640,11 +3670,9 @@
             <w:shd w:val="clear" w:color="auto" w:fill="F2F2F2"/>
           </w:tcPr>
           <w:p>
-            <w:proofErr w:type="spellStart"/>
             <w:r>
               <w:t>Origem</w:t>
             </w:r>
-            <w:proofErr w:type="spellEnd"/>
           </w:p>
         </w:tc>
         <w:tc>
@@ -5653,11 +3681,9 @@
             <w:shd w:val="clear" w:color="auto" w:fill="F2F2F2"/>
           </w:tcPr>
           <w:p>
-            <w:proofErr w:type="spellStart"/>
             <w:r>
               <w:t>Linhas</w:t>
             </w:r>
-            <w:proofErr w:type="spellEnd"/>
           </w:p>
         </w:tc>
         <w:tc>
@@ -5666,11 +3692,9 @@
             <w:shd w:val="clear" w:color="auto" w:fill="F2F2F2"/>
           </w:tcPr>
           <w:p>
-            <w:proofErr w:type="spellStart"/>
             <w:r>
               <w:t>Descrição</w:t>
             </w:r>
-            <w:proofErr w:type="spellEnd"/>
           </w:p>
         </w:tc>
       </w:tr>
@@ -5680,11 +3704,9 @@
             <w:tcW w:w="2500" w:type="dxa"/>
           </w:tcPr>
           <w:p>
-            <w:proofErr w:type="spellStart"/>
             <w:r>
               <w:t>stg_teams</w:t>
             </w:r>
-            <w:proofErr w:type="spellEnd"/>
           </w:p>
         </w:tc>
         <w:tc>
@@ -5712,27 +3734,9 @@
             <w:tcW w:w="3387" w:type="dxa"/>
           </w:tcPr>
           <w:p>
-            <w:proofErr w:type="spellStart"/>
-            <w:r>
-              <w:t>Seleções</w:t>
-            </w:r>
-            <w:proofErr w:type="spellEnd"/>
-            <w:r>
-              <w:t xml:space="preserve">, </w:t>
-            </w:r>
-            <w:proofErr w:type="spellStart"/>
-            <w:r>
-              <w:t>grupo</w:t>
-            </w:r>
-            <w:proofErr w:type="spellEnd"/>
-            <w:r>
-              <w:t xml:space="preserve"> e </w:t>
-            </w:r>
-            <w:proofErr w:type="spellStart"/>
-            <w:r>
-              <w:t>confederação</w:t>
-            </w:r>
-            <w:proofErr w:type="spellEnd"/>
+            <w:r>
+              <w:t>Seleções, grupo e confederação</w:t>
+            </w:r>
           </w:p>
         </w:tc>
       </w:tr>
@@ -5742,11 +3746,9 @@
             <w:tcW w:w="2500" w:type="dxa"/>
           </w:tcPr>
           <w:p>
-            <w:proofErr w:type="spellStart"/>
             <w:r>
               <w:t>stg_matches</w:t>
             </w:r>
-            <w:proofErr w:type="spellEnd"/>
           </w:p>
         </w:tc>
         <w:tc>
@@ -5774,19 +3776,9 @@
             <w:tcW w:w="3387" w:type="dxa"/>
           </w:tcPr>
           <w:p>
-            <w:proofErr w:type="spellStart"/>
-            <w:r>
-              <w:t>Jogos</w:t>
-            </w:r>
-            <w:proofErr w:type="spellEnd"/>
-            <w:r>
-              <w:t xml:space="preserve"> e </w:t>
-            </w:r>
-            <w:proofErr w:type="spellStart"/>
-            <w:r>
-              <w:t>resultados</w:t>
-            </w:r>
-            <w:proofErr w:type="spellEnd"/>
+            <w:r>
+              <w:t>Jogos e resultados</w:t>
+            </w:r>
           </w:p>
         </w:tc>
       </w:tr>
@@ -5796,11 +3788,9 @@
             <w:tcW w:w="2500" w:type="dxa"/>
           </w:tcPr>
           <w:p>
-            <w:proofErr w:type="spellStart"/>
             <w:r>
               <w:t>stg_venues</w:t>
             </w:r>
-            <w:proofErr w:type="spellEnd"/>
           </w:p>
         </w:tc>
         <w:tc>
@@ -5828,11 +3818,9 @@
             <w:tcW w:w="3387" w:type="dxa"/>
           </w:tcPr>
           <w:p>
-            <w:proofErr w:type="spellStart"/>
             <w:r>
               <w:t>Estádios</w:t>
             </w:r>
-            <w:proofErr w:type="spellEnd"/>
           </w:p>
         </w:tc>
       </w:tr>
@@ -5842,11 +3830,9 @@
             <w:tcW w:w="2500" w:type="dxa"/>
           </w:tcPr>
           <w:p>
-            <w:proofErr w:type="spellStart"/>
             <w:r>
               <w:t>stg_tornement_stages</w:t>
             </w:r>
-            <w:proofErr w:type="spellEnd"/>
           </w:p>
         </w:tc>
         <w:tc>
@@ -5874,19 +3860,9 @@
             <w:tcW w:w="3387" w:type="dxa"/>
           </w:tcPr>
           <w:p>
-            <w:proofErr w:type="spellStart"/>
-            <w:r>
-              <w:t>Fases</w:t>
-            </w:r>
-            <w:proofErr w:type="spellEnd"/>
-            <w:r>
-              <w:t xml:space="preserve"> do </w:t>
-            </w:r>
-            <w:proofErr w:type="spellStart"/>
-            <w:r>
-              <w:t>torneio</w:t>
-            </w:r>
-            <w:proofErr w:type="spellEnd"/>
+            <w:r>
+              <w:t>Fases do torneio</w:t>
+            </w:r>
           </w:p>
         </w:tc>
       </w:tr>
@@ -5896,11 +3872,9 @@
             <w:tcW w:w="2500" w:type="dxa"/>
           </w:tcPr>
           <w:p>
-            <w:proofErr w:type="spellStart"/>
             <w:r>
               <w:t>stg_match_events</w:t>
             </w:r>
-            <w:proofErr w:type="spellEnd"/>
           </w:p>
         </w:tc>
         <w:tc>
@@ -5928,19 +3902,9 @@
             <w:tcW w:w="3387" w:type="dxa"/>
           </w:tcPr>
           <w:p>
-            <w:proofErr w:type="spellStart"/>
-            <w:r>
-              <w:t>Eventos</w:t>
-            </w:r>
-            <w:proofErr w:type="spellEnd"/>
-            <w:r>
-              <w:t xml:space="preserve"> de </w:t>
-            </w:r>
-            <w:proofErr w:type="spellStart"/>
-            <w:r>
-              <w:t>jogo</w:t>
-            </w:r>
-            <w:proofErr w:type="spellEnd"/>
+            <w:r>
+              <w:t>Eventos de jogo</w:t>
+            </w:r>
           </w:p>
         </w:tc>
       </w:tr>
@@ -5950,11 +3914,9 @@
             <w:tcW w:w="2500" w:type="dxa"/>
           </w:tcPr>
           <w:p>
-            <w:proofErr w:type="spellStart"/>
             <w:r>
               <w:t>stg_match_details</w:t>
             </w:r>
-            <w:proofErr w:type="spellEnd"/>
           </w:p>
         </w:tc>
         <w:tc>
@@ -5962,16 +3924,9 @@
             <w:tcW w:w="2525" w:type="dxa"/>
           </w:tcPr>
           <w:p>
-            <w:proofErr w:type="spellStart"/>
-            <w:r>
-              <w:t>real_match_</w:t>
-            </w:r>
-            <w:proofErr w:type="gramStart"/>
-            <w:r>
-              <w:t>details.json</w:t>
-            </w:r>
-            <w:proofErr w:type="spellEnd"/>
-            <w:proofErr w:type="gramEnd"/>
+            <w:r>
+              <w:t>real_match_details.json</w:t>
+            </w:r>
           </w:p>
         </w:tc>
         <w:tc>
@@ -5989,21 +3944,8 @@
             <w:tcW w:w="3387" w:type="dxa"/>
           </w:tcPr>
           <w:p>
-            <w:proofErr w:type="spellStart"/>
-            <w:r>
-              <w:t>Resultados</w:t>
-            </w:r>
-            <w:proofErr w:type="spellEnd"/>
-            <w:r>
-              <w:t xml:space="preserve"> do </w:t>
-            </w:r>
-            <w:proofErr w:type="spellStart"/>
-            <w:r>
-              <w:t>ficheiro</w:t>
-            </w:r>
-            <w:proofErr w:type="spellEnd"/>
-            <w:r>
-              <w:t xml:space="preserve"> JSON</w:t>
+            <w:r>
+              <w:t>Resultados do ficheiro JSON</w:t>
             </w:r>
           </w:p>
         </w:tc>
@@ -6014,11 +3956,9 @@
             <w:tcW w:w="2500" w:type="dxa"/>
           </w:tcPr>
           <w:p>
-            <w:proofErr w:type="spellStart"/>
             <w:r>
               <w:t>classificacao_grupo</w:t>
             </w:r>
-            <w:proofErr w:type="spellEnd"/>
           </w:p>
         </w:tc>
         <w:tc>
@@ -6026,11 +3966,9 @@
             <w:tcW w:w="2525" w:type="dxa"/>
           </w:tcPr>
           <w:p>
-            <w:proofErr w:type="spellStart"/>
             <w:r>
               <w:t>Calculada</w:t>
             </w:r>
-            <w:proofErr w:type="spellEnd"/>
           </w:p>
         </w:tc>
         <w:tc>
@@ -6048,27 +3986,9 @@
             <w:tcW w:w="3387" w:type="dxa"/>
           </w:tcPr>
           <w:p>
-            <w:proofErr w:type="spellStart"/>
-            <w:r>
-              <w:t>Classificação</w:t>
-            </w:r>
-            <w:proofErr w:type="spellEnd"/>
-            <w:r>
-              <w:t xml:space="preserve"> final </w:t>
-            </w:r>
-            <w:proofErr w:type="spellStart"/>
-            <w:r>
-              <w:t>por</w:t>
-            </w:r>
-            <w:proofErr w:type="spellEnd"/>
-            <w:r>
-              <w:t xml:space="preserve"> </w:t>
-            </w:r>
-            <w:proofErr w:type="spellStart"/>
-            <w:r>
-              <w:t>grupo</w:t>
-            </w:r>
-            <w:proofErr w:type="spellEnd"/>
+            <w:r>
+              <w:t>Classificação final por grupo</w:t>
+            </w:r>
           </w:p>
         </w:tc>
       </w:tr>
@@ -6093,31 +4013,9 @@
         <w:rPr>
           <w:color w:val="156082" w:themeColor="accent1"/>
         </w:rPr>
-        <w:t xml:space="preserve">3.4 </w:t>
-      </w:r>
-      <w:proofErr w:type="spellStart"/>
-      <w:r>
-        <w:rPr>
-          <w:color w:val="156082" w:themeColor="accent1"/>
-        </w:rPr>
-        <w:t>Operadores</w:t>
-      </w:r>
-      <w:proofErr w:type="spellEnd"/>
-      <w:r>
-        <w:rPr>
-          <w:color w:val="156082" w:themeColor="accent1"/>
-        </w:rPr>
-        <w:t xml:space="preserve"> </w:t>
-      </w:r>
-      <w:proofErr w:type="spellStart"/>
-      <w:r>
-        <w:rPr>
-          <w:color w:val="156082" w:themeColor="accent1"/>
-        </w:rPr>
-        <w:t>utilizados</w:t>
+        <w:t>3.4 Operadores utilizados</w:t>
       </w:r>
       <w:bookmarkEnd w:id="9"/>
-      <w:proofErr w:type="spellEnd"/>
     </w:p>
     <w:p/>
     <w:tbl>
@@ -6142,11 +4040,9 @@
             <w:shd w:val="clear" w:color="auto" w:fill="F2F2F2"/>
           </w:tcPr>
           <w:p>
-            <w:proofErr w:type="spellStart"/>
             <w:r>
               <w:t>Operador</w:t>
             </w:r>
-            <w:proofErr w:type="spellEnd"/>
           </w:p>
         </w:tc>
         <w:tc>
@@ -6166,11 +4062,9 @@
             <w:shd w:val="clear" w:color="auto" w:fill="F2F2F2"/>
           </w:tcPr>
           <w:p>
-            <w:proofErr w:type="spellStart"/>
             <w:r>
               <w:t>Função</w:t>
             </w:r>
-            <w:proofErr w:type="spellEnd"/>
           </w:p>
         </w:tc>
       </w:tr>
@@ -6200,21 +4094,8 @@
             <w:tcW w:w="4199" w:type="dxa"/>
           </w:tcPr>
           <w:p>
-            <w:proofErr w:type="spellStart"/>
-            <w:r>
-              <w:t>Leitura</w:t>
-            </w:r>
-            <w:proofErr w:type="spellEnd"/>
-            <w:r>
-              <w:t xml:space="preserve"> dos </w:t>
-            </w:r>
-            <w:proofErr w:type="spellStart"/>
-            <w:r>
-              <w:t>cinco</w:t>
-            </w:r>
-            <w:proofErr w:type="spellEnd"/>
-            <w:r>
-              <w:t xml:space="preserve"> CSV</w:t>
+            <w:r>
+              <w:t>Leitura dos cinco CSV</w:t>
             </w:r>
           </w:p>
         </w:tc>
@@ -6245,19 +4126,9 @@
             <w:tcW w:w="4199" w:type="dxa"/>
           </w:tcPr>
           <w:p>
-            <w:proofErr w:type="spellStart"/>
-            <w:r>
-              <w:t>Extração</w:t>
-            </w:r>
-            <w:proofErr w:type="spellEnd"/>
-            <w:r>
-              <w:t xml:space="preserve"> de campos com </w:t>
-            </w:r>
-            <w:proofErr w:type="spellStart"/>
-            <w:r>
-              <w:t>JSONPath</w:t>
-            </w:r>
-            <w:proofErr w:type="spellEnd"/>
+            <w:r>
+              <w:t>Extração de campos com JSONPath</w:t>
+            </w:r>
           </w:p>
         </w:tc>
       </w:tr>
@@ -6277,11 +4148,9 @@
             <w:tcW w:w="2612" w:type="dxa"/>
           </w:tcPr>
           <w:p>
-            <w:proofErr w:type="spellStart"/>
             <w:r>
               <w:t>Todas</w:t>
             </w:r>
-            <w:proofErr w:type="spellEnd"/>
           </w:p>
         </w:tc>
         <w:tc>
@@ -6289,29 +4158,8 @@
             <w:tcW w:w="4199" w:type="dxa"/>
           </w:tcPr>
           <w:p>
-            <w:proofErr w:type="spellStart"/>
-            <w:r>
-              <w:t>Leitura</w:t>
-            </w:r>
-            <w:proofErr w:type="spellEnd"/>
-            <w:r>
-              <w:t xml:space="preserve"> e </w:t>
-            </w:r>
-            <w:proofErr w:type="spellStart"/>
-            <w:r>
-              <w:t>escrita</w:t>
-            </w:r>
-            <w:proofErr w:type="spellEnd"/>
-            <w:r>
-              <w:t xml:space="preserve"> </w:t>
-            </w:r>
-            <w:proofErr w:type="spellStart"/>
-            <w:r>
-              <w:t>na</w:t>
-            </w:r>
-            <w:proofErr w:type="spellEnd"/>
-            <w:r>
-              <w:t xml:space="preserve"> base de dados (Truncate e insert)</w:t>
+            <w:r>
+              <w:t>Leitura e escrita na base de dados (Truncate e insert)</w:t>
             </w:r>
           </w:p>
         </w:tc>
@@ -6343,23 +4191,7 @@
           </w:tcPr>
           <w:p>
             <w:r>
-              <w:t>Renomear campos (</w:t>
-            </w:r>
-            <w:proofErr w:type="spellStart"/>
-            <w:r>
-              <w:t>perspetiva</w:t>
-            </w:r>
-            <w:proofErr w:type="spellEnd"/>
-            <w:r>
-              <w:t xml:space="preserve"> casa e </w:t>
-            </w:r>
-            <w:proofErr w:type="spellStart"/>
-            <w:r>
-              <w:t>visitante</w:t>
-            </w:r>
-            <w:proofErr w:type="spellEnd"/>
-            <w:r>
-              <w:t>)</w:t>
+              <w:t>Renomear campos (perspetiva casa e visitante)</w:t>
             </w:r>
           </w:p>
         </w:tc>
@@ -6390,45 +4222,8 @@
             <w:tcW w:w="4199" w:type="dxa"/>
           </w:tcPr>
           <w:p>
-            <w:proofErr w:type="spellStart"/>
-            <w:r>
-              <w:t>Juntar</w:t>
-            </w:r>
-            <w:proofErr w:type="spellEnd"/>
-            <w:r>
-              <w:t xml:space="preserve"> </w:t>
-            </w:r>
-            <w:proofErr w:type="spellStart"/>
-            <w:r>
-              <w:t>os</w:t>
-            </w:r>
-            <w:proofErr w:type="spellEnd"/>
-            <w:r>
-              <w:t xml:space="preserve"> </w:t>
-            </w:r>
-            <w:proofErr w:type="spellStart"/>
-            <w:r>
-              <w:t>dois</w:t>
-            </w:r>
-            <w:proofErr w:type="spellEnd"/>
-            <w:r>
-              <w:t xml:space="preserve"> </w:t>
-            </w:r>
-            <w:proofErr w:type="spellStart"/>
-            <w:r>
-              <w:t>ramos</w:t>
-            </w:r>
-            <w:proofErr w:type="spellEnd"/>
-            <w:r>
-              <w:t xml:space="preserve"> (144 </w:t>
-            </w:r>
-            <w:proofErr w:type="spellStart"/>
-            <w:r>
-              <w:t>linhas</w:t>
-            </w:r>
-            <w:proofErr w:type="spellEnd"/>
-            <w:r>
-              <w:t>)</w:t>
+            <w:r>
+              <w:t>Juntar os dois ramos (144 linhas)</w:t>
             </w:r>
           </w:p>
         </w:tc>
@@ -6450,19 +4245,9 @@
             <w:tcW w:w="2612" w:type="dxa"/>
           </w:tcPr>
           <w:p>
-            <w:proofErr w:type="spellStart"/>
-            <w:r>
-              <w:t>classificacao</w:t>
-            </w:r>
-            <w:proofErr w:type="spellEnd"/>
-            <w:r>
-              <w:t xml:space="preserve"> e </w:t>
-            </w:r>
-            <w:proofErr w:type="spellStart"/>
-            <w:r>
-              <w:t>alertas</w:t>
-            </w:r>
-            <w:proofErr w:type="spellEnd"/>
+            <w:r>
+              <w:t>classificacao e alertas</w:t>
+            </w:r>
           </w:p>
         </w:tc>
         <w:tc>
@@ -6471,61 +4256,8 @@
           </w:tcPr>
           <w:p>
             <w:r>
-              <w:t xml:space="preserve">Pontos, </w:t>
-            </w:r>
-            <w:proofErr w:type="spellStart"/>
-            <w:r>
-              <w:t>vitórias</w:t>
-            </w:r>
-            <w:proofErr w:type="spellEnd"/>
-            <w:r>
-              <w:t xml:space="preserve">, </w:t>
-            </w:r>
-            <w:proofErr w:type="spellStart"/>
-            <w:r>
-              <w:t>empates</w:t>
-            </w:r>
-            <w:proofErr w:type="spellEnd"/>
-            <w:r>
-              <w:t xml:space="preserve">, </w:t>
-            </w:r>
-            <w:proofErr w:type="spellStart"/>
-            <w:r>
-              <w:t>derrotas</w:t>
-            </w:r>
-            <w:proofErr w:type="spellEnd"/>
-            <w:r>
-              <w:t xml:space="preserve">, </w:t>
-            </w:r>
-            <w:proofErr w:type="spellStart"/>
-            <w:r>
-              <w:t>diferença</w:t>
-            </w:r>
-            <w:proofErr w:type="spellEnd"/>
-            <w:r>
-              <w:t xml:space="preserve"> de </w:t>
-            </w:r>
-            <w:proofErr w:type="spellStart"/>
-            <w:r>
-              <w:t>golos</w:t>
-            </w:r>
-            <w:proofErr w:type="spellEnd"/>
-            <w:r>
-              <w:t xml:space="preserve">, </w:t>
-            </w:r>
-            <w:proofErr w:type="spellStart"/>
-            <w:r>
-              <w:t>texto</w:t>
-            </w:r>
-            <w:proofErr w:type="spellEnd"/>
-            <w:r>
-              <w:t xml:space="preserve"> do </w:t>
-            </w:r>
-            <w:proofErr w:type="spellStart"/>
-            <w:r>
-              <w:t>alerta</w:t>
-            </w:r>
-            <w:proofErr w:type="spellEnd"/>
+              <w:t>Pontos, vitórias, empates, derrotas, diferença de golos, texto do alerta</w:t>
+            </w:r>
           </w:p>
         </w:tc>
       </w:tr>
@@ -6555,35 +4287,9 @@
             <w:tcW w:w="4199" w:type="dxa"/>
           </w:tcPr>
           <w:p>
-            <w:proofErr w:type="spellStart"/>
-            <w:r>
-              <w:t>Acrescentar</w:t>
-            </w:r>
-            <w:proofErr w:type="spellEnd"/>
-            <w:r>
-              <w:t xml:space="preserve"> </w:t>
-            </w:r>
-            <w:proofErr w:type="spellStart"/>
-            <w:r>
-              <w:t>nome</w:t>
-            </w:r>
-            <w:proofErr w:type="spellEnd"/>
-            <w:r>
-              <w:t xml:space="preserve">, </w:t>
-            </w:r>
-            <w:proofErr w:type="spellStart"/>
-            <w:r>
-              <w:t>grupo</w:t>
-            </w:r>
-            <w:proofErr w:type="spellEnd"/>
-            <w:r>
-              <w:t xml:space="preserve"> e </w:t>
-            </w:r>
-            <w:proofErr w:type="spellStart"/>
-            <w:r>
-              <w:t>confederação</w:t>
-            </w:r>
-            <w:proofErr w:type="spellEnd"/>
+            <w:r>
+              <w:t>Acrescentar nome, grupo e confederação</w:t>
+            </w:r>
           </w:p>
         </w:tc>
       </w:tr>
@@ -6613,35 +4319,9 @@
             <w:tcW w:w="4199" w:type="dxa"/>
           </w:tcPr>
           <w:p>
-            <w:proofErr w:type="spellStart"/>
-            <w:r>
-              <w:t>Ordenar</w:t>
-            </w:r>
-            <w:proofErr w:type="spellEnd"/>
-            <w:r>
-              <w:t xml:space="preserve"> e </w:t>
-            </w:r>
-            <w:proofErr w:type="spellStart"/>
-            <w:r>
-              <w:t>agregar</w:t>
-            </w:r>
-            <w:proofErr w:type="spellEnd"/>
-            <w:r>
-              <w:t xml:space="preserve"> </w:t>
-            </w:r>
-            <w:proofErr w:type="spellStart"/>
-            <w:r>
-              <w:t>por</w:t>
-            </w:r>
-            <w:proofErr w:type="spellEnd"/>
-            <w:r>
-              <w:t xml:space="preserve"> </w:t>
-            </w:r>
-            <w:proofErr w:type="spellStart"/>
-            <w:r>
-              <w:t>seleção</w:t>
-            </w:r>
-            <w:proofErr w:type="spellEnd"/>
+            <w:r>
+              <w:t>Ordenar e agregar por seleção</w:t>
+            </w:r>
           </w:p>
         </w:tc>
       </w:tr>
@@ -6671,35 +4351,9 @@
             <w:tcW w:w="4199" w:type="dxa"/>
           </w:tcPr>
           <w:p>
-            <w:proofErr w:type="spellStart"/>
-            <w:r>
-              <w:t>Posição</w:t>
-            </w:r>
-            <w:proofErr w:type="spellEnd"/>
-            <w:r>
-              <w:t xml:space="preserve"> </w:t>
-            </w:r>
-            <w:proofErr w:type="spellStart"/>
-            <w:r>
-              <w:t>dentro</w:t>
-            </w:r>
-            <w:proofErr w:type="spellEnd"/>
-            <w:r>
-              <w:t xml:space="preserve"> de </w:t>
-            </w:r>
-            <w:proofErr w:type="spellStart"/>
-            <w:r>
-              <w:t>cada</w:t>
-            </w:r>
-            <w:proofErr w:type="spellEnd"/>
-            <w:r>
-              <w:t xml:space="preserve"> </w:t>
-            </w:r>
-            <w:proofErr w:type="spellStart"/>
-            <w:r>
-              <w:t>grupo</w:t>
-            </w:r>
-            <w:proofErr w:type="spellEnd"/>
+            <w:r>
+              <w:t>Posição dentro de cada grupo</w:t>
+            </w:r>
           </w:p>
         </w:tc>
       </w:tr>
@@ -6730,15 +4384,7 @@
           </w:tcPr>
           <w:p>
             <w:r>
-              <w:t xml:space="preserve">Validar o </w:t>
-            </w:r>
-            <w:proofErr w:type="spellStart"/>
-            <w:r>
-              <w:t>formato</w:t>
-            </w:r>
-            <w:proofErr w:type="spellEnd"/>
-            <w:r>
-              <w:t xml:space="preserve"> da hora</w:t>
+              <w:t>Validar o formato da hora</w:t>
             </w:r>
           </w:p>
         </w:tc>
@@ -6770,21 +4416,8 @@
           </w:tcPr>
           <w:p>
             <w:r>
-              <w:t xml:space="preserve">Horas </w:t>
-            </w:r>
-            <w:proofErr w:type="spellStart"/>
-            <w:r>
-              <w:t>válidas</w:t>
-            </w:r>
-            <w:proofErr w:type="spellEnd"/>
-            <w:r>
-              <w:t xml:space="preserve"> e </w:t>
-            </w:r>
-            <w:proofErr w:type="spellStart"/>
-            <w:r>
-              <w:t>goleadas</w:t>
-            </w:r>
-            <w:proofErr w:type="spellEnd"/>
+              <w:t>Horas válidas e goleadas</w:t>
+            </w:r>
           </w:p>
         </w:tc>
       </w:tr>
@@ -6815,29 +4448,8 @@
           </w:tcPr>
           <w:p>
             <w:r>
-              <w:t xml:space="preserve">Nome das </w:t>
-            </w:r>
-            <w:proofErr w:type="spellStart"/>
-            <w:r>
-              <w:t>seleções</w:t>
-            </w:r>
-            <w:proofErr w:type="spellEnd"/>
-            <w:r>
-              <w:t xml:space="preserve"> a </w:t>
-            </w:r>
-            <w:proofErr w:type="spellStart"/>
-            <w:r>
-              <w:t>partir</w:t>
-            </w:r>
-            <w:proofErr w:type="spellEnd"/>
-            <w:r>
-              <w:t xml:space="preserve"> de </w:t>
-            </w:r>
-            <w:proofErr w:type="spellStart"/>
-            <w:r>
-              <w:t>stg_teams</w:t>
-            </w:r>
-            <w:proofErr w:type="spellEnd"/>
+              <w:t>Nome das seleções a partir de stg_teams</w:t>
+            </w:r>
           </w:p>
         </w:tc>
       </w:tr>
@@ -6867,11 +4479,9 @@
             <w:tcW w:w="4199" w:type="dxa"/>
           </w:tcPr>
           <w:p>
-            <w:proofErr w:type="spellStart"/>
             <w:r>
               <w:t>Exportação</w:t>
             </w:r>
-            <w:proofErr w:type="spellEnd"/>
           </w:p>
         </w:tc>
       </w:tr>
@@ -6901,27 +4511,9 @@
             <w:tcW w:w="4199" w:type="dxa"/>
           </w:tcPr>
           <w:p>
-            <w:proofErr w:type="spellStart"/>
-            <w:r>
-              <w:t>Registo</w:t>
-            </w:r>
-            <w:proofErr w:type="spellEnd"/>
-            <w:r>
-              <w:t xml:space="preserve"> de </w:t>
-            </w:r>
-            <w:proofErr w:type="spellStart"/>
-            <w:r>
-              <w:t>alertas</w:t>
-            </w:r>
-            <w:proofErr w:type="spellEnd"/>
-            <w:r>
-              <w:t xml:space="preserve"> e da </w:t>
-            </w:r>
-            <w:proofErr w:type="spellStart"/>
-            <w:r>
-              <w:t>conclusão</w:t>
-            </w:r>
-            <w:proofErr w:type="spellEnd"/>
+            <w:r>
+              <w:t>Registo de alertas e da conclusão</w:t>
+            </w:r>
           </w:p>
         </w:tc>
       </w:tr>
@@ -6932,15 +4524,7 @@
           </w:tcPr>
           <w:p>
             <w:r>
-              <w:t xml:space="preserve">Start, Transformation, </w:t>
-            </w:r>
-            <w:proofErr w:type="gramStart"/>
-            <w:r>
-              <w:t>Write</w:t>
-            </w:r>
-            <w:proofErr w:type="gramEnd"/>
-            <w:r>
-              <w:t xml:space="preserve"> to log, Abort job</w:t>
+              <w:t>Start, Transformation, Write to log, Abort job</w:t>
             </w:r>
           </w:p>
         </w:tc>
@@ -6949,11 +4533,9 @@
             <w:tcW w:w="2612" w:type="dxa"/>
           </w:tcPr>
           <w:p>
-            <w:proofErr w:type="spellStart"/>
             <w:r>
               <w:t>main_job</w:t>
             </w:r>
-            <w:proofErr w:type="spellEnd"/>
           </w:p>
         </w:tc>
         <w:tc>
@@ -6961,27 +4543,9 @@
             <w:tcW w:w="4199" w:type="dxa"/>
           </w:tcPr>
           <w:p>
-            <w:proofErr w:type="spellStart"/>
-            <w:r>
-              <w:t>Orquestração</w:t>
-            </w:r>
-            <w:proofErr w:type="spellEnd"/>
-            <w:r>
-              <w:t xml:space="preserve"> e </w:t>
-            </w:r>
-            <w:proofErr w:type="spellStart"/>
-            <w:r>
-              <w:t>tratamento</w:t>
-            </w:r>
-            <w:proofErr w:type="spellEnd"/>
-            <w:r>
-              <w:t xml:space="preserve"> de </w:t>
-            </w:r>
-            <w:proofErr w:type="spellStart"/>
-            <w:r>
-              <w:t>erro</w:t>
-            </w:r>
-            <w:proofErr w:type="spellEnd"/>
+            <w:r>
+              <w:t>Orquestração e tratamento de erro</w:t>
+            </w:r>
           </w:p>
         </w:tc>
       </w:tr>
@@ -6999,31 +4563,9 @@
         <w:rPr>
           <w:color w:val="156082" w:themeColor="accent1"/>
         </w:rPr>
-        <w:t xml:space="preserve">3.5 </w:t>
-      </w:r>
-      <w:proofErr w:type="spellStart"/>
-      <w:r>
-        <w:rPr>
-          <w:color w:val="156082" w:themeColor="accent1"/>
-        </w:rPr>
-        <w:t>Decisões</w:t>
-      </w:r>
-      <w:proofErr w:type="spellEnd"/>
-      <w:r>
-        <w:rPr>
-          <w:color w:val="156082" w:themeColor="accent1"/>
-        </w:rPr>
-        <w:t xml:space="preserve"> de </w:t>
-      </w:r>
-      <w:proofErr w:type="spellStart"/>
-      <w:r>
-        <w:rPr>
-          <w:color w:val="156082" w:themeColor="accent1"/>
-        </w:rPr>
-        <w:t>desenho</w:t>
+        <w:t>3.5 Decisões de desenho</w:t>
       </w:r>
       <w:bookmarkEnd w:id="10"/>
-      <w:proofErr w:type="spellEnd"/>
     </w:p>
     <w:p/>
     <w:p>
@@ -7034,102 +4576,14 @@
           <w:numId w:val="4"/>
         </w:numPr>
       </w:pPr>
-      <w:proofErr w:type="spellStart"/>
       <w:r>
         <w:rPr>
           <w:b/>
         </w:rPr>
-        <w:t>Idempotência</w:t>
-      </w:r>
-      <w:proofErr w:type="spellEnd"/>
-      <w:r>
-        <w:rPr>
-          <w:b/>
-        </w:rPr>
-        <w:t>.</w:t>
-      </w:r>
-      <w:r>
-        <w:t xml:space="preserve"> Todos </w:t>
-      </w:r>
-      <w:proofErr w:type="spellStart"/>
-      <w:r>
-        <w:t>os</w:t>
-      </w:r>
-      <w:proofErr w:type="spellEnd"/>
-      <w:r>
-        <w:t xml:space="preserve"> Table output </w:t>
-      </w:r>
-      <w:proofErr w:type="spellStart"/>
-      <w:r>
-        <w:t>usam</w:t>
-      </w:r>
-      <w:proofErr w:type="spellEnd"/>
-      <w:r>
-        <w:t xml:space="preserve"> Truncate table, para o </w:t>
-      </w:r>
-      <w:proofErr w:type="spellStart"/>
-      <w:r>
-        <w:t>processo</w:t>
-      </w:r>
-      <w:proofErr w:type="spellEnd"/>
-      <w:r>
-        <w:t xml:space="preserve"> </w:t>
-      </w:r>
-      <w:proofErr w:type="spellStart"/>
-      <w:r>
-        <w:t>poder</w:t>
-      </w:r>
-      <w:proofErr w:type="spellEnd"/>
-      <w:r>
-        <w:t xml:space="preserve"> </w:t>
-      </w:r>
-      <w:proofErr w:type="spellStart"/>
-      <w:r>
-        <w:t>correr</w:t>
-      </w:r>
-      <w:proofErr w:type="spellEnd"/>
-      <w:r>
-        <w:t xml:space="preserve"> </w:t>
-      </w:r>
-      <w:proofErr w:type="spellStart"/>
-      <w:r>
-        <w:t>várias</w:t>
-      </w:r>
-      <w:proofErr w:type="spellEnd"/>
-      <w:r>
-        <w:t xml:space="preserve"> </w:t>
-      </w:r>
-      <w:proofErr w:type="spellStart"/>
-      <w:r>
-        <w:t>vezes</w:t>
-      </w:r>
-      <w:proofErr w:type="spellEnd"/>
-      <w:r>
-        <w:t xml:space="preserve"> </w:t>
-      </w:r>
-      <w:proofErr w:type="spellStart"/>
-      <w:r>
-        <w:t>sem</w:t>
-      </w:r>
-      <w:proofErr w:type="spellEnd"/>
-      <w:r>
-        <w:t xml:space="preserve"> </w:t>
-      </w:r>
-      <w:proofErr w:type="spellStart"/>
-      <w:r>
-        <w:t>duplicar</w:t>
-      </w:r>
-      <w:proofErr w:type="spellEnd"/>
-      <w:r>
-        <w:t xml:space="preserve"> </w:t>
-      </w:r>
-      <w:proofErr w:type="spellStart"/>
-      <w:r>
-        <w:t>linhas</w:t>
-      </w:r>
-      <w:proofErr w:type="spellEnd"/>
-      <w:r>
-        <w:t>.</w:t>
+        <w:t>Idempotência.</w:t>
+      </w:r>
+      <w:r>
+        <w:t xml:space="preserve"> Todos os Table output usam Truncate table, para o processo poder correr várias vezes sem duplicar linhas.</w:t>
       </w:r>
     </w:p>
     <w:p>
@@ -7144,118 +4598,10 @@
         <w:rPr>
           <w:b/>
         </w:rPr>
-        <w:t xml:space="preserve">Copy </w:t>
-      </w:r>
-      <w:proofErr w:type="spellStart"/>
-      <w:r>
-        <w:rPr>
-          <w:b/>
-        </w:rPr>
-        <w:t>em</w:t>
-      </w:r>
-      <w:proofErr w:type="spellEnd"/>
-      <w:r>
-        <w:rPr>
-          <w:b/>
-        </w:rPr>
-        <w:t xml:space="preserve"> </w:t>
-      </w:r>
-      <w:proofErr w:type="spellStart"/>
-      <w:r>
-        <w:rPr>
-          <w:b/>
-        </w:rPr>
-        <w:t>vez</w:t>
-      </w:r>
-      <w:proofErr w:type="spellEnd"/>
-      <w:r>
-        <w:rPr>
-          <w:b/>
-        </w:rPr>
-        <w:t xml:space="preserve"> de Distribute.</w:t>
-      </w:r>
-      <w:r>
-        <w:t xml:space="preserve"> Quando um </w:t>
-      </w:r>
-      <w:proofErr w:type="spellStart"/>
-      <w:r>
-        <w:t>passo</w:t>
-      </w:r>
-      <w:proofErr w:type="spellEnd"/>
-      <w:r>
-        <w:t xml:space="preserve"> </w:t>
-      </w:r>
-      <w:proofErr w:type="spellStart"/>
-      <w:r>
-        <w:t>alimenta</w:t>
-      </w:r>
-      <w:proofErr w:type="spellEnd"/>
-      <w:r>
-        <w:t xml:space="preserve"> </w:t>
-      </w:r>
-      <w:proofErr w:type="spellStart"/>
-      <w:r>
-        <w:t>vários</w:t>
-      </w:r>
-      <w:proofErr w:type="spellEnd"/>
-      <w:r>
-        <w:t xml:space="preserve"> </w:t>
-      </w:r>
-      <w:proofErr w:type="spellStart"/>
-      <w:r>
-        <w:t>destinos</w:t>
-      </w:r>
-      <w:proofErr w:type="spellEnd"/>
-      <w:r>
-        <w:t xml:space="preserve">, o </w:t>
-      </w:r>
-      <w:proofErr w:type="spellStart"/>
-      <w:r>
-        <w:t>movimento</w:t>
-      </w:r>
-      <w:proofErr w:type="spellEnd"/>
-      <w:r>
-        <w:t xml:space="preserve"> de dados é Copy, para </w:t>
-      </w:r>
-      <w:proofErr w:type="spellStart"/>
-      <w:r>
-        <w:t>cada</w:t>
-      </w:r>
-      <w:proofErr w:type="spellEnd"/>
-      <w:r>
-        <w:t xml:space="preserve"> </w:t>
-      </w:r>
-      <w:proofErr w:type="spellStart"/>
-      <w:r>
-        <w:t>destino</w:t>
-      </w:r>
-      <w:proofErr w:type="spellEnd"/>
-      <w:r>
-        <w:t xml:space="preserve"> </w:t>
-      </w:r>
-      <w:proofErr w:type="spellStart"/>
-      <w:r>
-        <w:t>receber</w:t>
-      </w:r>
-      <w:proofErr w:type="spellEnd"/>
-      <w:r>
-        <w:t xml:space="preserve"> </w:t>
-      </w:r>
-      <w:proofErr w:type="spellStart"/>
-      <w:r>
-        <w:t>todas</w:t>
-      </w:r>
-      <w:proofErr w:type="spellEnd"/>
-      <w:r>
-        <w:t xml:space="preserve"> as </w:t>
-      </w:r>
-      <w:proofErr w:type="spellStart"/>
-      <w:r>
-        <w:t>linhas</w:t>
-      </w:r>
-      <w:proofErr w:type="spellEnd"/>
-      <w:r>
-        <w:t>.</w:t>
+        <w:t>Copy em vez de Distribute.</w:t>
+      </w:r>
+      <w:r>
+        <w:t xml:space="preserve"> Quando um passo alimenta vários destinos, o movimento de dados é Copy, para cada destino receber todas as linhas.</w:t>
       </w:r>
     </w:p>
     <w:p>
@@ -7266,158 +4612,14 @@
           <w:numId w:val="4"/>
         </w:numPr>
       </w:pPr>
-      <w:proofErr w:type="spellStart"/>
       <w:r>
         <w:rPr>
           <w:b/>
         </w:rPr>
-        <w:t>Caminhos</w:t>
-      </w:r>
-      <w:proofErr w:type="spellEnd"/>
-      <w:r>
-        <w:rPr>
-          <w:b/>
-        </w:rPr>
-        <w:t xml:space="preserve"> </w:t>
-      </w:r>
-      <w:proofErr w:type="spellStart"/>
-      <w:r>
-        <w:rPr>
-          <w:b/>
-        </w:rPr>
-        <w:t>relativos</w:t>
-      </w:r>
-      <w:proofErr w:type="spellEnd"/>
-      <w:r>
-        <w:rPr>
-          <w:b/>
-        </w:rPr>
-        <w:t>.</w:t>
-      </w:r>
-      <w:r>
-        <w:t xml:space="preserve"> </w:t>
-      </w:r>
-      <w:proofErr w:type="spellStart"/>
-      <w:r>
-        <w:t>Os</w:t>
-      </w:r>
-      <w:proofErr w:type="spellEnd"/>
-      <w:r>
-        <w:t xml:space="preserve"> </w:t>
-      </w:r>
-      <w:proofErr w:type="spellStart"/>
-      <w:r>
-        <w:t>ficheiros</w:t>
-      </w:r>
-      <w:proofErr w:type="spellEnd"/>
-      <w:r>
-        <w:t xml:space="preserve"> </w:t>
-      </w:r>
-      <w:proofErr w:type="spellStart"/>
-      <w:r>
-        <w:t>são</w:t>
-      </w:r>
-      <w:proofErr w:type="spellEnd"/>
-      <w:r>
-        <w:t xml:space="preserve"> </w:t>
-      </w:r>
-      <w:proofErr w:type="spellStart"/>
-      <w:r>
-        <w:t>referenciados</w:t>
-      </w:r>
-      <w:proofErr w:type="spellEnd"/>
-      <w:r>
-        <w:t xml:space="preserve"> com a </w:t>
-      </w:r>
-      <w:proofErr w:type="spellStart"/>
-      <w:r>
-        <w:t>variável</w:t>
-      </w:r>
-      <w:proofErr w:type="spellEnd"/>
-      <w:r>
-        <w:t xml:space="preserve"> ${</w:t>
-      </w:r>
-      <w:proofErr w:type="spellStart"/>
-      <w:proofErr w:type="gramStart"/>
-      <w:r>
-        <w:t>Internal.Entry.Current.Directory</w:t>
-      </w:r>
-      <w:proofErr w:type="spellEnd"/>
-      <w:proofErr w:type="gramEnd"/>
-      <w:r>
-        <w:t xml:space="preserve">}, para o </w:t>
-      </w:r>
-      <w:proofErr w:type="spellStart"/>
-      <w:r>
-        <w:t>projeto</w:t>
-      </w:r>
-      <w:proofErr w:type="spellEnd"/>
-      <w:r>
-        <w:t xml:space="preserve"> </w:t>
-      </w:r>
-      <w:proofErr w:type="spellStart"/>
-      <w:r>
-        <w:t>correr</w:t>
-      </w:r>
-      <w:proofErr w:type="spellEnd"/>
-      <w:r>
-        <w:t xml:space="preserve"> </w:t>
-      </w:r>
-      <w:proofErr w:type="spellStart"/>
-      <w:r>
-        <w:t>em</w:t>
-      </w:r>
-      <w:proofErr w:type="spellEnd"/>
-      <w:r>
-        <w:t xml:space="preserve"> </w:t>
-      </w:r>
-      <w:proofErr w:type="spellStart"/>
-      <w:r>
-        <w:t>qualquer</w:t>
-      </w:r>
-      <w:proofErr w:type="spellEnd"/>
-      <w:r>
-        <w:t xml:space="preserve"> </w:t>
-      </w:r>
-      <w:proofErr w:type="spellStart"/>
-      <w:r>
-        <w:t>computador</w:t>
-      </w:r>
-      <w:proofErr w:type="spellEnd"/>
-      <w:r>
-        <w:t xml:space="preserve"> </w:t>
-      </w:r>
-      <w:proofErr w:type="spellStart"/>
-      <w:r>
-        <w:t>que</w:t>
-      </w:r>
-      <w:proofErr w:type="spellEnd"/>
-      <w:r>
-        <w:t xml:space="preserve"> </w:t>
-      </w:r>
-      <w:proofErr w:type="spellStart"/>
-      <w:r>
-        <w:t>mantenha</w:t>
-      </w:r>
-      <w:proofErr w:type="spellEnd"/>
-      <w:r>
-        <w:t xml:space="preserve"> </w:t>
-      </w:r>
-      <w:proofErr w:type="gramStart"/>
-      <w:r>
-        <w:t>a</w:t>
-      </w:r>
-      <w:proofErr w:type="gramEnd"/>
-      <w:r>
-        <w:t xml:space="preserve"> </w:t>
-      </w:r>
-      <w:proofErr w:type="spellStart"/>
-      <w:r>
-        <w:t>estrutura</w:t>
-      </w:r>
-      <w:proofErr w:type="spellEnd"/>
-      <w:r>
-        <w:t xml:space="preserve"> de pastas.</w:t>
+        <w:t>Caminhos relativos.</w:t>
+      </w:r>
+      <w:r>
+        <w:t xml:space="preserve"> Os ficheiros são referenciados com a variável ${Internal.Entry.Current.Directory}, para o projeto correr em qualquer computador que mantenha a estrutura de pastas.</w:t>
       </w:r>
     </w:p>
     <w:p>
@@ -7428,90 +4630,14 @@
           <w:numId w:val="4"/>
         </w:numPr>
       </w:pPr>
-      <w:proofErr w:type="spellStart"/>
       <w:r>
         <w:rPr>
           <w:b/>
         </w:rPr>
-        <w:t>Apenas</w:t>
-      </w:r>
-      <w:proofErr w:type="spellEnd"/>
-      <w:r>
-        <w:rPr>
-          <w:b/>
-        </w:rPr>
-        <w:t xml:space="preserve"> </w:t>
-      </w:r>
-      <w:proofErr w:type="spellStart"/>
-      <w:r>
-        <w:rPr>
-          <w:b/>
-        </w:rPr>
-        <w:t>fase</w:t>
-      </w:r>
-      <w:proofErr w:type="spellEnd"/>
-      <w:r>
-        <w:rPr>
-          <w:b/>
-        </w:rPr>
-        <w:t xml:space="preserve"> de </w:t>
-      </w:r>
-      <w:proofErr w:type="spellStart"/>
-      <w:r>
-        <w:rPr>
-          <w:b/>
-        </w:rPr>
-        <w:t>grupos</w:t>
-      </w:r>
-      <w:proofErr w:type="spellEnd"/>
-      <w:r>
-        <w:rPr>
-          <w:b/>
-        </w:rPr>
-        <w:t>.</w:t>
-      </w:r>
-      <w:r>
-        <w:t xml:space="preserve"> A </w:t>
-      </w:r>
-      <w:proofErr w:type="spellStart"/>
-      <w:r>
-        <w:t>classificação</w:t>
-      </w:r>
-      <w:proofErr w:type="spellEnd"/>
-      <w:r>
-        <w:t xml:space="preserve"> </w:t>
-      </w:r>
-      <w:proofErr w:type="spellStart"/>
-      <w:r>
-        <w:t>usa</w:t>
-      </w:r>
-      <w:proofErr w:type="spellEnd"/>
-      <w:r>
-        <w:t xml:space="preserve"> </w:t>
-      </w:r>
-      <w:proofErr w:type="spellStart"/>
-      <w:r>
-        <w:t>os</w:t>
-      </w:r>
-      <w:proofErr w:type="spellEnd"/>
-      <w:r>
-        <w:t xml:space="preserve"> 72 </w:t>
-      </w:r>
-      <w:proofErr w:type="spellStart"/>
-      <w:r>
-        <w:t>jogos</w:t>
-      </w:r>
-      <w:proofErr w:type="spellEnd"/>
-      <w:r>
-        <w:t xml:space="preserve"> com </w:t>
-      </w:r>
-      <w:proofErr w:type="spellStart"/>
-      <w:r>
-        <w:t>stage_id</w:t>
-      </w:r>
-      <w:proofErr w:type="spellEnd"/>
-      <w:r>
-        <w:t xml:space="preserve"> = 1.</w:t>
+        <w:t>Apenas fase de grupos.</w:t>
+      </w:r>
+      <w:r>
+        <w:t xml:space="preserve"> A classificação usa os 72 jogos com stage_id = 1.</w:t>
       </w:r>
     </w:p>
     <w:p>
@@ -7522,124 +4648,14 @@
           <w:numId w:val="4"/>
         </w:numPr>
       </w:pPr>
-      <w:proofErr w:type="spellStart"/>
       <w:r>
         <w:rPr>
           <w:b/>
         </w:rPr>
-        <w:t>Validação</w:t>
-      </w:r>
-      <w:proofErr w:type="spellEnd"/>
-      <w:r>
-        <w:rPr>
-          <w:b/>
-        </w:rPr>
-        <w:t xml:space="preserve"> </w:t>
-      </w:r>
-      <w:proofErr w:type="spellStart"/>
-      <w:r>
-        <w:rPr>
-          <w:b/>
-        </w:rPr>
-        <w:t>cruzada</w:t>
-      </w:r>
-      <w:proofErr w:type="spellEnd"/>
-      <w:r>
-        <w:rPr>
-          <w:b/>
-        </w:rPr>
-        <w:t>.</w:t>
-      </w:r>
-      <w:r>
-        <w:t xml:space="preserve"> Como </w:t>
-      </w:r>
-      <w:proofErr w:type="spellStart"/>
-      <w:r>
-        <w:t>existem</w:t>
-      </w:r>
-      <w:proofErr w:type="spellEnd"/>
-      <w:r>
-        <w:t xml:space="preserve"> duas </w:t>
-      </w:r>
-      <w:proofErr w:type="spellStart"/>
-      <w:r>
-        <w:t>fontes</w:t>
-      </w:r>
-      <w:proofErr w:type="spellEnd"/>
-      <w:r>
-        <w:t xml:space="preserve"> para o </w:t>
-      </w:r>
-      <w:proofErr w:type="spellStart"/>
-      <w:r>
-        <w:t>mesmo</w:t>
-      </w:r>
-      <w:proofErr w:type="spellEnd"/>
-      <w:r>
-        <w:t xml:space="preserve"> conjunto de </w:t>
-      </w:r>
-      <w:proofErr w:type="spellStart"/>
-      <w:r>
-        <w:t>jogos</w:t>
-      </w:r>
-      <w:proofErr w:type="spellEnd"/>
-      <w:r>
-        <w:t xml:space="preserve">, </w:t>
-      </w:r>
-      <w:proofErr w:type="spellStart"/>
-      <w:r>
-        <w:t>os</w:t>
-      </w:r>
-      <w:proofErr w:type="spellEnd"/>
-      <w:r>
-        <w:t xml:space="preserve"> </w:t>
-      </w:r>
-      <w:proofErr w:type="spellStart"/>
-      <w:r>
-        <w:t>resultados</w:t>
-      </w:r>
-      <w:proofErr w:type="spellEnd"/>
-      <w:r>
-        <w:t xml:space="preserve"> e </w:t>
-      </w:r>
-      <w:proofErr w:type="spellStart"/>
-      <w:r>
-        <w:t>os</w:t>
-      </w:r>
-      <w:proofErr w:type="spellEnd"/>
-      <w:r>
-        <w:t xml:space="preserve"> </w:t>
-      </w:r>
-      <w:proofErr w:type="spellStart"/>
-      <w:r>
-        <w:t>nomes</w:t>
-      </w:r>
-      <w:proofErr w:type="spellEnd"/>
-      <w:r>
-        <w:t xml:space="preserve"> das </w:t>
-      </w:r>
-      <w:proofErr w:type="spellStart"/>
-      <w:r>
-        <w:t>seleções</w:t>
-      </w:r>
-      <w:proofErr w:type="spellEnd"/>
-      <w:r>
-        <w:t xml:space="preserve"> </w:t>
-      </w:r>
-      <w:proofErr w:type="spellStart"/>
-      <w:r>
-        <w:t>são</w:t>
-      </w:r>
-      <w:proofErr w:type="spellEnd"/>
-      <w:r>
-        <w:t xml:space="preserve"> </w:t>
-      </w:r>
-      <w:proofErr w:type="spellStart"/>
-      <w:r>
-        <w:t>comparados</w:t>
-      </w:r>
-      <w:proofErr w:type="spellEnd"/>
-      <w:r>
-        <w:t>.</w:t>
+        <w:t>Validação cruzada.</w:t>
+      </w:r>
+      <w:r>
+        <w:t xml:space="preserve"> Como existem duas fontes para o mesmo conjunto de jogos, os resultados e os nomes das seleções são comparados.</w:t>
       </w:r>
     </w:p>
     <w:p>
@@ -7729,17 +4745,9 @@
         <w:rPr>
           <w:color w:val="156082" w:themeColor="accent1"/>
         </w:rPr>
-        <w:t xml:space="preserve">4. </w:t>
-      </w:r>
-      <w:proofErr w:type="spellStart"/>
-      <w:r>
-        <w:rPr>
-          <w:color w:val="156082" w:themeColor="accent1"/>
-        </w:rPr>
-        <w:t>Transformações</w:t>
+        <w:t>4. Transformações</w:t>
       </w:r>
       <w:bookmarkEnd w:id="11"/>
-      <w:proofErr w:type="spellEnd"/>
     </w:p>
     <w:p>
       <w:pPr>
@@ -7820,246 +4828,14 @@
         </w:r>
       </w:fldSimple>
       <w:r>
-        <w:t xml:space="preserve"> - </w:t>
-      </w:r>
-      <w:proofErr w:type="spellStart"/>
-      <w:r>
-        <w:t>Diagrama</w:t>
-      </w:r>
-      <w:proofErr w:type="spellEnd"/>
-      <w:r>
-        <w:t xml:space="preserve"> fase1_csv</w:t>
+        <w:t xml:space="preserve"> - Diagrama fase1_csv</w:t>
       </w:r>
       <w:bookmarkEnd w:id="13"/>
     </w:p>
     <w:p/>
     <w:p>
       <w:r>
-        <w:t xml:space="preserve">A </w:t>
-      </w:r>
-      <w:proofErr w:type="spellStart"/>
-      <w:r>
-        <w:t>transformação</w:t>
-      </w:r>
-      <w:proofErr w:type="spellEnd"/>
-      <w:r>
-        <w:t xml:space="preserve"> </w:t>
-      </w:r>
-      <w:proofErr w:type="spellStart"/>
-      <w:r>
-        <w:t>tem</w:t>
-      </w:r>
-      <w:proofErr w:type="spellEnd"/>
-      <w:r>
-        <w:t xml:space="preserve"> </w:t>
-      </w:r>
-      <w:proofErr w:type="spellStart"/>
-      <w:r>
-        <w:t>cinco</w:t>
-      </w:r>
-      <w:proofErr w:type="spellEnd"/>
-      <w:r>
-        <w:t xml:space="preserve"> </w:t>
-      </w:r>
-      <w:proofErr w:type="spellStart"/>
-      <w:r>
-        <w:t>fluxos</w:t>
-      </w:r>
-      <w:proofErr w:type="spellEnd"/>
-      <w:r>
-        <w:t xml:space="preserve"> </w:t>
-      </w:r>
-      <w:proofErr w:type="spellStart"/>
-      <w:r>
-        <w:t>independentes</w:t>
-      </w:r>
-      <w:proofErr w:type="spellEnd"/>
-      <w:r>
-        <w:t xml:space="preserve"> e </w:t>
-      </w:r>
-      <w:proofErr w:type="spellStart"/>
-      <w:r>
-        <w:t>paralelos</w:t>
-      </w:r>
-      <w:proofErr w:type="spellEnd"/>
-      <w:r>
-        <w:t xml:space="preserve">. Cada um </w:t>
-      </w:r>
-      <w:proofErr w:type="spellStart"/>
-      <w:r>
-        <w:t>lê</w:t>
-      </w:r>
-      <w:proofErr w:type="spellEnd"/>
-      <w:r>
-        <w:t xml:space="preserve"> um CSV com um </w:t>
-      </w:r>
-      <w:proofErr w:type="spellStart"/>
-      <w:r>
-        <w:t>passo</w:t>
-      </w:r>
-      <w:proofErr w:type="spellEnd"/>
-      <w:r>
-        <w:t xml:space="preserve"> CSV file input (</w:t>
-      </w:r>
-      <w:proofErr w:type="spellStart"/>
-      <w:r>
-        <w:t>delimitador</w:t>
-      </w:r>
-      <w:proofErr w:type="spellEnd"/>
-      <w:r>
-        <w:t xml:space="preserve"> </w:t>
-      </w:r>
-      <w:proofErr w:type="spellStart"/>
-      <w:r>
-        <w:t>vírgula</w:t>
-      </w:r>
-      <w:proofErr w:type="spellEnd"/>
-      <w:r>
-        <w:t xml:space="preserve">, </w:t>
-      </w:r>
-      <w:proofErr w:type="spellStart"/>
-      <w:r>
-        <w:t>codificação</w:t>
-      </w:r>
-      <w:proofErr w:type="spellEnd"/>
-      <w:r>
-        <w:t xml:space="preserve"> UTF-8, </w:t>
-      </w:r>
-      <w:proofErr w:type="spellStart"/>
-      <w:r>
-        <w:t>cabeçalho</w:t>
-      </w:r>
-      <w:proofErr w:type="spellEnd"/>
-      <w:r>
-        <w:t xml:space="preserve"> </w:t>
-      </w:r>
-      <w:proofErr w:type="spellStart"/>
-      <w:r>
-        <w:t>presente</w:t>
-      </w:r>
-      <w:proofErr w:type="spellEnd"/>
-      <w:r>
-        <w:t xml:space="preserve">) e </w:t>
-      </w:r>
-      <w:proofErr w:type="spellStart"/>
-      <w:r>
-        <w:t>grava</w:t>
-      </w:r>
-      <w:proofErr w:type="spellEnd"/>
-      <w:r>
-        <w:t xml:space="preserve">-o com um Table output </w:t>
-      </w:r>
-      <w:proofErr w:type="spellStart"/>
-      <w:r>
-        <w:t>numa</w:t>
-      </w:r>
-      <w:proofErr w:type="spellEnd"/>
-      <w:r>
-        <w:t xml:space="preserve"> </w:t>
-      </w:r>
-      <w:proofErr w:type="spellStart"/>
-      <w:r>
-        <w:t>tabela</w:t>
-      </w:r>
-      <w:proofErr w:type="spellEnd"/>
-      <w:r>
-        <w:t xml:space="preserve"> de staging, com Truncate table. </w:t>
-      </w:r>
-      <w:proofErr w:type="spellStart"/>
-      <w:r>
-        <w:t>Os</w:t>
-      </w:r>
-      <w:proofErr w:type="spellEnd"/>
-      <w:r>
-        <w:t xml:space="preserve"> </w:t>
-      </w:r>
-      <w:proofErr w:type="spellStart"/>
-      <w:r>
-        <w:t>tipos</w:t>
-      </w:r>
-      <w:proofErr w:type="spellEnd"/>
-      <w:r>
-        <w:t xml:space="preserve"> dos campos </w:t>
-      </w:r>
-      <w:proofErr w:type="spellStart"/>
-      <w:r>
-        <w:t>foram</w:t>
-      </w:r>
-      <w:proofErr w:type="spellEnd"/>
-      <w:r>
-        <w:t xml:space="preserve"> </w:t>
-      </w:r>
-      <w:proofErr w:type="spellStart"/>
-      <w:r>
-        <w:t>definidos</w:t>
-      </w:r>
-      <w:proofErr w:type="spellEnd"/>
-      <w:r>
-        <w:t xml:space="preserve"> com o </w:t>
-      </w:r>
-      <w:proofErr w:type="spellStart"/>
-      <w:r>
-        <w:t>botão</w:t>
-      </w:r>
-      <w:proofErr w:type="spellEnd"/>
-      <w:r>
-        <w:t xml:space="preserve"> Get Fields e </w:t>
-      </w:r>
-      <w:proofErr w:type="spellStart"/>
-      <w:r>
-        <w:t>revistos</w:t>
-      </w:r>
-      <w:proofErr w:type="spellEnd"/>
-      <w:r>
-        <w:t xml:space="preserve">: </w:t>
-      </w:r>
-      <w:proofErr w:type="spellStart"/>
-      <w:r>
-        <w:t>identificadores</w:t>
-      </w:r>
-      <w:proofErr w:type="spellEnd"/>
-      <w:r>
-        <w:t xml:space="preserve"> </w:t>
-      </w:r>
-      <w:proofErr w:type="spellStart"/>
-      <w:r>
-        <w:t>como</w:t>
-      </w:r>
-      <w:proofErr w:type="spellEnd"/>
-      <w:r>
-        <w:t xml:space="preserve"> Integer (</w:t>
-      </w:r>
-      <w:proofErr w:type="spellStart"/>
-      <w:r>
-        <w:t>comprimento</w:t>
-      </w:r>
-      <w:proofErr w:type="spellEnd"/>
-      <w:r>
-        <w:t xml:space="preserve"> 15, </w:t>
-      </w:r>
-      <w:proofErr w:type="spellStart"/>
-      <w:r>
-        <w:t>precisão</w:t>
-      </w:r>
-      <w:proofErr w:type="spellEnd"/>
-      <w:r>
-        <w:t xml:space="preserve"> 0) e </w:t>
-      </w:r>
-      <w:proofErr w:type="spellStart"/>
-      <w:r>
-        <w:t>textos</w:t>
-      </w:r>
-      <w:proofErr w:type="spellEnd"/>
-      <w:r>
-        <w:t xml:space="preserve"> </w:t>
-      </w:r>
-      <w:proofErr w:type="spellStart"/>
-      <w:r>
-        <w:t>como</w:t>
-      </w:r>
-      <w:proofErr w:type="spellEnd"/>
-      <w:r>
-        <w:t xml:space="preserve"> String.</w:t>
+        <w:t>A transformação tem cinco fluxos independentes e paralelos. Cada um lê um CSV com um passo CSV file input (delimitador vírgula, codificação UTF-8, cabeçalho presente) e grava-o com um Table output numa tabela de staging, com Truncate table. Os tipos dos campos foram definidos com o botão Get Fields e revistos: identificadores como Integer (comprimento 15, precisão 0) e textos como String.</w:t>
       </w:r>
     </w:p>
     <w:p/>
@@ -8085,11 +4861,9 @@
             <w:shd w:val="clear" w:color="auto" w:fill="F2F2F2"/>
           </w:tcPr>
           <w:p>
-            <w:proofErr w:type="spellStart"/>
             <w:r>
               <w:t>Leitura</w:t>
             </w:r>
-            <w:proofErr w:type="spellEnd"/>
           </w:p>
         </w:tc>
         <w:tc>
@@ -8098,11 +4872,9 @@
             <w:shd w:val="clear" w:color="auto" w:fill="F2F2F2"/>
           </w:tcPr>
           <w:p>
-            <w:proofErr w:type="spellStart"/>
             <w:r>
               <w:t>Tabela</w:t>
             </w:r>
-            <w:proofErr w:type="spellEnd"/>
           </w:p>
         </w:tc>
         <w:tc>
@@ -8111,11 +4883,9 @@
             <w:shd w:val="clear" w:color="auto" w:fill="F2F2F2"/>
           </w:tcPr>
           <w:p>
-            <w:proofErr w:type="spellStart"/>
             <w:r>
               <w:t>Linhas</w:t>
             </w:r>
-            <w:proofErr w:type="spellEnd"/>
           </w:p>
         </w:tc>
       </w:tr>
@@ -8135,11 +4905,9 @@
             <w:tcW w:w="4155" w:type="dxa"/>
           </w:tcPr>
           <w:p>
-            <w:proofErr w:type="spellStart"/>
             <w:r>
               <w:t>stg_teams</w:t>
             </w:r>
-            <w:proofErr w:type="spellEnd"/>
           </w:p>
         </w:tc>
         <w:tc>
@@ -8169,11 +4937,9 @@
             <w:tcW w:w="4155" w:type="dxa"/>
           </w:tcPr>
           <w:p>
-            <w:proofErr w:type="spellStart"/>
             <w:r>
               <w:t>stg_matches</w:t>
             </w:r>
-            <w:proofErr w:type="spellEnd"/>
           </w:p>
         </w:tc>
         <w:tc>
@@ -8203,11 +4969,9 @@
             <w:tcW w:w="4155" w:type="dxa"/>
           </w:tcPr>
           <w:p>
-            <w:proofErr w:type="spellStart"/>
             <w:r>
               <w:t>stg_venues</w:t>
             </w:r>
-            <w:proofErr w:type="spellEnd"/>
           </w:p>
         </w:tc>
         <w:tc>
@@ -8227,12 +4991,10 @@
             <w:tcW w:w="3628" w:type="dxa"/>
           </w:tcPr>
           <w:p>
-            <w:proofErr w:type="spellStart"/>
             <w:r>
               <w:lastRenderedPageBreak/>
               <w:t>tournament_stages</w:t>
             </w:r>
-            <w:proofErr w:type="spellEnd"/>
           </w:p>
         </w:tc>
         <w:tc>
@@ -8240,11 +5002,9 @@
             <w:tcW w:w="4155" w:type="dxa"/>
           </w:tcPr>
           <w:p>
-            <w:proofErr w:type="spellStart"/>
             <w:r>
               <w:t>stg_tornement_stages</w:t>
             </w:r>
-            <w:proofErr w:type="spellEnd"/>
           </w:p>
         </w:tc>
         <w:tc>
@@ -8264,11 +5024,9 @@
             <w:tcW w:w="3628" w:type="dxa"/>
           </w:tcPr>
           <w:p>
-            <w:proofErr w:type="spellStart"/>
             <w:r>
               <w:t>match_events</w:t>
             </w:r>
-            <w:proofErr w:type="spellEnd"/>
           </w:p>
         </w:tc>
         <w:tc>
@@ -8276,11 +5034,9 @@
             <w:tcW w:w="4155" w:type="dxa"/>
           </w:tcPr>
           <w:p>
-            <w:proofErr w:type="spellStart"/>
             <w:r>
               <w:t>stg_match_events</w:t>
             </w:r>
-            <w:proofErr w:type="spellEnd"/>
           </w:p>
         </w:tc>
         <w:tc>
@@ -8461,435 +5217,14 @@
         </w:r>
       </w:fldSimple>
       <w:r>
-        <w:t xml:space="preserve"> - </w:t>
-      </w:r>
-      <w:proofErr w:type="spellStart"/>
-      <w:r>
-        <w:t>Diagrama</w:t>
-      </w:r>
-      <w:proofErr w:type="spellEnd"/>
-      <w:r>
-        <w:t xml:space="preserve"> fase1_json</w:t>
+        <w:t xml:space="preserve"> - Diagrama fase1_json</w:t>
       </w:r>
       <w:bookmarkEnd w:id="16"/>
     </w:p>
     <w:p/>
     <w:p>
       <w:r>
-        <w:t xml:space="preserve">O </w:t>
-      </w:r>
-      <w:proofErr w:type="spellStart"/>
-      <w:r>
-        <w:t>ficheiro</w:t>
-      </w:r>
-      <w:proofErr w:type="spellEnd"/>
-      <w:r>
-        <w:t xml:space="preserve"> </w:t>
-      </w:r>
-      <w:proofErr w:type="spellStart"/>
-      <w:r>
-        <w:t>real_match_</w:t>
-      </w:r>
-      <w:proofErr w:type="gramStart"/>
-      <w:r>
-        <w:t>details.json</w:t>
-      </w:r>
-      <w:proofErr w:type="spellEnd"/>
-      <w:proofErr w:type="gramEnd"/>
-      <w:r>
-        <w:t xml:space="preserve"> é </w:t>
-      </w:r>
-      <w:proofErr w:type="spellStart"/>
-      <w:r>
-        <w:t>uma</w:t>
-      </w:r>
-      <w:proofErr w:type="spellEnd"/>
-      <w:r>
-        <w:t xml:space="preserve"> </w:t>
-      </w:r>
-      <w:proofErr w:type="spellStart"/>
-      <w:r>
-        <w:t>lista</w:t>
-      </w:r>
-      <w:proofErr w:type="spellEnd"/>
-      <w:r>
-        <w:t xml:space="preserve"> de 104 </w:t>
-      </w:r>
-      <w:proofErr w:type="spellStart"/>
-      <w:r>
-        <w:t>objetos</w:t>
-      </w:r>
-      <w:proofErr w:type="spellEnd"/>
-      <w:r>
-        <w:t xml:space="preserve">, um </w:t>
-      </w:r>
-      <w:proofErr w:type="spellStart"/>
-      <w:r>
-        <w:t>por</w:t>
-      </w:r>
-      <w:proofErr w:type="spellEnd"/>
-      <w:r>
-        <w:t xml:space="preserve"> </w:t>
-      </w:r>
-      <w:proofErr w:type="spellStart"/>
-      <w:r>
-        <w:t>jogo</w:t>
-      </w:r>
-      <w:proofErr w:type="spellEnd"/>
-      <w:r>
-        <w:t xml:space="preserve">. O </w:t>
-      </w:r>
-      <w:proofErr w:type="spellStart"/>
-      <w:r>
-        <w:t>passo</w:t>
-      </w:r>
-      <w:proofErr w:type="spellEnd"/>
-      <w:r>
-        <w:t xml:space="preserve"> JSON input </w:t>
-      </w:r>
-      <w:proofErr w:type="spellStart"/>
-      <w:r>
-        <w:t>lê</w:t>
-      </w:r>
-      <w:proofErr w:type="spellEnd"/>
-      <w:r>
-        <w:t xml:space="preserve"> o </w:t>
-      </w:r>
-      <w:proofErr w:type="spellStart"/>
-      <w:r>
-        <w:t>ficheiro</w:t>
-      </w:r>
-      <w:proofErr w:type="spellEnd"/>
-      <w:r>
-        <w:t xml:space="preserve"> com </w:t>
-      </w:r>
-      <w:proofErr w:type="spellStart"/>
-      <w:r>
-        <w:t>caminhos</w:t>
-      </w:r>
-      <w:proofErr w:type="spellEnd"/>
-      <w:r>
-        <w:t xml:space="preserve"> do </w:t>
-      </w:r>
-      <w:proofErr w:type="spellStart"/>
-      <w:r>
-        <w:t>tipo</w:t>
-      </w:r>
-      <w:proofErr w:type="spellEnd"/>
-      <w:r>
-        <w:t xml:space="preserve"> $[*</w:t>
-      </w:r>
-      <w:proofErr w:type="gramStart"/>
-      <w:r>
-        <w:t>].campo</w:t>
-      </w:r>
-      <w:proofErr w:type="gramEnd"/>
-      <w:r>
-        <w:t xml:space="preserve"> e </w:t>
-      </w:r>
-      <w:proofErr w:type="spellStart"/>
-      <w:r>
-        <w:t>extrai</w:t>
-      </w:r>
-      <w:proofErr w:type="spellEnd"/>
-      <w:r>
-        <w:t xml:space="preserve"> </w:t>
-      </w:r>
-      <w:proofErr w:type="spellStart"/>
-      <w:r>
-        <w:t>cinco</w:t>
-      </w:r>
-      <w:proofErr w:type="spellEnd"/>
-      <w:r>
-        <w:t xml:space="preserve"> campos: </w:t>
-      </w:r>
-      <w:proofErr w:type="spellStart"/>
-      <w:r>
-        <w:t>match_id</w:t>
-      </w:r>
-      <w:proofErr w:type="spellEnd"/>
-      <w:r>
-        <w:t xml:space="preserve">, </w:t>
-      </w:r>
-      <w:proofErr w:type="spellStart"/>
-      <w:r>
-        <w:t>home_team</w:t>
-      </w:r>
-      <w:proofErr w:type="spellEnd"/>
-      <w:r>
-        <w:t xml:space="preserve">, </w:t>
-      </w:r>
-      <w:proofErr w:type="spellStart"/>
-      <w:r>
-        <w:t>away_team</w:t>
-      </w:r>
-      <w:proofErr w:type="spellEnd"/>
-      <w:r>
-        <w:t xml:space="preserve">, </w:t>
-      </w:r>
-      <w:proofErr w:type="spellStart"/>
-      <w:r>
-        <w:t>home_score</w:t>
-      </w:r>
-      <w:proofErr w:type="spellEnd"/>
-      <w:r>
-        <w:t xml:space="preserve"> e </w:t>
-      </w:r>
-      <w:proofErr w:type="spellStart"/>
-      <w:r>
-        <w:t>away_score</w:t>
-      </w:r>
-      <w:proofErr w:type="spellEnd"/>
-      <w:r>
-        <w:t xml:space="preserve">. O </w:t>
-      </w:r>
-      <w:proofErr w:type="spellStart"/>
-      <w:r>
-        <w:t>resultado</w:t>
-      </w:r>
-      <w:proofErr w:type="spellEnd"/>
-      <w:r>
-        <w:t xml:space="preserve"> é </w:t>
-      </w:r>
-      <w:proofErr w:type="spellStart"/>
-      <w:r>
-        <w:t>gravado</w:t>
-      </w:r>
-      <w:proofErr w:type="spellEnd"/>
-      <w:r>
-        <w:t xml:space="preserve"> </w:t>
-      </w:r>
-      <w:proofErr w:type="spellStart"/>
-      <w:r>
-        <w:t>em</w:t>
-      </w:r>
-      <w:proofErr w:type="spellEnd"/>
-      <w:r>
-        <w:t xml:space="preserve"> </w:t>
-      </w:r>
-      <w:proofErr w:type="spellStart"/>
-      <w:r>
-        <w:t>stg_match_details</w:t>
-      </w:r>
-      <w:proofErr w:type="spellEnd"/>
-      <w:r>
-        <w:t xml:space="preserve"> (104 </w:t>
-      </w:r>
-      <w:proofErr w:type="spellStart"/>
-      <w:r>
-        <w:t>linhas</w:t>
-      </w:r>
-      <w:proofErr w:type="spellEnd"/>
-      <w:r>
-        <w:t xml:space="preserve">). Cada </w:t>
-      </w:r>
-      <w:proofErr w:type="spellStart"/>
-      <w:r>
-        <w:t>jogo</w:t>
-      </w:r>
-      <w:proofErr w:type="spellEnd"/>
-      <w:r>
-        <w:t xml:space="preserve"> </w:t>
-      </w:r>
-      <w:proofErr w:type="spellStart"/>
-      <w:r>
-        <w:t>contém</w:t>
-      </w:r>
-      <w:proofErr w:type="spellEnd"/>
-      <w:r>
-        <w:t xml:space="preserve"> </w:t>
-      </w:r>
-      <w:proofErr w:type="spellStart"/>
-      <w:r>
-        <w:t>ainda</w:t>
-      </w:r>
-      <w:proofErr w:type="spellEnd"/>
-      <w:r>
-        <w:t xml:space="preserve"> </w:t>
-      </w:r>
-      <w:proofErr w:type="spellStart"/>
-      <w:r>
-        <w:t>listas</w:t>
-      </w:r>
-      <w:proofErr w:type="spellEnd"/>
-      <w:r>
-        <w:t xml:space="preserve"> </w:t>
-      </w:r>
-      <w:proofErr w:type="spellStart"/>
-      <w:r>
-        <w:t>aninhadas</w:t>
-      </w:r>
-      <w:proofErr w:type="spellEnd"/>
-      <w:r>
-        <w:t xml:space="preserve"> com </w:t>
-      </w:r>
-      <w:proofErr w:type="spellStart"/>
-      <w:r>
-        <w:t>os</w:t>
-      </w:r>
-      <w:proofErr w:type="spellEnd"/>
-      <w:r>
-        <w:t xml:space="preserve"> </w:t>
-      </w:r>
-      <w:proofErr w:type="spellStart"/>
-      <w:r>
-        <w:t>golos</w:t>
-      </w:r>
-      <w:proofErr w:type="spellEnd"/>
-      <w:r>
-        <w:t xml:space="preserve"> (</w:t>
-      </w:r>
-      <w:proofErr w:type="spellStart"/>
-      <w:r>
-        <w:t>home_goals</w:t>
-      </w:r>
-      <w:proofErr w:type="spellEnd"/>
-      <w:r>
-        <w:t xml:space="preserve"> e </w:t>
-      </w:r>
-      <w:proofErr w:type="spellStart"/>
-      <w:r>
-        <w:t>away_goals</w:t>
-      </w:r>
-      <w:proofErr w:type="spellEnd"/>
-      <w:r>
-        <w:t xml:space="preserve">); </w:t>
-      </w:r>
-      <w:proofErr w:type="spellStart"/>
-      <w:r>
-        <w:t>como</w:t>
-      </w:r>
-      <w:proofErr w:type="spellEnd"/>
-      <w:r>
-        <w:t xml:space="preserve"> </w:t>
-      </w:r>
-      <w:proofErr w:type="spellStart"/>
-      <w:r>
-        <w:t>têm</w:t>
-      </w:r>
-      <w:proofErr w:type="spellEnd"/>
-      <w:r>
-        <w:t xml:space="preserve"> um </w:t>
-      </w:r>
-      <w:proofErr w:type="spellStart"/>
-      <w:r>
-        <w:t>número</w:t>
-      </w:r>
-      <w:proofErr w:type="spellEnd"/>
-      <w:r>
-        <w:t xml:space="preserve"> de </w:t>
-      </w:r>
-      <w:proofErr w:type="spellStart"/>
-      <w:r>
-        <w:t>elementos</w:t>
-      </w:r>
-      <w:proofErr w:type="spellEnd"/>
-      <w:r>
-        <w:t xml:space="preserve"> </w:t>
-      </w:r>
-      <w:proofErr w:type="spellStart"/>
-      <w:r>
-        <w:t>diferente</w:t>
-      </w:r>
-      <w:proofErr w:type="spellEnd"/>
-      <w:r>
-        <w:t xml:space="preserve"> </w:t>
-      </w:r>
-      <w:proofErr w:type="spellStart"/>
-      <w:r>
-        <w:t>por</w:t>
-      </w:r>
-      <w:proofErr w:type="spellEnd"/>
-      <w:r>
-        <w:t xml:space="preserve"> </w:t>
-      </w:r>
-      <w:proofErr w:type="spellStart"/>
-      <w:r>
-        <w:t>jogo</w:t>
-      </w:r>
-      <w:proofErr w:type="spellEnd"/>
-      <w:r>
-        <w:t xml:space="preserve">, </w:t>
-      </w:r>
-      <w:proofErr w:type="spellStart"/>
-      <w:r>
-        <w:t>não</w:t>
-      </w:r>
-      <w:proofErr w:type="spellEnd"/>
-      <w:r>
-        <w:t xml:space="preserve"> </w:t>
-      </w:r>
-      <w:proofErr w:type="spellStart"/>
-      <w:r>
-        <w:t>podem</w:t>
-      </w:r>
-      <w:proofErr w:type="spellEnd"/>
-      <w:r>
-        <w:t xml:space="preserve"> ser </w:t>
-      </w:r>
-      <w:proofErr w:type="spellStart"/>
-      <w:r>
-        <w:t>lidas</w:t>
-      </w:r>
-      <w:proofErr w:type="spellEnd"/>
-      <w:r>
-        <w:t xml:space="preserve"> no </w:t>
-      </w:r>
-      <w:proofErr w:type="spellStart"/>
-      <w:r>
-        <w:t>mesmo</w:t>
-      </w:r>
-      <w:proofErr w:type="spellEnd"/>
-      <w:r>
-        <w:t xml:space="preserve"> </w:t>
-      </w:r>
-      <w:proofErr w:type="spellStart"/>
-      <w:r>
-        <w:t>passo</w:t>
-      </w:r>
-      <w:proofErr w:type="spellEnd"/>
-      <w:r>
-        <w:t xml:space="preserve"> </w:t>
-      </w:r>
-      <w:proofErr w:type="spellStart"/>
-      <w:r>
-        <w:t>que</w:t>
-      </w:r>
-      <w:proofErr w:type="spellEnd"/>
-      <w:r>
-        <w:t xml:space="preserve"> </w:t>
-      </w:r>
-      <w:proofErr w:type="spellStart"/>
-      <w:r>
-        <w:t>os</w:t>
-      </w:r>
-      <w:proofErr w:type="spellEnd"/>
-      <w:r>
-        <w:t xml:space="preserve"> campos simples, e </w:t>
-      </w:r>
-      <w:proofErr w:type="spellStart"/>
-      <w:r>
-        <w:t>ficam</w:t>
-      </w:r>
-      <w:proofErr w:type="spellEnd"/>
-      <w:r>
-        <w:t xml:space="preserve"> como </w:t>
-      </w:r>
-      <w:proofErr w:type="spellStart"/>
-      <w:r>
-        <w:t>trabalho</w:t>
-      </w:r>
-      <w:proofErr w:type="spellEnd"/>
-      <w:r>
-        <w:t xml:space="preserve"> </w:t>
-      </w:r>
-      <w:proofErr w:type="spellStart"/>
-      <w:r>
-        <w:t>futuro</w:t>
-      </w:r>
-      <w:proofErr w:type="spellEnd"/>
-      <w:r>
-        <w:t>.</w:t>
+        <w:t>O ficheiro real_match_details.json é uma lista de 104 objetos, um por jogo. O passo JSON input lê o ficheiro com caminhos do tipo $[*].campo e extrai cinco campos: match_id, home_team, away_team, home_score e away_score. O resultado é gravado em stg_match_details (104 linhas). Cada jogo contém ainda listas aninhadas com os golos (home_goals e away_goals); como têm um número de elementos diferente por jogo, não podem ser lidas no mesmo passo que os campos simples, e ficam como trabalho futuro.</w:t>
       </w:r>
     </w:p>
     <w:p/>
@@ -8983,134 +5318,14 @@
         </w:r>
       </w:fldSimple>
       <w:r>
-        <w:t xml:space="preserve"> - </w:t>
-      </w:r>
-      <w:proofErr w:type="spellStart"/>
-      <w:r>
-        <w:t>Diagrama</w:t>
-      </w:r>
-      <w:proofErr w:type="spellEnd"/>
-      <w:r>
-        <w:t xml:space="preserve"> fase2_classificacao.ktr</w:t>
+        <w:t xml:space="preserve"> - Diagrama fase2_classificacao.ktr</w:t>
       </w:r>
       <w:bookmarkEnd w:id="18"/>
     </w:p>
     <w:p/>
     <w:p>
       <w:r>
-        <w:t xml:space="preserve">Esta é a </w:t>
-      </w:r>
-      <w:proofErr w:type="spellStart"/>
-      <w:r>
-        <w:t>transformação</w:t>
-      </w:r>
-      <w:proofErr w:type="spellEnd"/>
-      <w:r>
-        <w:t xml:space="preserve"> central. </w:t>
-      </w:r>
-      <w:proofErr w:type="gramStart"/>
-      <w:r>
-        <w:t>A</w:t>
-      </w:r>
-      <w:proofErr w:type="gramEnd"/>
-      <w:r>
-        <w:t xml:space="preserve"> </w:t>
-      </w:r>
-      <w:proofErr w:type="spellStart"/>
-      <w:r>
-        <w:t>ideia</w:t>
-      </w:r>
-      <w:proofErr w:type="spellEnd"/>
-      <w:r>
-        <w:t xml:space="preserve"> é converter </w:t>
-      </w:r>
-      <w:proofErr w:type="spellStart"/>
-      <w:r>
-        <w:t>cada</w:t>
-      </w:r>
-      <w:proofErr w:type="spellEnd"/>
-      <w:r>
-        <w:t xml:space="preserve"> </w:t>
-      </w:r>
-      <w:proofErr w:type="spellStart"/>
-      <w:r>
-        <w:t>jogo</w:t>
-      </w:r>
-      <w:proofErr w:type="spellEnd"/>
-      <w:r>
-        <w:t xml:space="preserve"> </w:t>
-      </w:r>
-      <w:proofErr w:type="spellStart"/>
-      <w:r>
-        <w:t>em</w:t>
-      </w:r>
-      <w:proofErr w:type="spellEnd"/>
-      <w:r>
-        <w:t xml:space="preserve"> duas </w:t>
-      </w:r>
-      <w:proofErr w:type="spellStart"/>
-      <w:r>
-        <w:t>linhas</w:t>
-      </w:r>
-      <w:proofErr w:type="spellEnd"/>
-      <w:r>
-        <w:t xml:space="preserve">, </w:t>
-      </w:r>
-      <w:proofErr w:type="spellStart"/>
-      <w:r>
-        <w:t>uma</w:t>
-      </w:r>
-      <w:proofErr w:type="spellEnd"/>
-      <w:r>
-        <w:t xml:space="preserve"> </w:t>
-      </w:r>
-      <w:proofErr w:type="spellStart"/>
-      <w:r>
-        <w:t>por</w:t>
-      </w:r>
-      <w:proofErr w:type="spellEnd"/>
-      <w:r>
-        <w:t xml:space="preserve"> </w:t>
-      </w:r>
-      <w:proofErr w:type="spellStart"/>
-      <w:r>
-        <w:t>seleção</w:t>
-      </w:r>
-      <w:proofErr w:type="spellEnd"/>
-      <w:r>
-        <w:t xml:space="preserve">, para </w:t>
-      </w:r>
-      <w:proofErr w:type="spellStart"/>
-      <w:r>
-        <w:t>depois</w:t>
-      </w:r>
-      <w:proofErr w:type="spellEnd"/>
-      <w:r>
-        <w:t xml:space="preserve"> </w:t>
-      </w:r>
-      <w:proofErr w:type="spellStart"/>
-      <w:r>
-        <w:t>somar</w:t>
-      </w:r>
-      <w:proofErr w:type="spellEnd"/>
-      <w:r>
-        <w:t xml:space="preserve"> </w:t>
-      </w:r>
-      <w:proofErr w:type="spellStart"/>
-      <w:r>
-        <w:t>por</w:t>
-      </w:r>
-      <w:proofErr w:type="spellEnd"/>
-      <w:r>
-        <w:t xml:space="preserve"> </w:t>
-      </w:r>
-      <w:proofErr w:type="spellStart"/>
-      <w:r>
-        <w:t>seleção</w:t>
-      </w:r>
-      <w:proofErr w:type="spellEnd"/>
-      <w:r>
-        <w:t>.</w:t>
+        <w:t>Esta é a transformação central. A ideia é converter cada jogo em duas linhas, uma por seleção, para depois somar por seleção.</w:t>
       </w:r>
     </w:p>
     <w:p>
@@ -9125,94 +5340,10 @@
         <w:rPr>
           <w:b/>
         </w:rPr>
-        <w:t xml:space="preserve">Ler </w:t>
-      </w:r>
-      <w:proofErr w:type="spellStart"/>
-      <w:r>
-        <w:rPr>
-          <w:b/>
-        </w:rPr>
-        <w:t>jogos</w:t>
-      </w:r>
-      <w:proofErr w:type="spellEnd"/>
-      <w:r>
-        <w:rPr>
-          <w:b/>
-        </w:rPr>
-        <w:t xml:space="preserve"> da </w:t>
-      </w:r>
-      <w:proofErr w:type="spellStart"/>
-      <w:r>
-        <w:rPr>
-          <w:b/>
-        </w:rPr>
-        <w:t>fase</w:t>
-      </w:r>
-      <w:proofErr w:type="spellEnd"/>
-      <w:r>
-        <w:rPr>
-          <w:b/>
-        </w:rPr>
-        <w:t xml:space="preserve"> de </w:t>
-      </w:r>
-      <w:proofErr w:type="spellStart"/>
-      <w:r>
-        <w:rPr>
-          <w:b/>
-        </w:rPr>
-        <w:t>grupos</w:t>
-      </w:r>
-      <w:proofErr w:type="spellEnd"/>
-      <w:r>
-        <w:t xml:space="preserve"> (Table input): </w:t>
-      </w:r>
-      <w:proofErr w:type="spellStart"/>
-      <w:r>
-        <w:t>seleciona</w:t>
-      </w:r>
-      <w:proofErr w:type="spellEnd"/>
-      <w:r>
-        <w:t xml:space="preserve"> de </w:t>
-      </w:r>
-      <w:proofErr w:type="spellStart"/>
-      <w:r>
-        <w:t>stg_matches</w:t>
-      </w:r>
-      <w:proofErr w:type="spellEnd"/>
-      <w:r>
-        <w:t xml:space="preserve"> </w:t>
-      </w:r>
-      <w:proofErr w:type="spellStart"/>
-      <w:r>
-        <w:t>os</w:t>
-      </w:r>
-      <w:proofErr w:type="spellEnd"/>
-      <w:r>
-        <w:t xml:space="preserve"> </w:t>
-      </w:r>
-      <w:proofErr w:type="spellStart"/>
-      <w:r>
-        <w:t>jogos</w:t>
-      </w:r>
-      <w:proofErr w:type="spellEnd"/>
-      <w:r>
-        <w:t xml:space="preserve"> com </w:t>
-      </w:r>
-      <w:proofErr w:type="spellStart"/>
-      <w:r>
-        <w:t>stage_id</w:t>
-      </w:r>
-      <w:proofErr w:type="spellEnd"/>
-      <w:r>
-        <w:t xml:space="preserve"> = 1 (72 </w:t>
-      </w:r>
-      <w:proofErr w:type="spellStart"/>
-      <w:r>
-        <w:t>jogos</w:t>
-      </w:r>
-      <w:proofErr w:type="spellEnd"/>
-      <w:r>
-        <w:t>).</w:t>
+        <w:t>Ler jogos da fase de grupos</w:t>
+      </w:r>
+      <w:r>
+        <w:t xml:space="preserve"> (Table input): seleciona de stg_matches os jogos com stage_id = 1 (72 jogos).</w:t>
       </w:r>
     </w:p>
     <w:p>
@@ -9223,238 +5354,14 @@
           <w:numId w:val="5"/>
         </w:numPr>
       </w:pPr>
-      <w:proofErr w:type="spellStart"/>
       <w:r>
         <w:rPr>
           <w:b/>
         </w:rPr>
-        <w:t>home_team</w:t>
-      </w:r>
-      <w:proofErr w:type="spellEnd"/>
-      <w:r>
-        <w:rPr>
-          <w:b/>
-        </w:rPr>
-        <w:t xml:space="preserve"> e </w:t>
-      </w:r>
-      <w:proofErr w:type="spellStart"/>
-      <w:r>
-        <w:rPr>
-          <w:b/>
-        </w:rPr>
-        <w:t>away_team</w:t>
-      </w:r>
-      <w:proofErr w:type="spellEnd"/>
-      <w:r>
-        <w:t xml:space="preserve"> (</w:t>
-      </w:r>
-      <w:proofErr w:type="spellStart"/>
-      <w:r>
-        <w:t>dois</w:t>
-      </w:r>
-      <w:proofErr w:type="spellEnd"/>
-      <w:r>
-        <w:t xml:space="preserve"> Select values </w:t>
-      </w:r>
-      <w:proofErr w:type="spellStart"/>
-      <w:r>
-        <w:t>em</w:t>
-      </w:r>
-      <w:proofErr w:type="spellEnd"/>
-      <w:r>
-        <w:t xml:space="preserve"> </w:t>
-      </w:r>
-      <w:proofErr w:type="spellStart"/>
-      <w:r>
-        <w:t>paralelo</w:t>
-      </w:r>
-      <w:proofErr w:type="spellEnd"/>
-      <w:r>
-        <w:t xml:space="preserve">, com </w:t>
-      </w:r>
-      <w:proofErr w:type="spellStart"/>
-      <w:r>
-        <w:t>movimento</w:t>
-      </w:r>
-      <w:proofErr w:type="spellEnd"/>
-      <w:r>
-        <w:t xml:space="preserve"> Copy): o </w:t>
-      </w:r>
-      <w:proofErr w:type="spellStart"/>
-      <w:r>
-        <w:t>primeiro</w:t>
-      </w:r>
-      <w:proofErr w:type="spellEnd"/>
-      <w:r>
-        <w:t xml:space="preserve"> </w:t>
-      </w:r>
-      <w:proofErr w:type="spellStart"/>
-      <w:r>
-        <w:t>renomeia</w:t>
-      </w:r>
-      <w:proofErr w:type="spellEnd"/>
-      <w:r>
-        <w:t xml:space="preserve"> </w:t>
-      </w:r>
-      <w:proofErr w:type="spellStart"/>
-      <w:r>
-        <w:t>home_team_id</w:t>
-      </w:r>
-      <w:proofErr w:type="spellEnd"/>
-      <w:r>
-        <w:t xml:space="preserve"> para </w:t>
-      </w:r>
-      <w:proofErr w:type="spellStart"/>
-      <w:r>
-        <w:t>team_id</w:t>
-      </w:r>
-      <w:proofErr w:type="spellEnd"/>
-      <w:r>
-        <w:t xml:space="preserve">, </w:t>
-      </w:r>
-      <w:proofErr w:type="spellStart"/>
-      <w:r>
-        <w:t>home_score</w:t>
-      </w:r>
-      <w:proofErr w:type="spellEnd"/>
-      <w:r>
-        <w:t xml:space="preserve"> para </w:t>
-      </w:r>
-      <w:proofErr w:type="spellStart"/>
-      <w:r>
-        <w:t>goals_scored</w:t>
-      </w:r>
-      <w:proofErr w:type="spellEnd"/>
-      <w:r>
-        <w:t xml:space="preserve"> e </w:t>
-      </w:r>
-      <w:proofErr w:type="spellStart"/>
-      <w:r>
-        <w:t>away_score</w:t>
-      </w:r>
-      <w:proofErr w:type="spellEnd"/>
-      <w:r>
-        <w:t xml:space="preserve"> para </w:t>
-      </w:r>
-      <w:proofErr w:type="spellStart"/>
-      <w:r>
-        <w:t>goals_conceded</w:t>
-      </w:r>
-      <w:proofErr w:type="spellEnd"/>
-      <w:r>
-        <w:t xml:space="preserve">; o </w:t>
-      </w:r>
-      <w:proofErr w:type="spellStart"/>
-      <w:r>
-        <w:t>segundo</w:t>
-      </w:r>
-      <w:proofErr w:type="spellEnd"/>
-      <w:r>
-        <w:t xml:space="preserve"> </w:t>
-      </w:r>
-      <w:proofErr w:type="spellStart"/>
-      <w:r>
-        <w:t>faz</w:t>
-      </w:r>
-      <w:proofErr w:type="spellEnd"/>
-      <w:r>
-        <w:t xml:space="preserve"> o </w:t>
-      </w:r>
-      <w:proofErr w:type="spellStart"/>
-      <w:r>
-        <w:t>inverso</w:t>
-      </w:r>
-      <w:proofErr w:type="spellEnd"/>
-      <w:r>
-        <w:t xml:space="preserve"> para </w:t>
-      </w:r>
-      <w:proofErr w:type="gramStart"/>
-      <w:r>
-        <w:t>a</w:t>
-      </w:r>
-      <w:proofErr w:type="gramEnd"/>
-      <w:r>
-        <w:t xml:space="preserve"> </w:t>
-      </w:r>
-      <w:proofErr w:type="spellStart"/>
-      <w:r>
-        <w:t>equipa</w:t>
-      </w:r>
-      <w:proofErr w:type="spellEnd"/>
-      <w:r>
-        <w:t xml:space="preserve"> </w:t>
-      </w:r>
-      <w:proofErr w:type="spellStart"/>
-      <w:r>
-        <w:t>visitante</w:t>
-      </w:r>
-      <w:proofErr w:type="spellEnd"/>
-      <w:r>
-        <w:t xml:space="preserve">. </w:t>
-      </w:r>
-      <w:proofErr w:type="spellStart"/>
-      <w:r>
-        <w:t>Os</w:t>
-      </w:r>
-      <w:proofErr w:type="spellEnd"/>
-      <w:r>
-        <w:t xml:space="preserve"> </w:t>
-      </w:r>
-      <w:proofErr w:type="spellStart"/>
-      <w:r>
-        <w:t>dois</w:t>
-      </w:r>
-      <w:proofErr w:type="spellEnd"/>
-      <w:r>
-        <w:t xml:space="preserve"> </w:t>
-      </w:r>
-      <w:proofErr w:type="spellStart"/>
-      <w:r>
-        <w:t>ramos</w:t>
-      </w:r>
-      <w:proofErr w:type="spellEnd"/>
-      <w:r>
-        <w:t xml:space="preserve"> </w:t>
-      </w:r>
-      <w:proofErr w:type="spellStart"/>
-      <w:r>
-        <w:t>têm</w:t>
-      </w:r>
-      <w:proofErr w:type="spellEnd"/>
-      <w:r>
-        <w:t xml:space="preserve"> </w:t>
-      </w:r>
-      <w:proofErr w:type="spellStart"/>
-      <w:r>
-        <w:t>os</w:t>
-      </w:r>
-      <w:proofErr w:type="spellEnd"/>
-      <w:r>
-        <w:t xml:space="preserve"> </w:t>
-      </w:r>
-      <w:proofErr w:type="spellStart"/>
-      <w:r>
-        <w:t>mesmos</w:t>
-      </w:r>
-      <w:proofErr w:type="spellEnd"/>
-      <w:r>
-        <w:t xml:space="preserve"> campos pela </w:t>
-      </w:r>
-      <w:proofErr w:type="spellStart"/>
-      <w:r>
-        <w:t>mesma</w:t>
-      </w:r>
-      <w:proofErr w:type="spellEnd"/>
-      <w:r>
-        <w:t xml:space="preserve"> </w:t>
-      </w:r>
-      <w:proofErr w:type="spellStart"/>
-      <w:r>
-        <w:t>ordem</w:t>
-      </w:r>
-      <w:proofErr w:type="spellEnd"/>
-      <w:r>
-        <w:t>.</w:t>
+        <w:t>home_team e away_team</w:t>
+      </w:r>
+      <w:r>
+        <w:t xml:space="preserve"> (dois Select values em paralelo, com movimento Copy): o primeiro renomeia home_team_id para team_id, home_score para goals_scored e away_score para goals_conceded; o segundo faz o inverso para a equipa visitante. Os dois ramos têm os mesmos campos pela mesma ordem.</w:t>
       </w:r>
     </w:p>
     <w:p>
@@ -9465,120 +5372,14 @@
           <w:numId w:val="5"/>
         </w:numPr>
       </w:pPr>
-      <w:proofErr w:type="spellStart"/>
       <w:r>
         <w:rPr>
           <w:b/>
         </w:rPr>
         <w:t>join_teams</w:t>
       </w:r>
-      <w:proofErr w:type="spellEnd"/>
-      <w:r>
-        <w:t xml:space="preserve"> (Append streams): </w:t>
-      </w:r>
-      <w:proofErr w:type="spellStart"/>
-      <w:r>
-        <w:t>empilha</w:t>
-      </w:r>
-      <w:proofErr w:type="spellEnd"/>
-      <w:r>
-        <w:t xml:space="preserve"> </w:t>
-      </w:r>
-      <w:proofErr w:type="spellStart"/>
-      <w:r>
-        <w:t>os</w:t>
-      </w:r>
-      <w:proofErr w:type="spellEnd"/>
-      <w:r>
-        <w:t xml:space="preserve"> </w:t>
-      </w:r>
-      <w:proofErr w:type="spellStart"/>
-      <w:r>
-        <w:t>dois</w:t>
-      </w:r>
-      <w:proofErr w:type="spellEnd"/>
-      <w:r>
-        <w:t xml:space="preserve"> </w:t>
-      </w:r>
-      <w:proofErr w:type="spellStart"/>
-      <w:r>
-        <w:t>ramos</w:t>
-      </w:r>
-      <w:proofErr w:type="spellEnd"/>
-      <w:r>
-        <w:t xml:space="preserve">, </w:t>
-      </w:r>
-      <w:proofErr w:type="spellStart"/>
-      <w:r>
-        <w:t>produzindo</w:t>
-      </w:r>
-      <w:proofErr w:type="spellEnd"/>
-      <w:r>
-        <w:t xml:space="preserve"> 144 </w:t>
-      </w:r>
-      <w:proofErr w:type="spellStart"/>
-      <w:r>
-        <w:t>linhas</w:t>
-      </w:r>
-      <w:proofErr w:type="spellEnd"/>
-      <w:r>
-        <w:t xml:space="preserve"> (</w:t>
-      </w:r>
-      <w:proofErr w:type="spellStart"/>
-      <w:r>
-        <w:t>cada</w:t>
-      </w:r>
-      <w:proofErr w:type="spellEnd"/>
-      <w:r>
-        <w:t xml:space="preserve"> </w:t>
-      </w:r>
-      <w:proofErr w:type="spellStart"/>
-      <w:r>
-        <w:t>jogo</w:t>
-      </w:r>
-      <w:proofErr w:type="spellEnd"/>
-      <w:r>
-        <w:t xml:space="preserve"> </w:t>
-      </w:r>
-      <w:proofErr w:type="spellStart"/>
-      <w:r>
-        <w:t>aparece</w:t>
-      </w:r>
-      <w:proofErr w:type="spellEnd"/>
-      <w:r>
-        <w:t xml:space="preserve"> duas </w:t>
-      </w:r>
-      <w:proofErr w:type="spellStart"/>
-      <w:r>
-        <w:t>vezes</w:t>
-      </w:r>
-      <w:proofErr w:type="spellEnd"/>
-      <w:r>
-        <w:t xml:space="preserve">, </w:t>
-      </w:r>
-      <w:proofErr w:type="spellStart"/>
-      <w:r>
-        <w:t>uma</w:t>
-      </w:r>
-      <w:proofErr w:type="spellEnd"/>
-      <w:r>
-        <w:t xml:space="preserve"> </w:t>
-      </w:r>
-      <w:proofErr w:type="spellStart"/>
-      <w:r>
-        <w:t>por</w:t>
-      </w:r>
-      <w:proofErr w:type="spellEnd"/>
-      <w:r>
-        <w:t xml:space="preserve"> </w:t>
-      </w:r>
-      <w:proofErr w:type="spellStart"/>
-      <w:r>
-        <w:t>seleção</w:t>
-      </w:r>
-      <w:proofErr w:type="spellEnd"/>
-      <w:r>
-        <w:t>).</w:t>
+      <w:r>
+        <w:t xml:space="preserve"> (Append streams): empilha os dois ramos, produzindo 144 linhas (cada jogo aparece duas vezes, uma por seleção).</w:t>
       </w:r>
     </w:p>
     <w:p>
@@ -9596,87 +5397,7 @@
         <w:t>points</w:t>
       </w:r>
       <w:r>
-        <w:t xml:space="preserve"> (Formula): </w:t>
-      </w:r>
-      <w:proofErr w:type="spellStart"/>
-      <w:r>
-        <w:t>calcula</w:t>
-      </w:r>
-      <w:proofErr w:type="spellEnd"/>
-      <w:r>
-        <w:t xml:space="preserve">, </w:t>
-      </w:r>
-      <w:proofErr w:type="spellStart"/>
-      <w:r>
-        <w:t>por</w:t>
-      </w:r>
-      <w:proofErr w:type="spellEnd"/>
-      <w:r>
-        <w:t xml:space="preserve"> </w:t>
-      </w:r>
-      <w:proofErr w:type="spellStart"/>
-      <w:r>
-        <w:t>linha</w:t>
-      </w:r>
-      <w:proofErr w:type="spellEnd"/>
-      <w:r>
-        <w:t xml:space="preserve">, </w:t>
-      </w:r>
-      <w:proofErr w:type="spellStart"/>
-      <w:r>
-        <w:t>os</w:t>
-      </w:r>
-      <w:proofErr w:type="spellEnd"/>
-      <w:r>
-        <w:t xml:space="preserve"> </w:t>
-      </w:r>
-      <w:proofErr w:type="spellStart"/>
-      <w:r>
-        <w:t>pontos</w:t>
-      </w:r>
-      <w:proofErr w:type="spellEnd"/>
-      <w:r>
-        <w:t xml:space="preserve"> com IF([goals_scored]&gt;[goals_conceded];</w:t>
-      </w:r>
-      <w:proofErr w:type="gramStart"/>
-      <w:r>
-        <w:t>3;IF</w:t>
-      </w:r>
-      <w:proofErr w:type="gramEnd"/>
-      <w:r>
-        <w:t>([goals_</w:t>
-      </w:r>
-      <w:proofErr w:type="gramStart"/>
-      <w:r>
-        <w:t>scored]=</w:t>
-      </w:r>
-      <w:proofErr w:type="gramEnd"/>
-      <w:r>
-        <w:t xml:space="preserve">[goals_conceded];1;0)), as </w:t>
-      </w:r>
-      <w:proofErr w:type="spellStart"/>
-      <w:r>
-        <w:t>colunas</w:t>
-      </w:r>
-      <w:proofErr w:type="spellEnd"/>
-      <w:r>
-        <w:t xml:space="preserve"> wins, draws e losses (1 </w:t>
-      </w:r>
-      <w:proofErr w:type="spellStart"/>
-      <w:r>
-        <w:t>ou</w:t>
-      </w:r>
-      <w:proofErr w:type="spellEnd"/>
-      <w:r>
-        <w:t xml:space="preserve"> 0) e </w:t>
-      </w:r>
-      <w:proofErr w:type="spellStart"/>
-      <w:r>
-        <w:t>goal_difference</w:t>
-      </w:r>
-      <w:proofErr w:type="spellEnd"/>
-      <w:r>
-        <w:t>.</w:t>
+        <w:t xml:space="preserve"> (Formula): calcula, por linha, os pontos com IF([goals_scored]&gt;[goals_conceded];3;IF([goals_scored]=[goals_conceded];1;0)), as colunas wins, draws e losses (1 ou 0) e goal_difference.</w:t>
       </w:r>
     </w:p>
     <w:p>
@@ -9691,131 +5412,19 @@
         <w:rPr>
           <w:b/>
         </w:rPr>
-        <w:t xml:space="preserve">Ler </w:t>
-      </w:r>
-      <w:proofErr w:type="spellStart"/>
+        <w:t>Ler selecoes</w:t>
+      </w:r>
+      <w:r>
+        <w:t xml:space="preserve"> e </w:t>
+      </w:r>
       <w:r>
         <w:rPr>
           <w:b/>
         </w:rPr>
-        <w:t>selecoes</w:t>
-      </w:r>
-      <w:proofErr w:type="spellEnd"/>
-      <w:r>
-        <w:t xml:space="preserve"> e </w:t>
-      </w:r>
-      <w:r>
-        <w:rPr>
-          <w:b/>
-        </w:rPr>
         <w:t>Stream lookup</w:t>
       </w:r>
       <w:r>
-        <w:t xml:space="preserve">: um Table input </w:t>
-      </w:r>
-      <w:proofErr w:type="spellStart"/>
-      <w:r>
-        <w:t>lê</w:t>
-      </w:r>
-      <w:proofErr w:type="spellEnd"/>
-      <w:r>
-        <w:t xml:space="preserve"> </w:t>
-      </w:r>
-      <w:proofErr w:type="spellStart"/>
-      <w:r>
-        <w:t>team_id</w:t>
-      </w:r>
-      <w:proofErr w:type="spellEnd"/>
-      <w:r>
-        <w:t xml:space="preserve">, </w:t>
-      </w:r>
-      <w:proofErr w:type="spellStart"/>
-      <w:r>
-        <w:t>team_name</w:t>
-      </w:r>
-      <w:proofErr w:type="spellEnd"/>
-      <w:r>
-        <w:t xml:space="preserve">, </w:t>
-      </w:r>
-      <w:proofErr w:type="spellStart"/>
-      <w:r>
-        <w:t>group_letter</w:t>
-      </w:r>
-      <w:proofErr w:type="spellEnd"/>
-      <w:r>
-        <w:t xml:space="preserve"> e confederation de </w:t>
-      </w:r>
-      <w:proofErr w:type="spellStart"/>
-      <w:r>
-        <w:t>stg_teams</w:t>
-      </w:r>
-      <w:proofErr w:type="spellEnd"/>
-      <w:r>
-        <w:t xml:space="preserve">, e o Stream lookup </w:t>
-      </w:r>
-      <w:proofErr w:type="spellStart"/>
-      <w:r>
-        <w:t>acrescenta</w:t>
-      </w:r>
-      <w:proofErr w:type="spellEnd"/>
-      <w:r>
-        <w:t xml:space="preserve"> esses campos a </w:t>
-      </w:r>
-      <w:proofErr w:type="spellStart"/>
-      <w:r>
-        <w:t>cada</w:t>
-      </w:r>
-      <w:proofErr w:type="spellEnd"/>
-      <w:r>
-        <w:t xml:space="preserve"> </w:t>
-      </w:r>
-      <w:proofErr w:type="spellStart"/>
-      <w:r>
-        <w:t>linha</w:t>
-      </w:r>
-      <w:proofErr w:type="spellEnd"/>
-      <w:r>
-        <w:t xml:space="preserve"> </w:t>
-      </w:r>
-      <w:proofErr w:type="spellStart"/>
-      <w:r>
-        <w:t>pelo</w:t>
-      </w:r>
-      <w:proofErr w:type="spellEnd"/>
-      <w:r>
-        <w:t xml:space="preserve"> </w:t>
-      </w:r>
-      <w:proofErr w:type="spellStart"/>
-      <w:r>
-        <w:t>team_id</w:t>
-      </w:r>
-      <w:proofErr w:type="spellEnd"/>
-      <w:r>
-        <w:t xml:space="preserve"> (192 </w:t>
-      </w:r>
-      <w:proofErr w:type="spellStart"/>
-      <w:r>
-        <w:t>linhas</w:t>
-      </w:r>
-      <w:proofErr w:type="spellEnd"/>
-      <w:r>
-        <w:t xml:space="preserve"> </w:t>
-      </w:r>
-      <w:proofErr w:type="spellStart"/>
-      <w:r>
-        <w:t>lidas</w:t>
-      </w:r>
-      <w:proofErr w:type="spellEnd"/>
-      <w:r>
-        <w:t xml:space="preserve">, 144 </w:t>
-      </w:r>
-      <w:proofErr w:type="spellStart"/>
-      <w:r>
-        <w:t>escritas</w:t>
-      </w:r>
-      <w:proofErr w:type="spellEnd"/>
-      <w:r>
-        <w:t>).</w:t>
+        <w:t>: um Table input lê team_id, team_name, group_letter e confederation de stg_teams, e o Stream lookup acrescenta esses campos a cada linha pelo team_id (192 linhas lidas, 144 escritas).</w:t>
       </w:r>
     </w:p>
     <w:p>
@@ -9834,79 +5443,7 @@
         <w:t>Sort rows</w:t>
       </w:r>
       <w:r>
-        <w:t xml:space="preserve">: </w:t>
-      </w:r>
-      <w:proofErr w:type="spellStart"/>
-      <w:r>
-        <w:t>ordena</w:t>
-      </w:r>
-      <w:proofErr w:type="spellEnd"/>
-      <w:r>
-        <w:t xml:space="preserve"> </w:t>
-      </w:r>
-      <w:proofErr w:type="spellStart"/>
-      <w:r>
-        <w:t>por</w:t>
-      </w:r>
-      <w:proofErr w:type="spellEnd"/>
-      <w:r>
-        <w:t xml:space="preserve"> </w:t>
-      </w:r>
-      <w:proofErr w:type="spellStart"/>
-      <w:r>
-        <w:t>team_id</w:t>
-      </w:r>
-      <w:proofErr w:type="spellEnd"/>
-      <w:r>
-        <w:t xml:space="preserve">, </w:t>
-      </w:r>
-      <w:proofErr w:type="spellStart"/>
-      <w:r>
-        <w:t>necessário</w:t>
-      </w:r>
-      <w:proofErr w:type="spellEnd"/>
-      <w:r>
-        <w:t xml:space="preserve"> </w:t>
-      </w:r>
-      <w:proofErr w:type="spellStart"/>
-      <w:r>
-        <w:t>porque</w:t>
-      </w:r>
-      <w:proofErr w:type="spellEnd"/>
-      <w:r>
-        <w:t xml:space="preserve"> o Group by </w:t>
-      </w:r>
-      <w:proofErr w:type="spellStart"/>
-      <w:r>
-        <w:t>só</w:t>
-      </w:r>
-      <w:proofErr w:type="spellEnd"/>
-      <w:r>
-        <w:t xml:space="preserve"> </w:t>
-      </w:r>
-      <w:proofErr w:type="spellStart"/>
-      <w:r>
-        <w:t>agrega</w:t>
-      </w:r>
-      <w:proofErr w:type="spellEnd"/>
-      <w:r>
-        <w:t xml:space="preserve"> </w:t>
-      </w:r>
-      <w:proofErr w:type="spellStart"/>
-      <w:r>
-        <w:t>linhas</w:t>
-      </w:r>
-      <w:proofErr w:type="spellEnd"/>
-      <w:r>
-        <w:t xml:space="preserve"> </w:t>
-      </w:r>
-      <w:proofErr w:type="spellStart"/>
-      <w:r>
-        <w:t>consecutivas</w:t>
-      </w:r>
-      <w:proofErr w:type="spellEnd"/>
-      <w:r>
-        <w:t>.</w:t>
+        <w:t>: ordena por team_id, necessário porque o Group by só agrega linhas consecutivas.</w:t>
       </w:r>
     </w:p>
     <w:p>
@@ -9924,103 +5461,7 @@
         <w:t>Group by</w:t>
       </w:r>
       <w:r>
-        <w:t xml:space="preserve">: </w:t>
-      </w:r>
-      <w:proofErr w:type="spellStart"/>
-      <w:r>
-        <w:t>agrupa</w:t>
-      </w:r>
-      <w:proofErr w:type="spellEnd"/>
-      <w:r>
-        <w:t xml:space="preserve"> </w:t>
-      </w:r>
-      <w:proofErr w:type="spellStart"/>
-      <w:r>
-        <w:t>por</w:t>
-      </w:r>
-      <w:proofErr w:type="spellEnd"/>
-      <w:r>
-        <w:t xml:space="preserve"> </w:t>
-      </w:r>
-      <w:proofErr w:type="spellStart"/>
-      <w:r>
-        <w:t>team_id</w:t>
-      </w:r>
-      <w:proofErr w:type="spellEnd"/>
-      <w:r>
-        <w:t xml:space="preserve">, </w:t>
-      </w:r>
-      <w:proofErr w:type="spellStart"/>
-      <w:r>
-        <w:t>team_name</w:t>
-      </w:r>
-      <w:proofErr w:type="spellEnd"/>
-      <w:r>
-        <w:t xml:space="preserve">, </w:t>
-      </w:r>
-      <w:proofErr w:type="spellStart"/>
-      <w:r>
-        <w:t>group_letter</w:t>
-      </w:r>
-      <w:proofErr w:type="spellEnd"/>
-      <w:r>
-        <w:t xml:space="preserve"> e confederation e </w:t>
-      </w:r>
-      <w:proofErr w:type="spellStart"/>
-      <w:r>
-        <w:t>calcula</w:t>
-      </w:r>
-      <w:proofErr w:type="spellEnd"/>
-      <w:r>
-        <w:t xml:space="preserve"> played (</w:t>
-      </w:r>
-      <w:proofErr w:type="spellStart"/>
-      <w:r>
-        <w:t>contagem</w:t>
-      </w:r>
-      <w:proofErr w:type="spellEnd"/>
-      <w:r>
-        <w:t xml:space="preserve">), wins, draws, losses, </w:t>
-      </w:r>
-      <w:proofErr w:type="spellStart"/>
-      <w:r>
-        <w:t>goals_for</w:t>
-      </w:r>
-      <w:proofErr w:type="spellEnd"/>
-      <w:r>
-        <w:t xml:space="preserve">, </w:t>
-      </w:r>
-      <w:proofErr w:type="spellStart"/>
-      <w:r>
-        <w:t>goals_against</w:t>
-      </w:r>
-      <w:proofErr w:type="spellEnd"/>
-      <w:r>
-        <w:t xml:space="preserve">, </w:t>
-      </w:r>
-      <w:proofErr w:type="spellStart"/>
-      <w:r>
-        <w:t>goal_difference</w:t>
-      </w:r>
-      <w:proofErr w:type="spellEnd"/>
-      <w:r>
-        <w:t xml:space="preserve"> e points (somas). </w:t>
-      </w:r>
-      <w:proofErr w:type="spellStart"/>
-      <w:r>
-        <w:t>Saem</w:t>
-      </w:r>
-      <w:proofErr w:type="spellEnd"/>
-      <w:r>
-        <w:t xml:space="preserve"> 48 </w:t>
-      </w:r>
-      <w:proofErr w:type="spellStart"/>
-      <w:r>
-        <w:t>linhas</w:t>
-      </w:r>
-      <w:proofErr w:type="spellEnd"/>
-      <w:r>
-        <w:t>.</w:t>
+        <w:t>: agrupa por team_id, team_name, group_letter e confederation e calcula played (contagem), wins, draws, losses, goals_for, goals_against, goal_difference e points (somas). Saem 48 linhas.</w:t>
       </w:r>
     </w:p>
     <w:p>
@@ -10031,88 +5472,14 @@
           <w:numId w:val="5"/>
         </w:numPr>
       </w:pPr>
-      <w:proofErr w:type="spellStart"/>
       <w:r>
         <w:rPr>
           <w:b/>
         </w:rPr>
         <w:t>ranking_stands</w:t>
       </w:r>
-      <w:proofErr w:type="spellEnd"/>
-      <w:r>
-        <w:t xml:space="preserve"> (Sort rows): </w:t>
-      </w:r>
-      <w:proofErr w:type="spellStart"/>
-      <w:r>
-        <w:t>ordena</w:t>
-      </w:r>
-      <w:proofErr w:type="spellEnd"/>
-      <w:r>
-        <w:t xml:space="preserve"> </w:t>
-      </w:r>
-      <w:proofErr w:type="spellStart"/>
-      <w:r>
-        <w:t>por</w:t>
-      </w:r>
-      <w:proofErr w:type="spellEnd"/>
-      <w:r>
-        <w:t xml:space="preserve"> </w:t>
-      </w:r>
-      <w:proofErr w:type="spellStart"/>
-      <w:r>
-        <w:t>group_letter</w:t>
-      </w:r>
-      <w:proofErr w:type="spellEnd"/>
-      <w:r>
-        <w:t xml:space="preserve"> </w:t>
-      </w:r>
-      <w:proofErr w:type="spellStart"/>
-      <w:r>
-        <w:t>ascendente</w:t>
-      </w:r>
-      <w:proofErr w:type="spellEnd"/>
-      <w:r>
-        <w:t xml:space="preserve"> e </w:t>
-      </w:r>
-      <w:proofErr w:type="spellStart"/>
-      <w:r>
-        <w:t>depois</w:t>
-      </w:r>
-      <w:proofErr w:type="spellEnd"/>
-      <w:r>
-        <w:t xml:space="preserve"> </w:t>
-      </w:r>
-      <w:proofErr w:type="spellStart"/>
-      <w:r>
-        <w:t>por</w:t>
-      </w:r>
-      <w:proofErr w:type="spellEnd"/>
-      <w:r>
-        <w:t xml:space="preserve"> points, </w:t>
-      </w:r>
-      <w:proofErr w:type="spellStart"/>
-      <w:r>
-        <w:t>goal_difference</w:t>
-      </w:r>
-      <w:proofErr w:type="spellEnd"/>
-      <w:r>
-        <w:t xml:space="preserve"> e </w:t>
-      </w:r>
-      <w:proofErr w:type="spellStart"/>
-      <w:r>
-        <w:t>goals_for</w:t>
-      </w:r>
-      <w:proofErr w:type="spellEnd"/>
-      <w:r>
-        <w:t xml:space="preserve"> </w:t>
-      </w:r>
-      <w:proofErr w:type="spellStart"/>
-      <w:r>
-        <w:t>descendentes</w:t>
-      </w:r>
-      <w:proofErr w:type="spellEnd"/>
-      <w:r>
-        <w:t>.</w:t>
+      <w:r>
+        <w:t xml:space="preserve"> (Sort rows): ordena por group_letter ascendente e depois por points, goal_difference e goals_for descendentes.</w:t>
       </w:r>
     </w:p>
     <w:p>
@@ -10130,71 +5497,7 @@
         <w:t>Add value fields changing sequence</w:t>
       </w:r>
       <w:r>
-        <w:t xml:space="preserve">: </w:t>
-      </w:r>
-      <w:proofErr w:type="spellStart"/>
-      <w:r>
-        <w:t>cria</w:t>
-      </w:r>
-      <w:proofErr w:type="spellEnd"/>
-      <w:r>
-        <w:t xml:space="preserve"> a </w:t>
-      </w:r>
-      <w:proofErr w:type="spellStart"/>
-      <w:r>
-        <w:t>coluna</w:t>
-      </w:r>
-      <w:proofErr w:type="spellEnd"/>
-      <w:r>
-        <w:t xml:space="preserve"> position, </w:t>
-      </w:r>
-      <w:proofErr w:type="spellStart"/>
-      <w:r>
-        <w:t>que</w:t>
-      </w:r>
-      <w:proofErr w:type="spellEnd"/>
-      <w:r>
-        <w:t xml:space="preserve"> </w:t>
-      </w:r>
-      <w:proofErr w:type="spellStart"/>
-      <w:r>
-        <w:t>recomeça</w:t>
-      </w:r>
-      <w:proofErr w:type="spellEnd"/>
-      <w:r>
-        <w:t xml:space="preserve"> </w:t>
-      </w:r>
-      <w:proofErr w:type="spellStart"/>
-      <w:r>
-        <w:t>em</w:t>
-      </w:r>
-      <w:proofErr w:type="spellEnd"/>
-      <w:r>
-        <w:t xml:space="preserve"> 1 sempre </w:t>
-      </w:r>
-      <w:proofErr w:type="spellStart"/>
-      <w:r>
-        <w:t>que</w:t>
-      </w:r>
-      <w:proofErr w:type="spellEnd"/>
-      <w:r>
-        <w:t xml:space="preserve"> o </w:t>
-      </w:r>
-      <w:proofErr w:type="spellStart"/>
-      <w:r>
-        <w:t>grupo</w:t>
-      </w:r>
-      <w:proofErr w:type="spellEnd"/>
-      <w:r>
-        <w:t xml:space="preserve"> </w:t>
-      </w:r>
-      <w:proofErr w:type="spellStart"/>
-      <w:r>
-        <w:t>muda</w:t>
-      </w:r>
-      <w:proofErr w:type="spellEnd"/>
-      <w:r>
-        <w:t>.</w:t>
+        <w:t>: cria a coluna position, que recomeça em 1 sempre que o grupo muda.</w:t>
       </w:r>
     </w:p>
     <w:p>
@@ -10212,63 +5515,7 @@
         <w:t>Table output</w:t>
       </w:r>
       <w:r>
-        <w:t xml:space="preserve">: </w:t>
-      </w:r>
-      <w:proofErr w:type="spellStart"/>
-      <w:r>
-        <w:t>grava</w:t>
-      </w:r>
-      <w:proofErr w:type="spellEnd"/>
-      <w:r>
-        <w:t xml:space="preserve"> </w:t>
-      </w:r>
-      <w:proofErr w:type="spellStart"/>
-      <w:r>
-        <w:t>em</w:t>
-      </w:r>
-      <w:proofErr w:type="spellEnd"/>
-      <w:r>
-        <w:t xml:space="preserve"> </w:t>
-      </w:r>
-      <w:proofErr w:type="spellStart"/>
-      <w:r>
-        <w:t>classificacao_grupo</w:t>
-      </w:r>
-      <w:proofErr w:type="spellEnd"/>
-      <w:r>
-        <w:t xml:space="preserve"> (48 </w:t>
-      </w:r>
-      <w:proofErr w:type="spellStart"/>
-      <w:r>
-        <w:t>linhas</w:t>
-      </w:r>
-      <w:proofErr w:type="spellEnd"/>
-      <w:r>
-        <w:t xml:space="preserve">, 12 </w:t>
-      </w:r>
-      <w:proofErr w:type="spellStart"/>
-      <w:r>
-        <w:t>grupos</w:t>
-      </w:r>
-      <w:proofErr w:type="spellEnd"/>
-      <w:r>
-        <w:t xml:space="preserve"> de 4, played = 3 </w:t>
-      </w:r>
-      <w:proofErr w:type="spellStart"/>
-      <w:r>
-        <w:t>em</w:t>
-      </w:r>
-      <w:proofErr w:type="spellEnd"/>
-      <w:r>
-        <w:t xml:space="preserve"> </w:t>
-      </w:r>
-      <w:proofErr w:type="spellStart"/>
-      <w:r>
-        <w:t>todas</w:t>
-      </w:r>
-      <w:proofErr w:type="spellEnd"/>
-      <w:r>
-        <w:t>).</w:t>
+        <w:t>: grava em classificacao_grupo (48 linhas, 12 grupos de 4, played = 3 em todas).</w:t>
       </w:r>
     </w:p>
     <w:p>
@@ -10475,15 +5722,7 @@
         </w:r>
       </w:fldSimple>
       <w:r>
-        <w:t xml:space="preserve"> - </w:t>
-      </w:r>
-      <w:proofErr w:type="spellStart"/>
-      <w:r>
-        <w:t>Resultado</w:t>
-      </w:r>
-      <w:proofErr w:type="spellEnd"/>
-      <w:r>
-        <w:t xml:space="preserve"> Query 04_consulta_classificacao</w:t>
+        <w:t xml:space="preserve"> - Resultado Query 04_consulta_classificacao</w:t>
       </w:r>
       <w:bookmarkEnd w:id="21"/>
     </w:p>
@@ -10549,15 +5788,7 @@
         </w:r>
       </w:fldSimple>
       <w:r>
-        <w:t xml:space="preserve"> - </w:t>
-      </w:r>
-      <w:proofErr w:type="spellStart"/>
-      <w:r>
-        <w:t>Resultado</w:t>
-      </w:r>
-      <w:proofErr w:type="spellEnd"/>
-      <w:r>
-        <w:t xml:space="preserve"> Query 04_consulta_classificacao</w:t>
+        <w:t xml:space="preserve"> - Resultado Query 04_consulta_classificacao</w:t>
       </w:r>
       <w:bookmarkEnd w:id="22"/>
     </w:p>
@@ -10648,102 +5879,14 @@
         </w:r>
       </w:fldSimple>
       <w:r>
-        <w:t xml:space="preserve"> - </w:t>
-      </w:r>
-      <w:proofErr w:type="spellStart"/>
-      <w:r>
-        <w:t>Diagrama</w:t>
-      </w:r>
-      <w:proofErr w:type="spellEnd"/>
-      <w:r>
-        <w:t xml:space="preserve"> fase2_alertas</w:t>
+        <w:t xml:space="preserve"> - Diagrama fase2_alertas</w:t>
       </w:r>
       <w:bookmarkEnd w:id="24"/>
     </w:p>
     <w:p/>
     <w:p>
       <w:r>
-        <w:t xml:space="preserve">Esta </w:t>
-      </w:r>
-      <w:proofErr w:type="spellStart"/>
-      <w:r>
-        <w:t>transformação</w:t>
-      </w:r>
-      <w:proofErr w:type="spellEnd"/>
-      <w:r>
-        <w:t xml:space="preserve"> </w:t>
-      </w:r>
-      <w:proofErr w:type="spellStart"/>
-      <w:r>
-        <w:t>identifica</w:t>
-      </w:r>
-      <w:proofErr w:type="spellEnd"/>
-      <w:r>
-        <w:t xml:space="preserve"> </w:t>
-      </w:r>
-      <w:proofErr w:type="spellStart"/>
-      <w:r>
-        <w:t>os</w:t>
-      </w:r>
-      <w:proofErr w:type="spellEnd"/>
-      <w:r>
-        <w:t xml:space="preserve"> </w:t>
-      </w:r>
-      <w:proofErr w:type="spellStart"/>
-      <w:r>
-        <w:t>jogos</w:t>
-      </w:r>
-      <w:proofErr w:type="spellEnd"/>
-      <w:r>
-        <w:t xml:space="preserve"> com </w:t>
-      </w:r>
-      <w:proofErr w:type="spellStart"/>
-      <w:r>
-        <w:t>goleada</w:t>
-      </w:r>
-      <w:proofErr w:type="spellEnd"/>
-      <w:r>
-        <w:t xml:space="preserve"> e </w:t>
-      </w:r>
-      <w:proofErr w:type="spellStart"/>
-      <w:r>
-        <w:t>usa</w:t>
-      </w:r>
-      <w:proofErr w:type="spellEnd"/>
-      <w:r>
-        <w:t xml:space="preserve"> </w:t>
-      </w:r>
-      <w:proofErr w:type="spellStart"/>
-      <w:r>
-        <w:t>uma</w:t>
-      </w:r>
-      <w:proofErr w:type="spellEnd"/>
-      <w:r>
-        <w:t xml:space="preserve"> </w:t>
-      </w:r>
-      <w:proofErr w:type="spellStart"/>
-      <w:r>
-        <w:t>expressão</w:t>
-      </w:r>
-      <w:proofErr w:type="spellEnd"/>
-      <w:r>
-        <w:t xml:space="preserve"> regular para </w:t>
-      </w:r>
-      <w:proofErr w:type="spellStart"/>
-      <w:r>
-        <w:t>validar</w:t>
-      </w:r>
-      <w:proofErr w:type="spellEnd"/>
-      <w:r>
-        <w:t xml:space="preserve"> </w:t>
-      </w:r>
-      <w:proofErr w:type="spellStart"/>
-      <w:r>
-        <w:t>os</w:t>
-      </w:r>
-      <w:proofErr w:type="spellEnd"/>
-      <w:r>
-        <w:t xml:space="preserve"> dados.</w:t>
+        <w:t>Esta transformação identifica os jogos com goleada e usa uma expressão regular para validar os dados.</w:t>
       </w:r>
     </w:p>
     <w:p>
@@ -10758,106 +5901,10 @@
         <w:rPr>
           <w:b/>
         </w:rPr>
-        <w:t xml:space="preserve">Ler </w:t>
-      </w:r>
-      <w:proofErr w:type="spellStart"/>
-      <w:r>
-        <w:rPr>
-          <w:b/>
-        </w:rPr>
-        <w:t>jogos</w:t>
-      </w:r>
-      <w:proofErr w:type="spellEnd"/>
-      <w:r>
-        <w:t xml:space="preserve"> (Table input): </w:t>
-      </w:r>
-      <w:proofErr w:type="spellStart"/>
-      <w:r>
-        <w:t>seleciona</w:t>
-      </w:r>
-      <w:proofErr w:type="spellEnd"/>
-      <w:r>
-        <w:t xml:space="preserve"> de </w:t>
-      </w:r>
-      <w:proofErr w:type="spellStart"/>
-      <w:r>
-        <w:t>stg_matches</w:t>
-      </w:r>
-      <w:proofErr w:type="spellEnd"/>
-      <w:r>
-        <w:t xml:space="preserve"> o </w:t>
-      </w:r>
-      <w:proofErr w:type="spellStart"/>
-      <w:r>
-        <w:t>identificador</w:t>
-      </w:r>
-      <w:proofErr w:type="spellEnd"/>
-      <w:r>
-        <w:t>, a data (</w:t>
-      </w:r>
-      <w:proofErr w:type="spellStart"/>
-      <w:r>
-        <w:t>convertida</w:t>
-      </w:r>
-      <w:proofErr w:type="spellEnd"/>
-      <w:r>
-        <w:t xml:space="preserve"> para </w:t>
-      </w:r>
-      <w:proofErr w:type="spellStart"/>
-      <w:r>
-        <w:t>texto</w:t>
-      </w:r>
-      <w:proofErr w:type="spellEnd"/>
-      <w:r>
-        <w:t xml:space="preserve">), a hora, </w:t>
-      </w:r>
-      <w:proofErr w:type="spellStart"/>
-      <w:r>
-        <w:t>os</w:t>
-      </w:r>
-      <w:proofErr w:type="spellEnd"/>
-      <w:r>
-        <w:t xml:space="preserve"> </w:t>
-      </w:r>
-      <w:proofErr w:type="spellStart"/>
-      <w:r>
-        <w:t>identificadores</w:t>
-      </w:r>
-      <w:proofErr w:type="spellEnd"/>
-      <w:r>
-        <w:t xml:space="preserve"> das </w:t>
-      </w:r>
-      <w:proofErr w:type="spellStart"/>
-      <w:r>
-        <w:t>seleções</w:t>
-      </w:r>
-      <w:proofErr w:type="spellEnd"/>
-      <w:r>
-        <w:t xml:space="preserve"> e </w:t>
-      </w:r>
-      <w:proofErr w:type="spellStart"/>
-      <w:r>
-        <w:t>os</w:t>
-      </w:r>
-      <w:proofErr w:type="spellEnd"/>
-      <w:r>
-        <w:t xml:space="preserve"> </w:t>
-      </w:r>
-      <w:proofErr w:type="spellStart"/>
-      <w:r>
-        <w:t>golos</w:t>
-      </w:r>
-      <w:proofErr w:type="spellEnd"/>
-      <w:r>
-        <w:t xml:space="preserve"> (104 </w:t>
-      </w:r>
-      <w:proofErr w:type="spellStart"/>
-      <w:r>
-        <w:t>linhas</w:t>
-      </w:r>
-      <w:proofErr w:type="spellEnd"/>
-      <w:r>
-        <w:t>).</w:t>
+        <w:t>Ler jogos</w:t>
+      </w:r>
+      <w:r>
+        <w:t xml:space="preserve"> (Table input): seleciona de stg_matches o identificador, a data (convertida para texto), a hora, os identificadores das seleções e os golos (104 linhas).</w:t>
       </w:r>
     </w:p>
     <w:p>
@@ -10868,118 +5915,14 @@
           <w:numId w:val="6"/>
         </w:numPr>
       </w:pPr>
-      <w:proofErr w:type="spellStart"/>
       <w:r>
         <w:rPr>
           <w:b/>
         </w:rPr>
-        <w:t>validar</w:t>
-      </w:r>
-      <w:proofErr w:type="spellEnd"/>
-      <w:r>
-        <w:rPr>
-          <w:b/>
-        </w:rPr>
-        <w:t xml:space="preserve"> hora</w:t>
-      </w:r>
-      <w:r>
-        <w:t xml:space="preserve"> (Regex evaluation): </w:t>
-      </w:r>
-      <w:proofErr w:type="spellStart"/>
-      <w:r>
-        <w:t>aplica</w:t>
-      </w:r>
-      <w:proofErr w:type="spellEnd"/>
-      <w:r>
-        <w:t xml:space="preserve"> </w:t>
-      </w:r>
-      <w:proofErr w:type="spellStart"/>
-      <w:r>
-        <w:t>ao</w:t>
-      </w:r>
-      <w:proofErr w:type="spellEnd"/>
-      <w:r>
-        <w:t xml:space="preserve"> campo </w:t>
-      </w:r>
-      <w:proofErr w:type="spellStart"/>
-      <w:r>
-        <w:t>kickoff_time_utc</w:t>
-      </w:r>
-      <w:proofErr w:type="spellEnd"/>
-      <w:r>
-        <w:t xml:space="preserve"> </w:t>
-      </w:r>
-      <w:proofErr w:type="gramStart"/>
-      <w:r>
-        <w:t>a</w:t>
-      </w:r>
-      <w:proofErr w:type="gramEnd"/>
-      <w:r>
-        <w:t xml:space="preserve"> </w:t>
-      </w:r>
-      <w:proofErr w:type="spellStart"/>
-      <w:r>
-        <w:t>expressão</w:t>
-      </w:r>
-      <w:proofErr w:type="spellEnd"/>
-      <w:r>
-        <w:t xml:space="preserve"> regular </w:t>
-      </w:r>
-      <w:proofErr w:type="spellStart"/>
-      <w:r>
-        <w:t>abaixo</w:t>
-      </w:r>
-      <w:proofErr w:type="spellEnd"/>
-      <w:r>
-        <w:t xml:space="preserve">, </w:t>
-      </w:r>
-      <w:proofErr w:type="spellStart"/>
-      <w:r>
-        <w:t>que</w:t>
-      </w:r>
-      <w:proofErr w:type="spellEnd"/>
-      <w:r>
-        <w:t xml:space="preserve"> </w:t>
-      </w:r>
-      <w:proofErr w:type="spellStart"/>
-      <w:r>
-        <w:t>aceita</w:t>
-      </w:r>
-      <w:proofErr w:type="spellEnd"/>
-      <w:r>
-        <w:t xml:space="preserve"> horas de 00:00 a 23:59, e </w:t>
-      </w:r>
-      <w:proofErr w:type="spellStart"/>
-      <w:r>
-        <w:t>guarda</w:t>
-      </w:r>
-      <w:proofErr w:type="spellEnd"/>
-      <w:r>
-        <w:t xml:space="preserve"> o </w:t>
-      </w:r>
-      <w:proofErr w:type="spellStart"/>
-      <w:r>
-        <w:t>resultado</w:t>
-      </w:r>
-      <w:proofErr w:type="spellEnd"/>
-      <w:r>
-        <w:t xml:space="preserve"> </w:t>
-      </w:r>
-      <w:proofErr w:type="spellStart"/>
-      <w:r>
-        <w:t>em</w:t>
-      </w:r>
-      <w:proofErr w:type="spellEnd"/>
-      <w:r>
-        <w:t xml:space="preserve"> </w:t>
-      </w:r>
-      <w:proofErr w:type="spellStart"/>
-      <w:r>
-        <w:t>hora_valida</w:t>
-      </w:r>
-      <w:proofErr w:type="spellEnd"/>
-      <w:r>
-        <w:t>.</w:t>
+        <w:t>validar hora</w:t>
+      </w:r>
+      <w:r>
+        <w:t xml:space="preserve"> (Regex evaluation): aplica ao campo kickoff_time_utc a expressão regular abaixo, que aceita horas de 00:00 a 23:59, e guarda o resultado em hora_valida.</w:t>
       </w:r>
     </w:p>
     <w:p>
@@ -10987,31 +5930,7 @@
         <w:pStyle w:val="Code"/>
       </w:pPr>
       <w:r>
-        <w:t>^([</w:t>
-      </w:r>
-      <w:proofErr w:type="gramStart"/>
-      <w:r>
-        <w:t>01]\</w:t>
-      </w:r>
-      <w:proofErr w:type="gramEnd"/>
-      <w:r>
-        <w:t>d|2[0-3]</w:t>
-      </w:r>
-      <w:proofErr w:type="gramStart"/>
-      <w:r>
-        <w:t>):[</w:t>
-      </w:r>
-      <w:proofErr w:type="gramEnd"/>
-      <w:r>
-        <w:t>0-</w:t>
-      </w:r>
-      <w:proofErr w:type="gramStart"/>
-      <w:r>
-        <w:t>5]\</w:t>
-      </w:r>
-      <w:proofErr w:type="gramEnd"/>
-      <w:r>
-        <w:t>d$</w:t>
+        <w:t>^([01]\d|2[0-3]):[0-5]\d$</w:t>
       </w:r>
     </w:p>
     <w:p>
@@ -11027,86 +5946,14 @@
           <w:numId w:val="7"/>
         </w:numPr>
       </w:pPr>
-      <w:proofErr w:type="gramStart"/>
       <w:r>
         <w:rPr>
           <w:b/>
         </w:rPr>
-        <w:t>so</w:t>
-      </w:r>
-      <w:proofErr w:type="gramEnd"/>
-      <w:r>
-        <w:rPr>
-          <w:b/>
-        </w:rPr>
-        <w:t xml:space="preserve"> horas </w:t>
-      </w:r>
-      <w:proofErr w:type="spellStart"/>
-      <w:r>
-        <w:rPr>
-          <w:b/>
-        </w:rPr>
-        <w:t>validas</w:t>
-      </w:r>
-      <w:proofErr w:type="spellEnd"/>
-      <w:r>
-        <w:t xml:space="preserve"> (Filter rows): </w:t>
-      </w:r>
-      <w:proofErr w:type="spellStart"/>
-      <w:r>
-        <w:t>deixa</w:t>
-      </w:r>
-      <w:proofErr w:type="spellEnd"/>
-      <w:r>
-        <w:t xml:space="preserve"> </w:t>
-      </w:r>
-      <w:proofErr w:type="spellStart"/>
-      <w:r>
-        <w:t>passar</w:t>
-      </w:r>
-      <w:proofErr w:type="spellEnd"/>
-      <w:r>
-        <w:t xml:space="preserve"> as </w:t>
-      </w:r>
-      <w:proofErr w:type="spellStart"/>
-      <w:r>
-        <w:t>linhas</w:t>
-      </w:r>
-      <w:proofErr w:type="spellEnd"/>
-      <w:r>
-        <w:t xml:space="preserve"> com </w:t>
-      </w:r>
-      <w:proofErr w:type="spellStart"/>
-      <w:r>
-        <w:t>hora_valida</w:t>
-      </w:r>
-      <w:proofErr w:type="spellEnd"/>
-      <w:r>
-        <w:t xml:space="preserve"> = Y. </w:t>
-      </w:r>
-      <w:proofErr w:type="spellStart"/>
-      <w:r>
-        <w:t>Todas</w:t>
-      </w:r>
-      <w:proofErr w:type="spellEnd"/>
-      <w:r>
-        <w:t xml:space="preserve"> as 104 </w:t>
-      </w:r>
-      <w:proofErr w:type="spellStart"/>
-      <w:r>
-        <w:t>linhas</w:t>
-      </w:r>
-      <w:proofErr w:type="spellEnd"/>
-      <w:r>
-        <w:t xml:space="preserve"> </w:t>
-      </w:r>
-      <w:proofErr w:type="spellStart"/>
-      <w:r>
-        <w:t>passaram</w:t>
-      </w:r>
-      <w:proofErr w:type="spellEnd"/>
-      <w:r>
-        <w:t>.</w:t>
+        <w:t>so horas validas</w:t>
+      </w:r>
+      <w:r>
+        <w:t xml:space="preserve"> (Filter rows): deixa passar as linhas com hora_valida = Y. Todas as 104 linhas passaram.</w:t>
       </w:r>
     </w:p>
     <w:p>
@@ -11117,87 +5964,23 @@
           <w:numId w:val="7"/>
         </w:numPr>
       </w:pPr>
-      <w:proofErr w:type="spellStart"/>
       <w:r>
         <w:rPr>
           <w:b/>
         </w:rPr>
-        <w:t>nome</w:t>
-      </w:r>
-      <w:proofErr w:type="spellEnd"/>
+        <w:t>nome casa</w:t>
+      </w:r>
+      <w:r>
+        <w:t xml:space="preserve"> e </w:t>
+      </w:r>
       <w:r>
         <w:rPr>
           <w:b/>
         </w:rPr>
-        <w:t xml:space="preserve"> casa</w:t>
-      </w:r>
-      <w:r>
-        <w:t xml:space="preserve"> e </w:t>
-      </w:r>
-      <w:proofErr w:type="spellStart"/>
-      <w:r>
-        <w:rPr>
-          <w:b/>
-        </w:rPr>
-        <w:t>nome</w:t>
-      </w:r>
-      <w:proofErr w:type="spellEnd"/>
-      <w:r>
-        <w:rPr>
-          <w:b/>
-        </w:rPr>
-        <w:t xml:space="preserve"> fora</w:t>
-      </w:r>
-      <w:r>
-        <w:t xml:space="preserve"> (Database lookup): </w:t>
-      </w:r>
-      <w:proofErr w:type="spellStart"/>
-      <w:r>
-        <w:t>obtêm</w:t>
-      </w:r>
-      <w:proofErr w:type="spellEnd"/>
-      <w:r>
-        <w:t xml:space="preserve"> de </w:t>
-      </w:r>
-      <w:proofErr w:type="spellStart"/>
-      <w:r>
-        <w:t>stg_teams</w:t>
-      </w:r>
-      <w:proofErr w:type="spellEnd"/>
-      <w:r>
-        <w:t xml:space="preserve"> o </w:t>
-      </w:r>
-      <w:proofErr w:type="spellStart"/>
-      <w:r>
-        <w:t>nome</w:t>
-      </w:r>
-      <w:proofErr w:type="spellEnd"/>
-      <w:r>
-        <w:t xml:space="preserve"> das </w:t>
-      </w:r>
-      <w:proofErr w:type="spellStart"/>
-      <w:r>
-        <w:t>seleções</w:t>
-      </w:r>
-      <w:proofErr w:type="spellEnd"/>
-      <w:r>
-        <w:t xml:space="preserve"> (</w:t>
-      </w:r>
-      <w:proofErr w:type="spellStart"/>
-      <w:r>
-        <w:t>home_team</w:t>
-      </w:r>
-      <w:proofErr w:type="spellEnd"/>
-      <w:r>
-        <w:t xml:space="preserve"> e </w:t>
-      </w:r>
-      <w:proofErr w:type="spellStart"/>
-      <w:r>
-        <w:t>away_team</w:t>
-      </w:r>
-      <w:proofErr w:type="spellEnd"/>
-      <w:r>
-        <w:t>).</w:t>
+        <w:t>nome fora</w:t>
+      </w:r>
+      <w:r>
+        <w:t xml:space="preserve"> (Database lookup): obtêm de stg_teams o nome das seleções (home_team e away_team).</w:t>
       </w:r>
     </w:p>
     <w:p>
@@ -11208,54 +5991,14 @@
           <w:numId w:val="7"/>
         </w:numPr>
       </w:pPr>
-      <w:proofErr w:type="spellStart"/>
       <w:r>
         <w:rPr>
           <w:b/>
         </w:rPr>
-        <w:t>calcular</w:t>
-      </w:r>
-      <w:proofErr w:type="spellEnd"/>
-      <w:r>
-        <w:rPr>
-          <w:b/>
-        </w:rPr>
-        <w:t xml:space="preserve"> </w:t>
-      </w:r>
-      <w:proofErr w:type="spellStart"/>
-      <w:r>
-        <w:rPr>
-          <w:b/>
-        </w:rPr>
-        <w:t>diferenca</w:t>
-      </w:r>
-      <w:proofErr w:type="spellEnd"/>
-      <w:r>
-        <w:t xml:space="preserve"> (Formula): </w:t>
-      </w:r>
-      <w:proofErr w:type="spellStart"/>
-      <w:r>
-        <w:t>goal_diff</w:t>
-      </w:r>
-      <w:proofErr w:type="spellEnd"/>
-      <w:r>
-        <w:t xml:space="preserve"> = ABS([</w:t>
-      </w:r>
-      <w:proofErr w:type="spellStart"/>
-      <w:r>
-        <w:t>home_score</w:t>
-      </w:r>
-      <w:proofErr w:type="spellEnd"/>
-      <w:r>
-        <w:t>]-[</w:t>
-      </w:r>
-      <w:proofErr w:type="spellStart"/>
-      <w:r>
-        <w:t>away_score</w:t>
-      </w:r>
-      <w:proofErr w:type="spellEnd"/>
-      <w:r>
-        <w:t>]).</w:t>
+        <w:t>calcular diferenca</w:t>
+      </w:r>
+      <w:r>
+        <w:t xml:space="preserve"> (Formula): goal_diff = ABS([home_score]-[away_score]).</w:t>
       </w:r>
     </w:p>
     <w:p>
@@ -11270,26 +6013,10 @@
         <w:rPr>
           <w:b/>
         </w:rPr>
-        <w:t xml:space="preserve">so </w:t>
-      </w:r>
-      <w:proofErr w:type="spellStart"/>
-      <w:r>
-        <w:rPr>
-          <w:b/>
-        </w:rPr>
-        <w:t>goleadas</w:t>
-      </w:r>
-      <w:proofErr w:type="spellEnd"/>
-      <w:r>
-        <w:t xml:space="preserve"> (Filter rows): </w:t>
-      </w:r>
-      <w:proofErr w:type="spellStart"/>
-      <w:r>
-        <w:t>goal_diff</w:t>
-      </w:r>
-      <w:proofErr w:type="spellEnd"/>
-      <w:r>
-        <w:t xml:space="preserve"> &gt;= 4.</w:t>
+        <w:t>so goleadas</w:t>
+      </w:r>
+      <w:r>
+        <w:t xml:space="preserve"> (Filter rows): goal_diff &gt;= 4.</w:t>
       </w:r>
     </w:p>
     <w:p>
@@ -11300,54 +6027,14 @@
           <w:numId w:val="7"/>
         </w:numPr>
       </w:pPr>
-      <w:proofErr w:type="spellStart"/>
       <w:r>
         <w:rPr>
           <w:b/>
         </w:rPr>
-        <w:t>montar</w:t>
-      </w:r>
-      <w:proofErr w:type="spellEnd"/>
-      <w:r>
-        <w:rPr>
-          <w:b/>
-        </w:rPr>
-        <w:t xml:space="preserve"> </w:t>
-      </w:r>
-      <w:proofErr w:type="spellStart"/>
-      <w:r>
-        <w:rPr>
-          <w:b/>
-        </w:rPr>
-        <w:t>alerta</w:t>
-      </w:r>
-      <w:proofErr w:type="spellEnd"/>
-      <w:r>
-        <w:t xml:space="preserve"> (Formula): </w:t>
-      </w:r>
-      <w:proofErr w:type="spellStart"/>
-      <w:r>
-        <w:t>compõe</w:t>
-      </w:r>
-      <w:proofErr w:type="spellEnd"/>
-      <w:r>
-        <w:t xml:space="preserve"> o </w:t>
-      </w:r>
-      <w:proofErr w:type="spellStart"/>
-      <w:r>
-        <w:t>texto</w:t>
-      </w:r>
-      <w:proofErr w:type="spellEnd"/>
-      <w:r>
-        <w:t xml:space="preserve"> do </w:t>
-      </w:r>
-      <w:proofErr w:type="spellStart"/>
-      <w:r>
-        <w:t>alerta</w:t>
-      </w:r>
-      <w:proofErr w:type="spellEnd"/>
-      <w:r>
-        <w:t>.</w:t>
+        <w:t>montar alerta</w:t>
+      </w:r>
+      <w:r>
+        <w:t xml:space="preserve"> (Formula): compõe o texto do alerta.</w:t>
       </w:r>
     </w:p>
     <w:p>
@@ -11358,130 +6045,13 @@
           <w:numId w:val="7"/>
         </w:numPr>
       </w:pPr>
-      <w:proofErr w:type="spellStart"/>
-      <w:r>
-        <w:t>Os</w:t>
-      </w:r>
-      <w:proofErr w:type="spellEnd"/>
-      <w:r>
-        <w:t xml:space="preserve"> </w:t>
-      </w:r>
-      <w:proofErr w:type="spellStart"/>
-      <w:r>
-        <w:t>alertas</w:t>
-      </w:r>
-      <w:proofErr w:type="spellEnd"/>
-      <w:r>
-        <w:t xml:space="preserve"> </w:t>
-      </w:r>
-      <w:proofErr w:type="spellStart"/>
-      <w:r>
-        <w:t>são</w:t>
-      </w:r>
-      <w:proofErr w:type="spellEnd"/>
-      <w:r>
-        <w:t xml:space="preserve"> </w:t>
-      </w:r>
-      <w:proofErr w:type="spellStart"/>
-      <w:r>
-        <w:t>gravados</w:t>
-      </w:r>
-      <w:proofErr w:type="spellEnd"/>
-      <w:r>
-        <w:t xml:space="preserve"> </w:t>
-      </w:r>
-      <w:proofErr w:type="spellStart"/>
-      <w:r>
-        <w:t>em</w:t>
-      </w:r>
-      <w:proofErr w:type="spellEnd"/>
-      <w:r>
-        <w:t xml:space="preserve"> export/alertas.csv (Text file output, UTF-8</w:t>
-      </w:r>
-      <w:proofErr w:type="gramStart"/>
-      <w:r>
-        <w:t>) e</w:t>
-      </w:r>
-      <w:proofErr w:type="gramEnd"/>
-      <w:r>
-        <w:t xml:space="preserve"> </w:t>
-      </w:r>
-      <w:proofErr w:type="spellStart"/>
-      <w:r>
-        <w:t>escritos</w:t>
-      </w:r>
-      <w:proofErr w:type="spellEnd"/>
-      <w:r>
-        <w:t xml:space="preserve"> no log (Write to log).</w:t>
-      </w:r>
-    </w:p>
-    <w:p>
-      <w:r>
-        <w:t xml:space="preserve">A </w:t>
-      </w:r>
-      <w:proofErr w:type="spellStart"/>
-      <w:r>
-        <w:t>regra</w:t>
-      </w:r>
-      <w:proofErr w:type="spellEnd"/>
-      <w:r>
-        <w:t xml:space="preserve"> de </w:t>
-      </w:r>
-      <w:proofErr w:type="spellStart"/>
-      <w:r>
-        <w:t>negócio</w:t>
-      </w:r>
-      <w:proofErr w:type="spellEnd"/>
-      <w:r>
-        <w:t xml:space="preserve">, </w:t>
-      </w:r>
-      <w:proofErr w:type="spellStart"/>
-      <w:r>
-        <w:t>diferença</w:t>
-      </w:r>
-      <w:proofErr w:type="spellEnd"/>
-      <w:r>
-        <w:t xml:space="preserve"> de </w:t>
-      </w:r>
-      <w:proofErr w:type="spellStart"/>
-      <w:r>
-        <w:t>golos</w:t>
-      </w:r>
-      <w:proofErr w:type="spellEnd"/>
-      <w:r>
-        <w:t xml:space="preserve"> </w:t>
-      </w:r>
-      <w:proofErr w:type="spellStart"/>
-      <w:r>
-        <w:t>igual</w:t>
-      </w:r>
-      <w:proofErr w:type="spellEnd"/>
-      <w:r>
-        <w:t xml:space="preserve"> </w:t>
-      </w:r>
-      <w:proofErr w:type="spellStart"/>
-      <w:r>
-        <w:t>ou</w:t>
-      </w:r>
-      <w:proofErr w:type="spellEnd"/>
-      <w:r>
-        <w:t xml:space="preserve"> superior a 4, devolve </w:t>
-      </w:r>
-      <w:proofErr w:type="spellStart"/>
-      <w:r>
-        <w:t>quatro</w:t>
-      </w:r>
-      <w:proofErr w:type="spellEnd"/>
-      <w:r>
-        <w:t xml:space="preserve"> </w:t>
-      </w:r>
-      <w:proofErr w:type="spellStart"/>
-      <w:r>
-        <w:t>alertas</w:t>
-      </w:r>
-      <w:proofErr w:type="spellEnd"/>
-      <w:r>
-        <w:t>:</w:t>
+      <w:r>
+        <w:t>Os alertas são gravados em export/alertas.csv (Text file output, UTF-8) e escritos no log (Write to log).</w:t>
+      </w:r>
+    </w:p>
+    <w:p>
+      <w:r>
+        <w:t>A regra de negócio, diferença de golos igual ou superior a 4, devolve quatro alertas:</w:t>
       </w:r>
     </w:p>
     <w:tbl>
@@ -11516,11 +6086,9 @@
             <w:shd w:val="clear" w:color="auto" w:fill="F2F2F2"/>
           </w:tcPr>
           <w:p>
-            <w:proofErr w:type="spellStart"/>
             <w:r>
               <w:t>Alerta</w:t>
             </w:r>
-            <w:proofErr w:type="spellEnd"/>
           </w:p>
         </w:tc>
       </w:tr>
@@ -11694,15 +6262,7 @@
         </w:r>
       </w:fldSimple>
       <w:r>
-        <w:t xml:space="preserve"> </w:t>
-      </w:r>
-      <w:proofErr w:type="spellStart"/>
-      <w:r>
-        <w:t>Diagrama</w:t>
-      </w:r>
-      <w:proofErr w:type="spellEnd"/>
-      <w:r>
-        <w:t xml:space="preserve"> fase3_exportacao</w:t>
+        <w:t xml:space="preserve"> Diagrama fase3_exportacao</w:t>
       </w:r>
       <w:bookmarkEnd w:id="26"/>
     </w:p>
@@ -11713,215 +6273,7 @@
     </w:p>
     <w:p>
       <w:r>
-        <w:t xml:space="preserve">Um Table input </w:t>
-      </w:r>
-      <w:proofErr w:type="spellStart"/>
-      <w:r>
-        <w:t>lê</w:t>
-      </w:r>
-      <w:proofErr w:type="spellEnd"/>
-      <w:r>
-        <w:t xml:space="preserve"> a </w:t>
-      </w:r>
-      <w:proofErr w:type="spellStart"/>
-      <w:r>
-        <w:t>classificacao_grupo</w:t>
-      </w:r>
-      <w:proofErr w:type="spellEnd"/>
-      <w:r>
-        <w:t xml:space="preserve">, </w:t>
-      </w:r>
-      <w:proofErr w:type="spellStart"/>
-      <w:r>
-        <w:t>ordenada</w:t>
-      </w:r>
-      <w:proofErr w:type="spellEnd"/>
-      <w:r>
-        <w:t xml:space="preserve"> </w:t>
-      </w:r>
-      <w:proofErr w:type="spellStart"/>
-      <w:r>
-        <w:t>por</w:t>
-      </w:r>
-      <w:proofErr w:type="spellEnd"/>
-      <w:r>
-        <w:t xml:space="preserve"> </w:t>
-      </w:r>
-      <w:proofErr w:type="spellStart"/>
-      <w:r>
-        <w:t>grupo</w:t>
-      </w:r>
-      <w:proofErr w:type="spellEnd"/>
-      <w:r>
-        <w:t xml:space="preserve"> e </w:t>
-      </w:r>
-      <w:proofErr w:type="spellStart"/>
-      <w:r>
-        <w:t>posição</w:t>
-      </w:r>
-      <w:proofErr w:type="spellEnd"/>
-      <w:r>
-        <w:t xml:space="preserve">, e </w:t>
-      </w:r>
-      <w:proofErr w:type="spellStart"/>
-      <w:r>
-        <w:t>envia</w:t>
-      </w:r>
-      <w:proofErr w:type="spellEnd"/>
-      <w:r>
-        <w:t xml:space="preserve"> as 48 </w:t>
-      </w:r>
-      <w:proofErr w:type="spellStart"/>
-      <w:r>
-        <w:t>linhas</w:t>
-      </w:r>
-      <w:proofErr w:type="spellEnd"/>
-      <w:r>
-        <w:t xml:space="preserve"> (</w:t>
-      </w:r>
-      <w:proofErr w:type="spellStart"/>
-      <w:r>
-        <w:t>movimento</w:t>
-      </w:r>
-      <w:proofErr w:type="spellEnd"/>
-      <w:r>
-        <w:t xml:space="preserve"> Copy) para </w:t>
-      </w:r>
-      <w:proofErr w:type="spellStart"/>
-      <w:r>
-        <w:t>três</w:t>
-      </w:r>
-      <w:proofErr w:type="spellEnd"/>
-      <w:r>
-        <w:t xml:space="preserve"> </w:t>
-      </w:r>
-      <w:proofErr w:type="spellStart"/>
-      <w:r>
-        <w:t>passos</w:t>
-      </w:r>
-      <w:proofErr w:type="spellEnd"/>
-      <w:r>
-        <w:t xml:space="preserve"> de </w:t>
-      </w:r>
-      <w:proofErr w:type="spellStart"/>
-      <w:r>
-        <w:t>saída</w:t>
-      </w:r>
-      <w:proofErr w:type="spellEnd"/>
-      <w:r>
-        <w:t xml:space="preserve"> </w:t>
-      </w:r>
-      <w:proofErr w:type="spellStart"/>
-      <w:r>
-        <w:t>em</w:t>
-      </w:r>
-      <w:proofErr w:type="spellEnd"/>
-      <w:r>
-        <w:t xml:space="preserve"> </w:t>
-      </w:r>
-      <w:proofErr w:type="spellStart"/>
-      <w:r>
-        <w:t>paralelo</w:t>
-      </w:r>
-      <w:proofErr w:type="spellEnd"/>
-      <w:r>
-        <w:t xml:space="preserve">: export CSV (Text file output), export JSON (JSON output, num </w:t>
-      </w:r>
-      <w:proofErr w:type="spellStart"/>
-      <w:r>
-        <w:t>único</w:t>
-      </w:r>
-      <w:proofErr w:type="spellEnd"/>
-      <w:r>
-        <w:t xml:space="preserve"> </w:t>
-      </w:r>
-      <w:proofErr w:type="spellStart"/>
-      <w:r>
-        <w:t>bloco</w:t>
-      </w:r>
-      <w:proofErr w:type="spellEnd"/>
-      <w:r>
-        <w:t xml:space="preserve">) e export XML (XML output, com </w:t>
-      </w:r>
-      <w:proofErr w:type="spellStart"/>
-      <w:r>
-        <w:t>elemento</w:t>
-      </w:r>
-      <w:proofErr w:type="spellEnd"/>
-      <w:r>
-        <w:t xml:space="preserve"> de </w:t>
-      </w:r>
-      <w:proofErr w:type="spellStart"/>
-      <w:r>
-        <w:t>linha</w:t>
-      </w:r>
-      <w:proofErr w:type="spellEnd"/>
-      <w:r>
-        <w:t xml:space="preserve"> </w:t>
-      </w:r>
-      <w:proofErr w:type="spellStart"/>
-      <w:r>
-        <w:t>equipa</w:t>
-      </w:r>
-      <w:proofErr w:type="spellEnd"/>
-      <w:r>
-        <w:t xml:space="preserve">). </w:t>
-      </w:r>
-      <w:proofErr w:type="spellStart"/>
-      <w:r>
-        <w:t>Os</w:t>
-      </w:r>
-      <w:proofErr w:type="spellEnd"/>
-      <w:r>
-        <w:t xml:space="preserve"> </w:t>
-      </w:r>
-      <w:proofErr w:type="spellStart"/>
-      <w:r>
-        <w:t>ficheiros</w:t>
-      </w:r>
-      <w:proofErr w:type="spellEnd"/>
-      <w:r>
-        <w:t xml:space="preserve"> </w:t>
-      </w:r>
-      <w:proofErr w:type="spellStart"/>
-      <w:r>
-        <w:t>são</w:t>
-      </w:r>
-      <w:proofErr w:type="spellEnd"/>
-      <w:r>
-        <w:t xml:space="preserve"> </w:t>
-      </w:r>
-      <w:proofErr w:type="spellStart"/>
-      <w:r>
-        <w:t>escritos</w:t>
-      </w:r>
-      <w:proofErr w:type="spellEnd"/>
-      <w:r>
-        <w:t xml:space="preserve"> </w:t>
-      </w:r>
-      <w:proofErr w:type="spellStart"/>
-      <w:r>
-        <w:t>em</w:t>
-      </w:r>
-      <w:proofErr w:type="spellEnd"/>
-      <w:r>
-        <w:t xml:space="preserve"> export/classificacao.csv, export/</w:t>
-      </w:r>
-      <w:proofErr w:type="spellStart"/>
-      <w:r>
-        <w:t>classificacao.json</w:t>
-      </w:r>
-      <w:proofErr w:type="spellEnd"/>
-      <w:r>
-        <w:t xml:space="preserve"> e export/classificacao.xml, com </w:t>
-      </w:r>
-      <w:proofErr w:type="spellStart"/>
-      <w:r>
-        <w:t>codificação</w:t>
-      </w:r>
-      <w:proofErr w:type="spellEnd"/>
-      <w:r>
-        <w:t xml:space="preserve"> UTF-8.</w:t>
+        <w:t>Um Table input lê a classificacao_grupo, ordenada por grupo e posição, e envia as 48 linhas (movimento Copy) para três passos de saída em paralelo: export CSV (Text file output), export JSON (JSON output, num único bloco) e export XML (XML output, com elemento de linha equipa). Os ficheiros são escritos em export/classificacao.csv, export/classificacao.json e export/classificacao.xml, com codificação UTF-8.</w:t>
       </w:r>
     </w:p>
     <w:p>
@@ -12002,122 +6354,14 @@
         <w:rPr>
           <w:color w:val="156082" w:themeColor="accent1"/>
         </w:rPr>
-        <w:t xml:space="preserve">4.6 </w:t>
-      </w:r>
-      <w:proofErr w:type="spellStart"/>
-      <w:r>
-        <w:rPr>
-          <w:color w:val="156082" w:themeColor="accent1"/>
-        </w:rPr>
-        <w:t>Validação</w:t>
-      </w:r>
-      <w:proofErr w:type="spellEnd"/>
-      <w:r>
-        <w:rPr>
-          <w:color w:val="156082" w:themeColor="accent1"/>
-        </w:rPr>
-        <w:t xml:space="preserve"> </w:t>
-      </w:r>
-      <w:proofErr w:type="spellStart"/>
-      <w:r>
-        <w:rPr>
-          <w:color w:val="156082" w:themeColor="accent1"/>
-        </w:rPr>
-        <w:t>cruzada</w:t>
-      </w:r>
-      <w:proofErr w:type="spellEnd"/>
-      <w:r>
-        <w:rPr>
-          <w:color w:val="156082" w:themeColor="accent1"/>
-        </w:rPr>
-        <w:t xml:space="preserve"> entre as duas </w:t>
-      </w:r>
-      <w:proofErr w:type="spellStart"/>
-      <w:r>
-        <w:rPr>
-          <w:color w:val="156082" w:themeColor="accent1"/>
-        </w:rPr>
-        <w:t>fontes</w:t>
+        <w:t>4.6 Validação cruzada entre as duas fontes</w:t>
       </w:r>
       <w:bookmarkEnd w:id="28"/>
-      <w:proofErr w:type="spellEnd"/>
-    </w:p>
-    <w:p/>
-    <w:p>
-      <w:r>
-        <w:t xml:space="preserve">As duas </w:t>
-      </w:r>
-      <w:proofErr w:type="spellStart"/>
-      <w:r>
-        <w:t>fontes</w:t>
-      </w:r>
-      <w:proofErr w:type="spellEnd"/>
-      <w:r>
-        <w:t xml:space="preserve"> </w:t>
-      </w:r>
-      <w:proofErr w:type="spellStart"/>
-      <w:r>
-        <w:t>descrevem</w:t>
-      </w:r>
-      <w:proofErr w:type="spellEnd"/>
-      <w:r>
-        <w:t xml:space="preserve"> </w:t>
-      </w:r>
-      <w:proofErr w:type="spellStart"/>
-      <w:r>
-        <w:t>os</w:t>
-      </w:r>
-      <w:proofErr w:type="spellEnd"/>
-      <w:r>
-        <w:t xml:space="preserve"> </w:t>
-      </w:r>
-      <w:proofErr w:type="spellStart"/>
-      <w:r>
-        <w:t>mesmos</w:t>
-      </w:r>
-      <w:proofErr w:type="spellEnd"/>
-      <w:r>
-        <w:t xml:space="preserve"> 104 </w:t>
-      </w:r>
-      <w:proofErr w:type="spellStart"/>
-      <w:r>
-        <w:t>jogos</w:t>
-      </w:r>
-      <w:proofErr w:type="spellEnd"/>
-      <w:r>
-        <w:t xml:space="preserve">, e </w:t>
-      </w:r>
-      <w:proofErr w:type="spellStart"/>
-      <w:r>
-        <w:t>foram</w:t>
-      </w:r>
-      <w:proofErr w:type="spellEnd"/>
-      <w:r>
-        <w:t xml:space="preserve"> </w:t>
-      </w:r>
-      <w:proofErr w:type="spellStart"/>
-      <w:r>
-        <w:t>comparadas</w:t>
-      </w:r>
-      <w:proofErr w:type="spellEnd"/>
-      <w:r>
-        <w:t xml:space="preserve"> com </w:t>
-      </w:r>
-      <w:proofErr w:type="spellStart"/>
-      <w:r>
-        <w:t>consultas</w:t>
-      </w:r>
-      <w:proofErr w:type="spellEnd"/>
-      <w:r>
-        <w:t xml:space="preserve"> SQL (</w:t>
-      </w:r>
-      <w:proofErr w:type="spellStart"/>
-      <w:r>
-        <w:t>sql</w:t>
-      </w:r>
-      <w:proofErr w:type="spellEnd"/>
-      <w:r>
-        <w:t>/03_consultas_validacao.sql):</w:t>
+    </w:p>
+    <w:p/>
+    <w:p>
+      <w:r>
+        <w:t>As duas fontes descrevem os mesmos 104 jogos, e foram comparadas com consultas SQL (sql/03_consultas_validacao.sql):</w:t>
       </w:r>
     </w:p>
     <w:tbl>
@@ -12141,12 +6385,10 @@
             <w:shd w:val="clear" w:color="auto" w:fill="F2F2F2"/>
           </w:tcPr>
           <w:p>
-            <w:proofErr w:type="spellStart"/>
             <w:r>
               <w:lastRenderedPageBreak/>
               <w:t>Verificação</w:t>
             </w:r>
-            <w:proofErr w:type="spellEnd"/>
           </w:p>
         </w:tc>
         <w:tc>
@@ -12155,11 +6397,9 @@
             <w:shd w:val="clear" w:color="auto" w:fill="F2F2F2"/>
           </w:tcPr>
           <w:p>
-            <w:proofErr w:type="spellStart"/>
             <w:r>
               <w:t>Resultado</w:t>
             </w:r>
-            <w:proofErr w:type="spellEnd"/>
           </w:p>
         </w:tc>
       </w:tr>
@@ -12169,29 +6409,8 @@
             <w:tcW w:w="7445" w:type="dxa"/>
           </w:tcPr>
           <w:p>
-            <w:proofErr w:type="spellStart"/>
-            <w:r>
-              <w:t>Jogos</w:t>
-            </w:r>
-            <w:proofErr w:type="spellEnd"/>
-            <w:r>
-              <w:t xml:space="preserve"> com </w:t>
-            </w:r>
-            <w:proofErr w:type="spellStart"/>
-            <w:r>
-              <w:t>resultado</w:t>
-            </w:r>
-            <w:proofErr w:type="spellEnd"/>
-            <w:r>
-              <w:t xml:space="preserve"> </w:t>
-            </w:r>
-            <w:proofErr w:type="spellStart"/>
-            <w:r>
-              <w:t>diferente</w:t>
-            </w:r>
-            <w:proofErr w:type="spellEnd"/>
-            <w:r>
-              <w:t xml:space="preserve"> entre CSV e JSON</w:t>
+            <w:r>
+              <w:t>Jogos com resultado diferente entre CSV e JSON</w:t>
             </w:r>
           </w:p>
         </w:tc>
@@ -12201,13 +6420,8 @@
           </w:tcPr>
           <w:p>
             <w:r>
-              <w:t xml:space="preserve">0 </w:t>
-            </w:r>
-            <w:proofErr w:type="spellStart"/>
-            <w:r>
-              <w:t>linhas</w:t>
-            </w:r>
-            <w:proofErr w:type="spellEnd"/>
+              <w:t>0 linhas</w:t>
+            </w:r>
           </w:p>
         </w:tc>
       </w:tr>
@@ -12217,51 +6431,9 @@
             <w:tcW w:w="7445" w:type="dxa"/>
           </w:tcPr>
           <w:p>
-            <w:proofErr w:type="spellStart"/>
-            <w:r>
-              <w:t>Equipas</w:t>
-            </w:r>
-            <w:proofErr w:type="spellEnd"/>
-            <w:r>
-              <w:t xml:space="preserve"> da casa </w:t>
-            </w:r>
-            <w:proofErr w:type="gramStart"/>
-            <w:r>
-              <w:t>do</w:t>
-            </w:r>
-            <w:proofErr w:type="gramEnd"/>
-            <w:r>
-              <w:t xml:space="preserve"> JSON </w:t>
-            </w:r>
-            <w:proofErr w:type="spellStart"/>
-            <w:r>
-              <w:t>sem</w:t>
-            </w:r>
-            <w:proofErr w:type="spellEnd"/>
-            <w:r>
-              <w:t xml:space="preserve"> </w:t>
-            </w:r>
-            <w:proofErr w:type="spellStart"/>
-            <w:r>
-              <w:t>correspondência</w:t>
-            </w:r>
-            <w:proofErr w:type="spellEnd"/>
-            <w:r>
-              <w:t xml:space="preserve"> </w:t>
-            </w:r>
-            <w:proofErr w:type="spellStart"/>
-            <w:r>
-              <w:t>em</w:t>
-            </w:r>
-            <w:proofErr w:type="spellEnd"/>
-            <w:r>
-              <w:t xml:space="preserve"> </w:t>
-            </w:r>
-            <w:proofErr w:type="spellStart"/>
-            <w:r>
-              <w:t>stg_teams</w:t>
-            </w:r>
-            <w:proofErr w:type="spellEnd"/>
+            <w:r>
+              <w:t>Equipas da casa do JSON sem correspondência em stg_teams</w:t>
+            </w:r>
           </w:p>
         </w:tc>
         <w:tc>
@@ -12270,13 +6442,8 @@
           </w:tcPr>
           <w:p>
             <w:r>
-              <w:t xml:space="preserve">0 </w:t>
-            </w:r>
-            <w:proofErr w:type="spellStart"/>
-            <w:r>
-              <w:t>linhas</w:t>
-            </w:r>
-            <w:proofErr w:type="spellEnd"/>
+              <w:t>0 linhas</w:t>
+            </w:r>
           </w:p>
         </w:tc>
       </w:tr>
@@ -12286,51 +6453,9 @@
             <w:tcW w:w="7445" w:type="dxa"/>
           </w:tcPr>
           <w:p>
-            <w:proofErr w:type="spellStart"/>
-            <w:r>
-              <w:t>Equipas</w:t>
-            </w:r>
-            <w:proofErr w:type="spellEnd"/>
-            <w:r>
-              <w:t xml:space="preserve"> </w:t>
-            </w:r>
-            <w:proofErr w:type="spellStart"/>
-            <w:r>
-              <w:t>visitantes</w:t>
-            </w:r>
-            <w:proofErr w:type="spellEnd"/>
-            <w:r>
-              <w:t xml:space="preserve"> do JSON </w:t>
-            </w:r>
-            <w:proofErr w:type="spellStart"/>
-            <w:r>
-              <w:t>sem</w:t>
-            </w:r>
-            <w:proofErr w:type="spellEnd"/>
-            <w:r>
-              <w:t xml:space="preserve"> </w:t>
-            </w:r>
-            <w:proofErr w:type="spellStart"/>
-            <w:r>
-              <w:t>correspondência</w:t>
-            </w:r>
-            <w:proofErr w:type="spellEnd"/>
-            <w:r>
-              <w:t xml:space="preserve"> </w:t>
-            </w:r>
-            <w:proofErr w:type="spellStart"/>
-            <w:r>
-              <w:t>em</w:t>
-            </w:r>
-            <w:proofErr w:type="spellEnd"/>
-            <w:r>
-              <w:t xml:space="preserve"> </w:t>
-            </w:r>
-            <w:proofErr w:type="spellStart"/>
-            <w:r>
-              <w:t>stg_teams</w:t>
-            </w:r>
-            <w:proofErr w:type="spellEnd"/>
+            <w:r>
+              <w:t>Equipas visitantes do JSON sem correspondência em stg_teams</w:t>
+            </w:r>
           </w:p>
         </w:tc>
         <w:tc>
@@ -12339,13 +6464,8 @@
           </w:tcPr>
           <w:p>
             <w:r>
-              <w:t xml:space="preserve">0 </w:t>
-            </w:r>
-            <w:proofErr w:type="spellStart"/>
-            <w:r>
-              <w:t>linhas</w:t>
-            </w:r>
-            <w:proofErr w:type="spellEnd"/>
+              <w:t>0 linhas</w:t>
+            </w:r>
           </w:p>
         </w:tc>
       </w:tr>
@@ -12355,51 +6475,9 @@
             <w:tcW w:w="7445" w:type="dxa"/>
           </w:tcPr>
           <w:p>
-            <w:proofErr w:type="spellStart"/>
-            <w:r>
-              <w:t>Jogos</w:t>
-            </w:r>
-            <w:proofErr w:type="spellEnd"/>
-            <w:r>
-              <w:t xml:space="preserve"> </w:t>
-            </w:r>
-            <w:proofErr w:type="spellStart"/>
-            <w:r>
-              <w:t>que</w:t>
-            </w:r>
-            <w:proofErr w:type="spellEnd"/>
-            <w:r>
-              <w:t xml:space="preserve"> </w:t>
-            </w:r>
-            <w:proofErr w:type="spellStart"/>
-            <w:r>
-              <w:t>existem</w:t>
-            </w:r>
-            <w:proofErr w:type="spellEnd"/>
-            <w:r>
-              <w:t xml:space="preserve"> </w:t>
-            </w:r>
-            <w:proofErr w:type="spellStart"/>
-            <w:r>
-              <w:t>só</w:t>
-            </w:r>
-            <w:proofErr w:type="spellEnd"/>
-            <w:r>
-              <w:t xml:space="preserve"> </w:t>
-            </w:r>
-            <w:proofErr w:type="spellStart"/>
-            <w:r>
-              <w:t>numa</w:t>
-            </w:r>
-            <w:proofErr w:type="spellEnd"/>
-            <w:r>
-              <w:t xml:space="preserve"> das </w:t>
-            </w:r>
-            <w:proofErr w:type="spellStart"/>
-            <w:r>
-              <w:t>fontes</w:t>
-            </w:r>
-            <w:proofErr w:type="spellEnd"/>
+            <w:r>
+              <w:t>Jogos que existem só numa das fontes</w:t>
+            </w:r>
           </w:p>
         </w:tc>
         <w:tc>
@@ -12408,92 +6486,15 @@
           </w:tcPr>
           <w:p>
             <w:r>
-              <w:t xml:space="preserve">0 </w:t>
-            </w:r>
-            <w:proofErr w:type="spellStart"/>
-            <w:r>
-              <w:t>linhas</w:t>
-            </w:r>
-            <w:proofErr w:type="spellEnd"/>
+              <w:t>0 linhas</w:t>
+            </w:r>
           </w:p>
         </w:tc>
       </w:tr>
     </w:tbl>
     <w:p>
       <w:r>
-        <w:t xml:space="preserve">As </w:t>
-      </w:r>
-      <w:proofErr w:type="spellStart"/>
-      <w:r>
-        <w:t>fontes</w:t>
-      </w:r>
-      <w:proofErr w:type="spellEnd"/>
-      <w:r>
-        <w:t xml:space="preserve"> </w:t>
-      </w:r>
-      <w:proofErr w:type="spellStart"/>
-      <w:r>
-        <w:t>coincidem</w:t>
-      </w:r>
-      <w:proofErr w:type="spellEnd"/>
-      <w:r>
-        <w:t xml:space="preserve"> </w:t>
-      </w:r>
-      <w:proofErr w:type="spellStart"/>
-      <w:r>
-        <w:t>nos</w:t>
-      </w:r>
-      <w:proofErr w:type="spellEnd"/>
-      <w:r>
-        <w:t xml:space="preserve"> 104 </w:t>
-      </w:r>
-      <w:proofErr w:type="spellStart"/>
-      <w:r>
-        <w:t>jogos</w:t>
-      </w:r>
-      <w:proofErr w:type="spellEnd"/>
-      <w:r>
-        <w:t xml:space="preserve">, </w:t>
-      </w:r>
-      <w:proofErr w:type="spellStart"/>
-      <w:r>
-        <w:t>nos</w:t>
-      </w:r>
-      <w:proofErr w:type="spellEnd"/>
-      <w:r>
-        <w:t xml:space="preserve"> </w:t>
-      </w:r>
-      <w:proofErr w:type="spellStart"/>
-      <w:r>
-        <w:t>resultados</w:t>
-      </w:r>
-      <w:proofErr w:type="spellEnd"/>
-      <w:r>
-        <w:t xml:space="preserve"> e </w:t>
-      </w:r>
-      <w:proofErr w:type="spellStart"/>
-      <w:r>
-        <w:t>nos</w:t>
-      </w:r>
-      <w:proofErr w:type="spellEnd"/>
-      <w:r>
-        <w:t xml:space="preserve"> </w:t>
-      </w:r>
-      <w:proofErr w:type="spellStart"/>
-      <w:r>
-        <w:t>nomes</w:t>
-      </w:r>
-      <w:proofErr w:type="spellEnd"/>
-      <w:r>
-        <w:t xml:space="preserve"> das </w:t>
-      </w:r>
-      <w:proofErr w:type="spellStart"/>
-      <w:r>
-        <w:t>seleções</w:t>
-      </w:r>
-      <w:proofErr w:type="spellEnd"/>
-      <w:r>
-        <w:t>.</w:t>
+        <w:t>As fontes coincidem nos 104 jogos, nos resultados e nos nomes das seleções.</w:t>
       </w:r>
     </w:p>
     <w:p>
@@ -12624,15 +6625,7 @@
         </w:r>
       </w:fldSimple>
       <w:r>
-        <w:t xml:space="preserve"> - </w:t>
-      </w:r>
-      <w:proofErr w:type="spellStart"/>
-      <w:r>
-        <w:t>Resultado</w:t>
-      </w:r>
-      <w:proofErr w:type="spellEnd"/>
-      <w:r>
-        <w:t xml:space="preserve"> Query 03_consultas_validacao</w:t>
+        <w:t xml:space="preserve"> - Resultado Query 03_consultas_validacao</w:t>
       </w:r>
       <w:bookmarkEnd w:id="30"/>
     </w:p>
@@ -12715,150 +6708,15 @@
         </w:r>
       </w:fldSimple>
       <w:r>
-        <w:t xml:space="preserve"> - </w:t>
-      </w:r>
-      <w:proofErr w:type="spellStart"/>
-      <w:r>
-        <w:t>Diagrama</w:t>
-      </w:r>
-      <w:proofErr w:type="spellEnd"/>
-      <w:r>
-        <w:t xml:space="preserve"> </w:t>
-      </w:r>
-      <w:proofErr w:type="spellStart"/>
-      <w:r>
-        <w:t>main_job</w:t>
+        <w:t xml:space="preserve"> - Diagrama main_job</w:t>
       </w:r>
       <w:bookmarkEnd w:id="32"/>
-      <w:proofErr w:type="spellEnd"/>
     </w:p>
     <w:p/>
     <w:p>
       <w:r>
         <w:lastRenderedPageBreak/>
-        <w:t xml:space="preserve">O Job </w:t>
-      </w:r>
-      <w:proofErr w:type="spellStart"/>
-      <w:r>
-        <w:t>main_job</w:t>
-      </w:r>
-      <w:proofErr w:type="spellEnd"/>
-      <w:r>
-        <w:t xml:space="preserve"> </w:t>
-      </w:r>
-      <w:proofErr w:type="spellStart"/>
-      <w:r>
-        <w:t>liga</w:t>
-      </w:r>
-      <w:proofErr w:type="spellEnd"/>
-      <w:r>
-        <w:t xml:space="preserve"> as </w:t>
-      </w:r>
-      <w:proofErr w:type="spellStart"/>
-      <w:r>
-        <w:t>cinco</w:t>
-      </w:r>
-      <w:proofErr w:type="spellEnd"/>
-      <w:r>
-        <w:t xml:space="preserve"> </w:t>
-      </w:r>
-      <w:proofErr w:type="spellStart"/>
-      <w:r>
-        <w:t>transformações</w:t>
-      </w:r>
-      <w:proofErr w:type="spellEnd"/>
-      <w:r>
-        <w:t xml:space="preserve"> </w:t>
-      </w:r>
-      <w:proofErr w:type="spellStart"/>
-      <w:r>
-        <w:t>por</w:t>
-      </w:r>
-      <w:proofErr w:type="spellEnd"/>
-      <w:r>
-        <w:t xml:space="preserve"> </w:t>
-      </w:r>
-      <w:proofErr w:type="spellStart"/>
-      <w:r>
-        <w:t>esta</w:t>
-      </w:r>
-      <w:proofErr w:type="spellEnd"/>
-      <w:r>
-        <w:t xml:space="preserve"> </w:t>
-      </w:r>
-      <w:proofErr w:type="spellStart"/>
-      <w:r>
-        <w:t>ordem</w:t>
-      </w:r>
-      <w:proofErr w:type="spellEnd"/>
-      <w:r>
-        <w:t xml:space="preserve">: Start → fase1 → fase1_json → </w:t>
-      </w:r>
-      <w:proofErr w:type="spellStart"/>
-      <w:r>
-        <w:t>fase</w:t>
-      </w:r>
-      <w:proofErr w:type="spellEnd"/>
-      <w:r>
-        <w:t xml:space="preserve"> 2 → fase2_alertas → </w:t>
-      </w:r>
-      <w:proofErr w:type="spellStart"/>
-      <w:r>
-        <w:t>fase</w:t>
-      </w:r>
-      <w:proofErr w:type="spellEnd"/>
-      <w:r>
-        <w:t xml:space="preserve"> 3 → Write to log. Cada entrada de </w:t>
-      </w:r>
-      <w:proofErr w:type="spellStart"/>
-      <w:r>
-        <w:t>transformação</w:t>
-      </w:r>
-      <w:proofErr w:type="spellEnd"/>
-      <w:r>
-        <w:t xml:space="preserve"> </w:t>
-      </w:r>
-      <w:proofErr w:type="spellStart"/>
-      <w:r>
-        <w:t>referencia</w:t>
-      </w:r>
-      <w:proofErr w:type="spellEnd"/>
-      <w:r>
-        <w:t xml:space="preserve"> o </w:t>
-      </w:r>
-      <w:proofErr w:type="spellStart"/>
-      <w:r>
-        <w:t>ficheiro</w:t>
-      </w:r>
-      <w:proofErr w:type="spellEnd"/>
-      <w:r>
-        <w:t xml:space="preserve"> com ${</w:t>
-      </w:r>
-      <w:proofErr w:type="spellStart"/>
-      <w:proofErr w:type="gramStart"/>
-      <w:r>
-        <w:t>Internal.Entry.Current.Directory</w:t>
-      </w:r>
-      <w:proofErr w:type="spellEnd"/>
-      <w:proofErr w:type="gramEnd"/>
-      <w:r>
-        <w:t xml:space="preserve">}, para ser </w:t>
-      </w:r>
-      <w:proofErr w:type="spellStart"/>
-      <w:r>
-        <w:t>independente</w:t>
-      </w:r>
-      <w:proofErr w:type="spellEnd"/>
-      <w:r>
-        <w:t xml:space="preserve"> do </w:t>
-      </w:r>
-      <w:proofErr w:type="spellStart"/>
-      <w:r>
-        <w:t>computador</w:t>
-      </w:r>
-      <w:proofErr w:type="spellEnd"/>
-      <w:r>
-        <w:t>.</w:t>
+        <w:t>O Job main_job liga as cinco transformações por esta ordem: Start → fase1 → fase1_json → fase 2 → fase2_alertas → fase 3 → Write to log. Cada entrada de transformação referencia o ficheiro com ${Internal.Entry.Current.Directory}, para ser independente do computador.</w:t>
       </w:r>
     </w:p>
     <w:p>
@@ -12869,69 +6727,8 @@
           <w:numId w:val="8"/>
         </w:numPr>
       </w:pPr>
-      <w:proofErr w:type="spellStart"/>
-      <w:r>
-        <w:t>Os</w:t>
-      </w:r>
-      <w:proofErr w:type="spellEnd"/>
-      <w:r>
-        <w:t xml:space="preserve"> hops entre </w:t>
-      </w:r>
-      <w:proofErr w:type="spellStart"/>
-      <w:r>
-        <w:t>transformações</w:t>
-      </w:r>
-      <w:proofErr w:type="spellEnd"/>
-      <w:r>
-        <w:t xml:space="preserve"> </w:t>
-      </w:r>
-      <w:proofErr w:type="spellStart"/>
-      <w:r>
-        <w:t>são</w:t>
-      </w:r>
-      <w:proofErr w:type="spellEnd"/>
-      <w:r>
-        <w:t xml:space="preserve"> </w:t>
-      </w:r>
-      <w:proofErr w:type="spellStart"/>
-      <w:r>
-        <w:t>condicionais</w:t>
-      </w:r>
-      <w:proofErr w:type="spellEnd"/>
-      <w:r>
-        <w:t xml:space="preserve"> (</w:t>
-      </w:r>
-      <w:proofErr w:type="spellStart"/>
-      <w:r>
-        <w:t>seguir</w:t>
-      </w:r>
-      <w:proofErr w:type="spellEnd"/>
-      <w:r>
-        <w:t xml:space="preserve"> </w:t>
-      </w:r>
-      <w:proofErr w:type="spellStart"/>
-      <w:r>
-        <w:t>apenas</w:t>
-      </w:r>
-      <w:proofErr w:type="spellEnd"/>
-      <w:r>
-        <w:t xml:space="preserve"> se o </w:t>
-      </w:r>
-      <w:proofErr w:type="spellStart"/>
-      <w:r>
-        <w:t>resultado</w:t>
-      </w:r>
-      <w:proofErr w:type="spellEnd"/>
-      <w:r>
-        <w:t xml:space="preserve"> for </w:t>
-      </w:r>
-      <w:proofErr w:type="spellStart"/>
-      <w:r>
-        <w:t>verdadeiro</w:t>
-      </w:r>
-      <w:proofErr w:type="spellEnd"/>
-      <w:r>
-        <w:t>).</w:t>
+      <w:r>
+        <w:t>Os hops entre transformações são condicionais (seguir apenas se o resultado for verdadeiro).</w:t>
       </w:r>
     </w:p>
     <w:p>
@@ -12943,87 +6740,7 @@
         </w:numPr>
       </w:pPr>
       <w:r>
-        <w:t xml:space="preserve">Cada </w:t>
-      </w:r>
-      <w:proofErr w:type="spellStart"/>
-      <w:r>
-        <w:t>transformação</w:t>
-      </w:r>
-      <w:proofErr w:type="spellEnd"/>
-      <w:r>
-        <w:t xml:space="preserve"> </w:t>
-      </w:r>
-      <w:proofErr w:type="spellStart"/>
-      <w:r>
-        <w:t>tem</w:t>
-      </w:r>
-      <w:proofErr w:type="spellEnd"/>
-      <w:r>
-        <w:t xml:space="preserve"> </w:t>
-      </w:r>
-      <w:proofErr w:type="spellStart"/>
-      <w:r>
-        <w:t>ainda</w:t>
-      </w:r>
-      <w:proofErr w:type="spellEnd"/>
-      <w:r>
-        <w:t xml:space="preserve"> um hop de </w:t>
-      </w:r>
-      <w:proofErr w:type="spellStart"/>
-      <w:r>
-        <w:t>falha</w:t>
-      </w:r>
-      <w:proofErr w:type="spellEnd"/>
-      <w:r>
-        <w:t xml:space="preserve"> para um Abort job, </w:t>
-      </w:r>
-      <w:proofErr w:type="spellStart"/>
-      <w:r>
-        <w:t>que</w:t>
-      </w:r>
-      <w:proofErr w:type="spellEnd"/>
-      <w:r>
-        <w:t xml:space="preserve"> termina o </w:t>
-      </w:r>
-      <w:proofErr w:type="spellStart"/>
-      <w:r>
-        <w:t>processo</w:t>
-      </w:r>
-      <w:proofErr w:type="spellEnd"/>
-      <w:r>
-        <w:t xml:space="preserve"> com </w:t>
-      </w:r>
-      <w:proofErr w:type="spellStart"/>
-      <w:r>
-        <w:t>erro</w:t>
-      </w:r>
-      <w:proofErr w:type="spellEnd"/>
-      <w:r>
-        <w:t xml:space="preserve"> se </w:t>
-      </w:r>
-      <w:proofErr w:type="spellStart"/>
-      <w:r>
-        <w:t>algum</w:t>
-      </w:r>
-      <w:proofErr w:type="spellEnd"/>
-      <w:r>
-        <w:t xml:space="preserve"> </w:t>
-      </w:r>
-      <w:proofErr w:type="spellStart"/>
-      <w:r>
-        <w:t>passo</w:t>
-      </w:r>
-      <w:proofErr w:type="spellEnd"/>
-      <w:r>
-        <w:t xml:space="preserve"> </w:t>
-      </w:r>
-      <w:proofErr w:type="spellStart"/>
-      <w:r>
-        <w:t>falhar</w:t>
-      </w:r>
-      <w:proofErr w:type="spellEnd"/>
-      <w:r>
-        <w:t>.</w:t>
+        <w:t>Cada transformação tem ainda um hop de falha para um Abort job, que termina o processo com erro se algum passo falhar.</w:t>
       </w:r>
     </w:p>
     <w:p>
@@ -13035,148 +6752,12 @@
         </w:numPr>
       </w:pPr>
       <w:r>
-        <w:t xml:space="preserve">O Write to log final </w:t>
-      </w:r>
-      <w:proofErr w:type="spellStart"/>
-      <w:r>
-        <w:t>regista</w:t>
-      </w:r>
-      <w:proofErr w:type="spellEnd"/>
-      <w:r>
-        <w:t xml:space="preserve"> a </w:t>
-      </w:r>
-      <w:proofErr w:type="spellStart"/>
-      <w:r>
-        <w:t>mensagem</w:t>
-      </w:r>
-      <w:proofErr w:type="spellEnd"/>
-      <w:r>
-        <w:t xml:space="preserve"> «</w:t>
-      </w:r>
-      <w:proofErr w:type="spellStart"/>
-      <w:r>
-        <w:t>Processo</w:t>
-      </w:r>
-      <w:proofErr w:type="spellEnd"/>
-      <w:r>
-        <w:t xml:space="preserve"> ETL </w:t>
-      </w:r>
-      <w:proofErr w:type="spellStart"/>
-      <w:r>
-        <w:t>concluído</w:t>
-      </w:r>
-      <w:proofErr w:type="spellEnd"/>
-      <w:r>
-        <w:t xml:space="preserve">: </w:t>
-      </w:r>
-      <w:proofErr w:type="spellStart"/>
-      <w:r>
-        <w:t>classificação</w:t>
-      </w:r>
-      <w:proofErr w:type="spellEnd"/>
-      <w:r>
-        <w:t xml:space="preserve"> </w:t>
-      </w:r>
-      <w:proofErr w:type="spellStart"/>
-      <w:r>
-        <w:t>gerada</w:t>
-      </w:r>
-      <w:proofErr w:type="spellEnd"/>
-      <w:r>
-        <w:t xml:space="preserve"> e </w:t>
-      </w:r>
-      <w:proofErr w:type="spellStart"/>
-      <w:r>
-        <w:t>exportada</w:t>
-      </w:r>
-      <w:proofErr w:type="spellEnd"/>
-      <w:r>
-        <w:t>».</w:t>
-      </w:r>
-    </w:p>
-    <w:p>
-      <w:r>
-        <w:t xml:space="preserve">O Job </w:t>
-      </w:r>
-      <w:proofErr w:type="spellStart"/>
-      <w:r>
-        <w:t>pode</w:t>
-      </w:r>
-      <w:proofErr w:type="spellEnd"/>
-      <w:r>
-        <w:t xml:space="preserve"> ser </w:t>
-      </w:r>
-      <w:proofErr w:type="spellStart"/>
-      <w:r>
-        <w:t>executado</w:t>
-      </w:r>
-      <w:proofErr w:type="spellEnd"/>
-      <w:r>
-        <w:t xml:space="preserve"> no Spoon </w:t>
-      </w:r>
-      <w:proofErr w:type="spellStart"/>
-      <w:r>
-        <w:t>ou</w:t>
-      </w:r>
-      <w:proofErr w:type="spellEnd"/>
-      <w:r>
-        <w:t xml:space="preserve"> pela </w:t>
-      </w:r>
-      <w:proofErr w:type="spellStart"/>
-      <w:r>
-        <w:t>linha</w:t>
-      </w:r>
-      <w:proofErr w:type="spellEnd"/>
-      <w:r>
-        <w:t xml:space="preserve"> de </w:t>
-      </w:r>
-      <w:proofErr w:type="spellStart"/>
-      <w:r>
-        <w:t>comandos</w:t>
-      </w:r>
-      <w:proofErr w:type="spellEnd"/>
-      <w:r>
-        <w:t xml:space="preserve"> com o Kitchen, </w:t>
-      </w:r>
-      <w:proofErr w:type="spellStart"/>
-      <w:r>
-        <w:t>que</w:t>
-      </w:r>
-      <w:proofErr w:type="spellEnd"/>
-      <w:r>
-        <w:t xml:space="preserve"> </w:t>
-      </w:r>
-      <w:proofErr w:type="spellStart"/>
-      <w:r>
-        <w:t>guarda</w:t>
-      </w:r>
-      <w:proofErr w:type="spellEnd"/>
-      <w:r>
-        <w:t xml:space="preserve"> </w:t>
-      </w:r>
-      <w:proofErr w:type="gramStart"/>
-      <w:r>
-        <w:t>a</w:t>
-      </w:r>
-      <w:proofErr w:type="gramEnd"/>
-      <w:r>
-        <w:t xml:space="preserve"> </w:t>
-      </w:r>
-      <w:proofErr w:type="spellStart"/>
-      <w:r>
-        <w:t>execução</w:t>
-      </w:r>
-      <w:proofErr w:type="spellEnd"/>
-      <w:r>
-        <w:t xml:space="preserve"> </w:t>
-      </w:r>
-      <w:proofErr w:type="spellStart"/>
-      <w:r>
-        <w:t>em</w:t>
-      </w:r>
-      <w:proofErr w:type="spellEnd"/>
-      <w:r>
-        <w:t xml:space="preserve"> logs/execucao.log:</w:t>
+        <w:t>O Write to log final regista a mensagem «Processo ETL concluído: classificação gerada e exportada».</w:t>
+      </w:r>
+    </w:p>
+    <w:p>
+      <w:r>
+        <w:t>O Job pode ser executado no Spoon ou pela linha de comandos com o Kitchen, que guarda a execução em logs/execucao.log:</w:t>
       </w:r>
     </w:p>
     <w:p>
@@ -13184,41 +6765,7 @@
         <w:pStyle w:val="Code"/>
       </w:pPr>
       <w:r>
-        <w:t>Kitchen.bat /file:&lt;</w:t>
-      </w:r>
-      <w:proofErr w:type="spellStart"/>
-      <w:r>
-        <w:t>caminho</w:t>
-      </w:r>
-      <w:proofErr w:type="spellEnd"/>
-      <w:r>
-        <w:t>&gt;\workflows\</w:t>
-      </w:r>
-      <w:proofErr w:type="spellStart"/>
-      <w:r>
-        <w:t>main_job.kjb</w:t>
-      </w:r>
-      <w:proofErr w:type="spellEnd"/>
-      <w:r>
-        <w:t xml:space="preserve"> /</w:t>
-      </w:r>
-      <w:proofErr w:type="spellStart"/>
-      <w:proofErr w:type="gramStart"/>
-      <w:r>
-        <w:t>level:Basic</w:t>
-      </w:r>
-      <w:proofErr w:type="spellEnd"/>
-      <w:proofErr w:type="gramEnd"/>
-      <w:r>
-        <w:t xml:space="preserve"> /logfile:&lt;</w:t>
-      </w:r>
-      <w:proofErr w:type="spellStart"/>
-      <w:r>
-        <w:t>caminho</w:t>
-      </w:r>
-      <w:proofErr w:type="spellEnd"/>
-      <w:r>
-        <w:t>&gt;\logs\execucao.log</w:t>
+        <w:t>Kitchen.bat /file:&lt;caminho&gt;\workflows\main_job.kjb /level:Basic /logfile:&lt;caminho&gt;\logs\execucao.log</w:t>
       </w:r>
     </w:p>
     <w:p/>
@@ -13284,14 +6831,9 @@
         </w:r>
       </w:fldSimple>
       <w:r>
-        <w:t xml:space="preserve"> - Job metrics </w:t>
-      </w:r>
-      <w:proofErr w:type="spellStart"/>
-      <w:r>
-        <w:t>main_job</w:t>
+        <w:t xml:space="preserve"> - Job metrics main_job</w:t>
       </w:r>
       <w:bookmarkEnd w:id="33"/>
-      <w:proofErr w:type="spellEnd"/>
     </w:p>
     <w:p/>
     <w:p/>
@@ -13312,31 +6854,9 @@
           <w:color w:val="156082" w:themeColor="accent1"/>
         </w:rPr>
         <w:lastRenderedPageBreak/>
-        <w:t>6. V</w:t>
-      </w:r>
-      <w:proofErr w:type="spellStart"/>
-      <w:r>
-        <w:rPr>
-          <w:color w:val="156082" w:themeColor="accent1"/>
-        </w:rPr>
-        <w:t>ídeo</w:t>
-      </w:r>
-      <w:proofErr w:type="spellEnd"/>
-      <w:r>
-        <w:rPr>
-          <w:color w:val="156082" w:themeColor="accent1"/>
-        </w:rPr>
-        <w:t xml:space="preserve"> com </w:t>
-      </w:r>
-      <w:proofErr w:type="spellStart"/>
-      <w:r>
-        <w:rPr>
-          <w:color w:val="156082" w:themeColor="accent1"/>
-        </w:rPr>
-        <w:t>demonstração</w:t>
+        <w:t>6. Vídeo com demonstração</w:t>
       </w:r>
       <w:bookmarkEnd w:id="34"/>
-      <w:proofErr w:type="spellEnd"/>
     </w:p>
     <w:p>
       <w:pPr>
@@ -13406,138 +6926,13 @@
         </w:r>
       </w:fldSimple>
       <w:r>
-        <w:t xml:space="preserve"> - QR code: </w:t>
-      </w:r>
-      <w:proofErr w:type="spellStart"/>
-      <w:r>
-        <w:t>vídeo</w:t>
-      </w:r>
-      <w:proofErr w:type="spellEnd"/>
-      <w:r>
-        <w:t xml:space="preserve"> de </w:t>
-      </w:r>
-      <w:proofErr w:type="spellStart"/>
-      <w:r>
-        <w:t>demonstração</w:t>
+        <w:t xml:space="preserve"> - QR code: vídeo de demonstração</w:t>
       </w:r>
       <w:bookmarkEnd w:id="35"/>
-      <w:proofErr w:type="spellEnd"/>
-    </w:p>
-    <w:p>
-      <w:r>
-        <w:t xml:space="preserve">O </w:t>
-      </w:r>
-      <w:proofErr w:type="spellStart"/>
-      <w:r>
-        <w:t>vídeo</w:t>
-      </w:r>
-      <w:proofErr w:type="spellEnd"/>
-      <w:r>
-        <w:t xml:space="preserve"> </w:t>
-      </w:r>
-      <w:proofErr w:type="spellStart"/>
-      <w:r>
-        <w:t>mostra</w:t>
-      </w:r>
-      <w:proofErr w:type="spellEnd"/>
-      <w:r>
-        <w:t xml:space="preserve"> </w:t>
-      </w:r>
-      <w:proofErr w:type="spellStart"/>
-      <w:r>
-        <w:t>os</w:t>
-      </w:r>
-      <w:proofErr w:type="spellEnd"/>
-      <w:r>
-        <w:t xml:space="preserve"> dados de entrada </w:t>
-      </w:r>
-      <w:proofErr w:type="spellStart"/>
-      <w:r>
-        <w:t>em</w:t>
-      </w:r>
-      <w:proofErr w:type="spellEnd"/>
-      <w:r>
-        <w:t xml:space="preserve"> raw/, </w:t>
-      </w:r>
-      <w:proofErr w:type="gramStart"/>
-      <w:r>
-        <w:t>a</w:t>
-      </w:r>
-      <w:proofErr w:type="gramEnd"/>
-      <w:r>
-        <w:t xml:space="preserve"> </w:t>
-      </w:r>
-      <w:proofErr w:type="spellStart"/>
-      <w:r>
-        <w:t>execução</w:t>
-      </w:r>
-      <w:proofErr w:type="spellEnd"/>
-      <w:r>
-        <w:t xml:space="preserve"> do </w:t>
-      </w:r>
-      <w:proofErr w:type="spellStart"/>
-      <w:r>
-        <w:t>main_job</w:t>
-      </w:r>
-      <w:proofErr w:type="spellEnd"/>
-      <w:r>
-        <w:t xml:space="preserve"> no Spoon </w:t>
-      </w:r>
-      <w:proofErr w:type="spellStart"/>
-      <w:r>
-        <w:t>até</w:t>
-      </w:r>
-      <w:proofErr w:type="spellEnd"/>
-      <w:r>
-        <w:t xml:space="preserve"> </w:t>
-      </w:r>
-      <w:proofErr w:type="spellStart"/>
-      <w:r>
-        <w:t>ao</w:t>
-      </w:r>
-      <w:proofErr w:type="spellEnd"/>
-      <w:r>
-        <w:t xml:space="preserve"> </w:t>
-      </w:r>
-      <w:proofErr w:type="spellStart"/>
-      <w:r>
-        <w:t>fim</w:t>
-      </w:r>
-      <w:proofErr w:type="spellEnd"/>
-      <w:r>
-        <w:t xml:space="preserve"> e </w:t>
-      </w:r>
-      <w:proofErr w:type="spellStart"/>
-      <w:r>
-        <w:t>os</w:t>
-      </w:r>
-      <w:proofErr w:type="spellEnd"/>
-      <w:r>
-        <w:t xml:space="preserve"> </w:t>
-      </w:r>
-      <w:proofErr w:type="spellStart"/>
-      <w:r>
-        <w:t>ficheiros</w:t>
-      </w:r>
-      <w:proofErr w:type="spellEnd"/>
-      <w:r>
-        <w:t xml:space="preserve"> </w:t>
-      </w:r>
-      <w:proofErr w:type="spellStart"/>
-      <w:r>
-        <w:t>gerados</w:t>
-      </w:r>
-      <w:proofErr w:type="spellEnd"/>
-      <w:r>
-        <w:t xml:space="preserve"> </w:t>
-      </w:r>
-      <w:proofErr w:type="spellStart"/>
-      <w:r>
-        <w:t>em</w:t>
-      </w:r>
-      <w:proofErr w:type="spellEnd"/>
-      <w:r>
-        <w:t xml:space="preserve"> export/.</w:t>
+    </w:p>
+    <w:p>
+      <w:r>
+        <w:t>O vídeo mostra os dados de entrada em raw/, a execução do main_job no Spoon até ao fim e os ficheiros gerados em export/.</w:t>
       </w:r>
     </w:p>
     <w:p/>
@@ -13567,342 +6962,14 @@
           <w:color w:val="156082" w:themeColor="accent1"/>
         </w:rPr>
         <w:lastRenderedPageBreak/>
-        <w:t xml:space="preserve">7. </w:t>
-      </w:r>
-      <w:proofErr w:type="spellStart"/>
-      <w:r>
-        <w:rPr>
-          <w:color w:val="156082" w:themeColor="accent1"/>
-        </w:rPr>
-        <w:t>Conclusão</w:t>
+        <w:t>7. Conclusão</w:t>
       </w:r>
       <w:bookmarkEnd w:id="36"/>
-      <w:proofErr w:type="spellEnd"/>
-    </w:p>
-    <w:p/>
-    <w:p>
-      <w:r>
-        <w:t xml:space="preserve">Foi </w:t>
-      </w:r>
-      <w:proofErr w:type="spellStart"/>
-      <w:r>
-        <w:t>construído</w:t>
-      </w:r>
-      <w:proofErr w:type="spellEnd"/>
-      <w:r>
-        <w:t xml:space="preserve"> um </w:t>
-      </w:r>
-      <w:proofErr w:type="spellStart"/>
-      <w:r>
-        <w:t>processo</w:t>
-      </w:r>
-      <w:proofErr w:type="spellEnd"/>
-      <w:r>
-        <w:t xml:space="preserve"> ETL </w:t>
-      </w:r>
-      <w:proofErr w:type="spellStart"/>
-      <w:r>
-        <w:t>completo</w:t>
-      </w:r>
-      <w:proofErr w:type="spellEnd"/>
-      <w:r>
-        <w:t xml:space="preserve">, </w:t>
-      </w:r>
-      <w:proofErr w:type="spellStart"/>
-      <w:r>
-        <w:t>que</w:t>
-      </w:r>
-      <w:proofErr w:type="spellEnd"/>
-      <w:r>
-        <w:t xml:space="preserve"> </w:t>
-      </w:r>
-      <w:proofErr w:type="spellStart"/>
-      <w:r>
-        <w:t>lê</w:t>
-      </w:r>
-      <w:proofErr w:type="spellEnd"/>
-      <w:r>
-        <w:t xml:space="preserve"> dados de duas </w:t>
-      </w:r>
-      <w:proofErr w:type="spellStart"/>
-      <w:r>
-        <w:t>fontes</w:t>
-      </w:r>
-      <w:proofErr w:type="spellEnd"/>
-      <w:r>
-        <w:t xml:space="preserve"> e </w:t>
-      </w:r>
-      <w:proofErr w:type="spellStart"/>
-      <w:r>
-        <w:t>formatos</w:t>
-      </w:r>
-      <w:proofErr w:type="spellEnd"/>
-      <w:r>
-        <w:t xml:space="preserve">, </w:t>
-      </w:r>
-      <w:proofErr w:type="spellStart"/>
-      <w:r>
-        <w:t>valida-os</w:t>
-      </w:r>
-      <w:proofErr w:type="spellEnd"/>
-      <w:r>
-        <w:t xml:space="preserve"> </w:t>
-      </w:r>
-      <w:proofErr w:type="spellStart"/>
-      <w:r>
-        <w:t>por</w:t>
-      </w:r>
-      <w:proofErr w:type="spellEnd"/>
-      <w:r>
-        <w:t xml:space="preserve"> </w:t>
-      </w:r>
-      <w:proofErr w:type="spellStart"/>
-      <w:r>
-        <w:t>cruzamento</w:t>
-      </w:r>
-      <w:proofErr w:type="spellEnd"/>
-      <w:r>
-        <w:t xml:space="preserve">, </w:t>
-      </w:r>
-      <w:proofErr w:type="spellStart"/>
-      <w:r>
-        <w:t>calcula</w:t>
-      </w:r>
-      <w:proofErr w:type="spellEnd"/>
-      <w:r>
-        <w:t xml:space="preserve"> a </w:t>
-      </w:r>
-      <w:proofErr w:type="spellStart"/>
-      <w:r>
-        <w:t>classificação</w:t>
-      </w:r>
-      <w:proofErr w:type="spellEnd"/>
-      <w:r>
-        <w:t xml:space="preserve"> </w:t>
-      </w:r>
-      <w:proofErr w:type="spellStart"/>
-      <w:r>
-        <w:t>por</w:t>
-      </w:r>
-      <w:proofErr w:type="spellEnd"/>
-      <w:r>
-        <w:t xml:space="preserve"> </w:t>
-      </w:r>
-      <w:proofErr w:type="spellStart"/>
-      <w:r>
-        <w:t>grupo</w:t>
-      </w:r>
-      <w:proofErr w:type="spellEnd"/>
-      <w:r>
-        <w:t xml:space="preserve"> (com </w:t>
-      </w:r>
-      <w:proofErr w:type="spellStart"/>
-      <w:r>
-        <w:t>confederação</w:t>
-      </w:r>
-      <w:proofErr w:type="spellEnd"/>
-      <w:r>
-        <w:t xml:space="preserve">), </w:t>
-      </w:r>
-      <w:proofErr w:type="spellStart"/>
-      <w:r>
-        <w:t>identifica</w:t>
-      </w:r>
-      <w:proofErr w:type="spellEnd"/>
-      <w:r>
-        <w:t xml:space="preserve"> </w:t>
-      </w:r>
-      <w:proofErr w:type="spellStart"/>
-      <w:r>
-        <w:t>alertas</w:t>
-      </w:r>
-      <w:proofErr w:type="spellEnd"/>
-      <w:r>
-        <w:t xml:space="preserve"> de </w:t>
-      </w:r>
-      <w:proofErr w:type="spellStart"/>
-      <w:r>
-        <w:t>goleadas</w:t>
-      </w:r>
-      <w:proofErr w:type="spellEnd"/>
-      <w:r>
-        <w:t xml:space="preserve"> e </w:t>
-      </w:r>
-      <w:proofErr w:type="spellStart"/>
-      <w:r>
-        <w:t>exporta</w:t>
-      </w:r>
-      <w:proofErr w:type="spellEnd"/>
-      <w:r>
-        <w:t xml:space="preserve"> </w:t>
-      </w:r>
-      <w:proofErr w:type="spellStart"/>
-      <w:r>
-        <w:t>os</w:t>
-      </w:r>
-      <w:proofErr w:type="spellEnd"/>
-      <w:r>
-        <w:t xml:space="preserve"> </w:t>
-      </w:r>
-      <w:proofErr w:type="spellStart"/>
-      <w:r>
-        <w:t>resultados</w:t>
-      </w:r>
-      <w:proofErr w:type="spellEnd"/>
-      <w:r>
-        <w:t xml:space="preserve"> </w:t>
-      </w:r>
-      <w:proofErr w:type="spellStart"/>
-      <w:r>
-        <w:t>em</w:t>
-      </w:r>
-      <w:proofErr w:type="spellEnd"/>
-      <w:r>
-        <w:t xml:space="preserve"> </w:t>
-      </w:r>
-      <w:proofErr w:type="spellStart"/>
-      <w:r>
-        <w:t>três</w:t>
-      </w:r>
-      <w:proofErr w:type="spellEnd"/>
-      <w:r>
-        <w:t xml:space="preserve"> </w:t>
-      </w:r>
-      <w:proofErr w:type="spellStart"/>
-      <w:r>
-        <w:t>formatos</w:t>
-      </w:r>
-      <w:proofErr w:type="spellEnd"/>
-      <w:r>
-        <w:t xml:space="preserve">, </w:t>
-      </w:r>
-      <w:proofErr w:type="spellStart"/>
-      <w:r>
-        <w:t>tudo</w:t>
-      </w:r>
-      <w:proofErr w:type="spellEnd"/>
-      <w:r>
-        <w:t xml:space="preserve"> </w:t>
-      </w:r>
-      <w:proofErr w:type="spellStart"/>
-      <w:r>
-        <w:t>orquestrado</w:t>
-      </w:r>
-      <w:proofErr w:type="spellEnd"/>
-      <w:r>
-        <w:t xml:space="preserve"> </w:t>
-      </w:r>
-      <w:proofErr w:type="spellStart"/>
-      <w:r>
-        <w:t>por</w:t>
-      </w:r>
-      <w:proofErr w:type="spellEnd"/>
-      <w:r>
-        <w:t xml:space="preserve"> um Job com </w:t>
-      </w:r>
-      <w:proofErr w:type="spellStart"/>
-      <w:r>
-        <w:t>tratamento</w:t>
-      </w:r>
-      <w:proofErr w:type="spellEnd"/>
-      <w:r>
-        <w:t xml:space="preserve"> de </w:t>
-      </w:r>
-      <w:proofErr w:type="spellStart"/>
-      <w:r>
-        <w:t>erro</w:t>
-      </w:r>
-      <w:proofErr w:type="spellEnd"/>
-      <w:r>
-        <w:t xml:space="preserve"> e log. A </w:t>
-      </w:r>
-      <w:proofErr w:type="spellStart"/>
-      <w:r>
-        <w:t>comparação</w:t>
-      </w:r>
-      <w:proofErr w:type="spellEnd"/>
-      <w:r>
-        <w:t xml:space="preserve"> entre as </w:t>
-      </w:r>
-      <w:proofErr w:type="spellStart"/>
-      <w:r>
-        <w:t>fontes</w:t>
-      </w:r>
-      <w:proofErr w:type="spellEnd"/>
-      <w:r>
-        <w:t xml:space="preserve"> </w:t>
-      </w:r>
-      <w:proofErr w:type="spellStart"/>
-      <w:r>
-        <w:t>não</w:t>
-      </w:r>
-      <w:proofErr w:type="spellEnd"/>
-      <w:r>
-        <w:t xml:space="preserve"> </w:t>
-      </w:r>
-      <w:proofErr w:type="spellStart"/>
-      <w:r>
-        <w:t>encontrou</w:t>
-      </w:r>
-      <w:proofErr w:type="spellEnd"/>
-      <w:r>
-        <w:t xml:space="preserve"> </w:t>
-      </w:r>
-      <w:proofErr w:type="spellStart"/>
-      <w:r>
-        <w:t>nenhuma</w:t>
-      </w:r>
-      <w:proofErr w:type="spellEnd"/>
-      <w:r>
-        <w:t xml:space="preserve"> </w:t>
-      </w:r>
-      <w:proofErr w:type="spellStart"/>
-      <w:r>
-        <w:t>discrepância</w:t>
-      </w:r>
-      <w:proofErr w:type="spellEnd"/>
-      <w:r>
-        <w:t xml:space="preserve">, o </w:t>
-      </w:r>
-      <w:proofErr w:type="spellStart"/>
-      <w:r>
-        <w:t>que</w:t>
-      </w:r>
-      <w:proofErr w:type="spellEnd"/>
-      <w:r>
-        <w:t xml:space="preserve"> </w:t>
-      </w:r>
-      <w:proofErr w:type="spellStart"/>
-      <w:r>
-        <w:t>dá</w:t>
-      </w:r>
-      <w:proofErr w:type="spellEnd"/>
-      <w:r>
-        <w:t xml:space="preserve"> </w:t>
-      </w:r>
-      <w:proofErr w:type="spellStart"/>
-      <w:r>
-        <w:t>confiança</w:t>
-      </w:r>
-      <w:proofErr w:type="spellEnd"/>
-      <w:r>
-        <w:t xml:space="preserve"> </w:t>
-      </w:r>
-      <w:proofErr w:type="spellStart"/>
-      <w:r>
-        <w:t>nos</w:t>
-      </w:r>
-      <w:proofErr w:type="spellEnd"/>
-      <w:r>
-        <w:t xml:space="preserve"> </w:t>
-      </w:r>
-      <w:proofErr w:type="spellStart"/>
-      <w:r>
-        <w:t>resultados</w:t>
-      </w:r>
-      <w:proofErr w:type="spellEnd"/>
-      <w:r>
-        <w:t>.</w:t>
+    </w:p>
+    <w:p/>
+    <w:p>
+      <w:r>
+        <w:t>Foi construído um processo ETL completo, que lê dados de duas fontes e formatos, valida-os por cruzamento, calcula a classificação por grupo (com confederação), identifica alertas de goleadas e exporta os resultados em três formatos, tudo orquestrado por um Job com tratamento de erro e log. A comparação entre as fontes não encontrou nenhuma discrepância, o que dá confiança nos resultados.</w:t>
       </w:r>
     </w:p>
     <w:p/>
@@ -13927,19 +6994,9 @@
             <w:shd w:val="clear" w:color="auto" w:fill="F2F2F2"/>
           </w:tcPr>
           <w:p>
-            <w:proofErr w:type="spellStart"/>
-            <w:r>
-              <w:t>Critério</w:t>
-            </w:r>
-            <w:proofErr w:type="spellEnd"/>
-            <w:r>
-              <w:t xml:space="preserve"> do </w:t>
-            </w:r>
-            <w:proofErr w:type="spellStart"/>
-            <w:r>
-              <w:t>enunciado</w:t>
-            </w:r>
-            <w:proofErr w:type="spellEnd"/>
+            <w:r>
+              <w:t>Critério do enunciado</w:t>
+            </w:r>
           </w:p>
         </w:tc>
         <w:tc>
@@ -13949,21 +7006,8 @@
           </w:tcPr>
           <w:p>
             <w:r>
-              <w:t xml:space="preserve">Como </w:t>
-            </w:r>
-            <w:proofErr w:type="spellStart"/>
-            <w:r>
-              <w:t>foi</w:t>
-            </w:r>
-            <w:proofErr w:type="spellEnd"/>
-            <w:r>
-              <w:t xml:space="preserve"> </w:t>
-            </w:r>
-            <w:proofErr w:type="spellStart"/>
-            <w:r>
-              <w:t>cumprido</w:t>
-            </w:r>
-            <w:proofErr w:type="spellEnd"/>
+              <w:t>Como foi cumprido</w:t>
+            </w:r>
           </w:p>
         </w:tc>
       </w:tr>
@@ -13973,13 +7017,8 @@
             <w:tcW w:w="3896" w:type="dxa"/>
           </w:tcPr>
           <w:p>
-            <w:proofErr w:type="spellStart"/>
-            <w:r>
-              <w:t>Formatos</w:t>
-            </w:r>
-            <w:proofErr w:type="spellEnd"/>
-            <w:r>
-              <w:t xml:space="preserve"> de entrada</w:t>
+            <w:r>
+              <w:t>Formatos de entrada</w:t>
             </w:r>
           </w:p>
         </w:tc>
@@ -13989,23 +7028,7 @@
           </w:tcPr>
           <w:p>
             <w:r>
-              <w:t>CSV (</w:t>
-            </w:r>
-            <w:proofErr w:type="spellStart"/>
-            <w:r>
-              <w:t>cinco</w:t>
-            </w:r>
-            <w:proofErr w:type="spellEnd"/>
-            <w:r>
-              <w:t xml:space="preserve"> </w:t>
-            </w:r>
-            <w:proofErr w:type="spellStart"/>
-            <w:r>
-              <w:t>ficheiros</w:t>
-            </w:r>
-            <w:proofErr w:type="spellEnd"/>
-            <w:r>
-              <w:t>) e JSON</w:t>
+              <w:t>CSV (cinco ficheiros) e JSON</w:t>
             </w:r>
           </w:p>
         </w:tc>
@@ -14026,29 +7049,8 @@
             <w:tcW w:w="5463" w:type="dxa"/>
           </w:tcPr>
           <w:p>
-            <w:proofErr w:type="spellStart"/>
-            <w:r>
-              <w:t>Ficheiros</w:t>
-            </w:r>
-            <w:proofErr w:type="spellEnd"/>
-            <w:r>
-              <w:t xml:space="preserve"> </w:t>
-            </w:r>
-            <w:proofErr w:type="spellStart"/>
-            <w:r>
-              <w:t>locais</w:t>
-            </w:r>
-            <w:proofErr w:type="spellEnd"/>
-            <w:r>
-              <w:t xml:space="preserve"> e base de dados </w:t>
-            </w:r>
-            <w:proofErr w:type="spellStart"/>
-            <w:r>
-              <w:t>relacional</w:t>
-            </w:r>
-            <w:proofErr w:type="spellEnd"/>
-            <w:r>
-              <w:t xml:space="preserve"> (Table input e lookups)</w:t>
+            <w:r>
+              <w:t>Ficheiros locais e base de dados relacional (Table input e lookups)</w:t>
             </w:r>
           </w:p>
         </w:tc>
@@ -14059,19 +7061,9 @@
             <w:tcW w:w="3896" w:type="dxa"/>
           </w:tcPr>
           <w:p>
-            <w:proofErr w:type="spellStart"/>
-            <w:r>
-              <w:t>Expressões</w:t>
-            </w:r>
-            <w:proofErr w:type="spellEnd"/>
-            <w:r>
-              <w:t xml:space="preserve"> </w:t>
-            </w:r>
-            <w:proofErr w:type="spellStart"/>
-            <w:r>
-              <w:t>regulares</w:t>
-            </w:r>
-            <w:proofErr w:type="spellEnd"/>
+            <w:r>
+              <w:t>Expressões regulares</w:t>
+            </w:r>
           </w:p>
         </w:tc>
         <w:tc>
@@ -14079,29 +7071,8 @@
             <w:tcW w:w="5463" w:type="dxa"/>
           </w:tcPr>
           <w:p>
-            <w:proofErr w:type="spellStart"/>
-            <w:r>
-              <w:t>Validação</w:t>
-            </w:r>
-            <w:proofErr w:type="spellEnd"/>
-            <w:r>
-              <w:t xml:space="preserve"> do </w:t>
-            </w:r>
-            <w:proofErr w:type="spellStart"/>
-            <w:r>
-              <w:t>formato</w:t>
-            </w:r>
-            <w:proofErr w:type="spellEnd"/>
-            <w:r>
-              <w:t xml:space="preserve"> da hora </w:t>
-            </w:r>
-            <w:proofErr w:type="spellStart"/>
-            <w:r>
-              <w:t>em</w:t>
-            </w:r>
-            <w:proofErr w:type="spellEnd"/>
-            <w:r>
-              <w:t xml:space="preserve"> fase2_alertas</w:t>
+            <w:r>
+              <w:t>Validação do formato da hora em fase2_alertas</w:t>
             </w:r>
           </w:p>
         </w:tc>
@@ -14112,13 +7083,8 @@
             <w:tcW w:w="3896" w:type="dxa"/>
           </w:tcPr>
           <w:p>
-            <w:proofErr w:type="spellStart"/>
-            <w:r>
-              <w:t>Serialização</w:t>
-            </w:r>
-            <w:proofErr w:type="spellEnd"/>
-            <w:r>
-              <w:t xml:space="preserve"> JSON e XML</w:t>
+            <w:r>
+              <w:t>Serialização JSON e XML</w:t>
             </w:r>
           </w:p>
         </w:tc>
@@ -14127,29 +7093,8 @@
             <w:tcW w:w="5463" w:type="dxa"/>
           </w:tcPr>
           <w:p>
-            <w:proofErr w:type="spellStart"/>
-            <w:r>
-              <w:t>Leitura</w:t>
-            </w:r>
-            <w:proofErr w:type="spellEnd"/>
-            <w:r>
-              <w:t xml:space="preserve"> de JSON; </w:t>
-            </w:r>
-            <w:proofErr w:type="spellStart"/>
-            <w:r>
-              <w:t>exportação</w:t>
-            </w:r>
-            <w:proofErr w:type="spellEnd"/>
-            <w:r>
-              <w:t xml:space="preserve"> </w:t>
-            </w:r>
-            <w:proofErr w:type="spellStart"/>
-            <w:r>
-              <w:t>em</w:t>
-            </w:r>
-            <w:proofErr w:type="spellEnd"/>
-            <w:r>
-              <w:t xml:space="preserve"> JSON e XML</w:t>
+            <w:r>
+              <w:t>Leitura de JSON; exportação em JSON e XML</w:t>
             </w:r>
           </w:p>
         </w:tc>
@@ -14161,13 +7106,8 @@
           </w:tcPr>
           <w:p>
             <w:r>
-              <w:t xml:space="preserve">Joins, lookups e </w:t>
-            </w:r>
-            <w:proofErr w:type="spellStart"/>
-            <w:r>
-              <w:t>agrupamentos</w:t>
-            </w:r>
-            <w:proofErr w:type="spellEnd"/>
+              <w:t>Joins, lookups e agrupamentos</w:t>
+            </w:r>
           </w:p>
         </w:tc>
         <w:tc>
@@ -14187,27 +7127,9 @@
             <w:tcW w:w="3896" w:type="dxa"/>
           </w:tcPr>
           <w:p>
-            <w:proofErr w:type="spellStart"/>
-            <w:r>
-              <w:t>Operações</w:t>
-            </w:r>
-            <w:proofErr w:type="spellEnd"/>
-            <w:r>
-              <w:t xml:space="preserve"> </w:t>
-            </w:r>
-            <w:proofErr w:type="spellStart"/>
-            <w:r>
-              <w:t>sobre</w:t>
-            </w:r>
-            <w:proofErr w:type="spellEnd"/>
-            <w:r>
-              <w:t xml:space="preserve"> </w:t>
-            </w:r>
-            <w:proofErr w:type="spellStart"/>
-            <w:r>
-              <w:t>valores</w:t>
-            </w:r>
-            <w:proofErr w:type="spellEnd"/>
+            <w:r>
+              <w:t>Operações sobre valores</w:t>
+            </w:r>
           </w:p>
         </w:tc>
         <w:tc>
@@ -14216,37 +7138,8 @@
           </w:tcPr>
           <w:p>
             <w:r>
-              <w:t xml:space="preserve">Renomear, </w:t>
-            </w:r>
-            <w:proofErr w:type="spellStart"/>
-            <w:r>
-              <w:t>calcular</w:t>
-            </w:r>
-            <w:proofErr w:type="spellEnd"/>
-            <w:r>
-              <w:t xml:space="preserve">, </w:t>
-            </w:r>
-            <w:proofErr w:type="spellStart"/>
-            <w:r>
-              <w:t>filtrar</w:t>
-            </w:r>
-            <w:proofErr w:type="spellEnd"/>
-            <w:r>
-              <w:t xml:space="preserve">, </w:t>
-            </w:r>
-            <w:proofErr w:type="spellStart"/>
-            <w:r>
-              <w:t>ordenar</w:t>
-            </w:r>
-            <w:proofErr w:type="spellEnd"/>
-            <w:r>
-              <w:t xml:space="preserve">, </w:t>
-            </w:r>
-            <w:proofErr w:type="spellStart"/>
-            <w:r>
-              <w:t>concatenar</w:t>
-            </w:r>
-            <w:proofErr w:type="spellEnd"/>
+              <w:t>Renomear, calcular, filtrar, ordenar, concatenar</w:t>
+            </w:r>
           </w:p>
         </w:tc>
       </w:tr>
@@ -14256,13 +7149,8 @@
             <w:tcW w:w="3896" w:type="dxa"/>
           </w:tcPr>
           <w:p>
-            <w:proofErr w:type="spellStart"/>
-            <w:r>
-              <w:t>Geração</w:t>
-            </w:r>
-            <w:proofErr w:type="spellEnd"/>
-            <w:r>
-              <w:t xml:space="preserve"> de logs</w:t>
+            <w:r>
+              <w:t>Geração de logs</w:t>
             </w:r>
           </w:p>
         </w:tc>
@@ -14272,15 +7160,7 @@
           </w:tcPr>
           <w:p>
             <w:r>
-              <w:t xml:space="preserve">Write to log e </w:t>
-            </w:r>
-            <w:proofErr w:type="spellStart"/>
-            <w:r>
-              <w:t>ficheiro</w:t>
-            </w:r>
-            <w:proofErr w:type="spellEnd"/>
-            <w:r>
-              <w:t xml:space="preserve"> logs/execucao.log</w:t>
+              <w:t>Write to log e ficheiro logs/execucao.log</w:t>
             </w:r>
           </w:p>
         </w:tc>
@@ -14291,11 +7171,9 @@
             <w:tcW w:w="3896" w:type="dxa"/>
           </w:tcPr>
           <w:p>
-            <w:proofErr w:type="spellStart"/>
             <w:r>
               <w:t>Orquestração</w:t>
             </w:r>
-            <w:proofErr w:type="spellEnd"/>
           </w:p>
         </w:tc>
         <w:tc>
@@ -14303,27 +7181,9 @@
             <w:tcW w:w="5463" w:type="dxa"/>
           </w:tcPr>
           <w:p>
-            <w:proofErr w:type="spellStart"/>
-            <w:r>
-              <w:t>main_job</w:t>
-            </w:r>
-            <w:proofErr w:type="spellEnd"/>
-            <w:r>
-              <w:t xml:space="preserve"> com </w:t>
-            </w:r>
-            <w:proofErr w:type="spellStart"/>
-            <w:r>
-              <w:t>tratamento</w:t>
-            </w:r>
-            <w:proofErr w:type="spellEnd"/>
-            <w:r>
-              <w:t xml:space="preserve"> de </w:t>
-            </w:r>
-            <w:proofErr w:type="spellStart"/>
-            <w:r>
-              <w:t>erro</w:t>
-            </w:r>
-            <w:proofErr w:type="spellEnd"/>
+            <w:r>
+              <w:t>main_job com tratamento de erro</w:t>
+            </w:r>
           </w:p>
         </w:tc>
       </w:tr>
@@ -14333,21 +7193,8 @@
             <w:tcW w:w="3896" w:type="dxa"/>
           </w:tcPr>
           <w:p>
-            <w:proofErr w:type="spellStart"/>
-            <w:r>
-              <w:t>Operações</w:t>
-            </w:r>
-            <w:proofErr w:type="spellEnd"/>
-            <w:r>
-              <w:t xml:space="preserve"> </w:t>
-            </w:r>
-            <w:proofErr w:type="spellStart"/>
-            <w:r>
-              <w:t>sobre</w:t>
-            </w:r>
-            <w:proofErr w:type="spellEnd"/>
-            <w:r>
-              <w:t xml:space="preserve"> base de dados</w:t>
+            <w:r>
+              <w:t>Operações sobre base de dados</w:t>
             </w:r>
           </w:p>
         </w:tc>
@@ -14356,35 +7203,9 @@
             <w:tcW w:w="5463" w:type="dxa"/>
           </w:tcPr>
           <w:p>
-            <w:proofErr w:type="spellStart"/>
-            <w:r>
-              <w:t>Criação</w:t>
-            </w:r>
-            <w:proofErr w:type="spellEnd"/>
-            <w:r>
-              <w:t xml:space="preserve"> de </w:t>
-            </w:r>
-            <w:proofErr w:type="spellStart"/>
-            <w:r>
-              <w:t>tabelas</w:t>
-            </w:r>
-            <w:proofErr w:type="spellEnd"/>
-            <w:r>
-              <w:t xml:space="preserve">, Truncate e insert, </w:t>
-            </w:r>
-            <w:proofErr w:type="spellStart"/>
-            <w:r>
-              <w:t>consultas</w:t>
-            </w:r>
-            <w:proofErr w:type="spellEnd"/>
-            <w:r>
-              <w:t xml:space="preserve"> de </w:t>
-            </w:r>
-            <w:proofErr w:type="spellStart"/>
-            <w:r>
-              <w:t>validação</w:t>
-            </w:r>
-            <w:proofErr w:type="spellEnd"/>
+            <w:r>
+              <w:t>Criação de tabelas, Truncate e insert, consultas de validação</w:t>
+            </w:r>
           </w:p>
         </w:tc>
       </w:tr>
@@ -14477,17 +7298,9 @@
           <w:color w:val="156082" w:themeColor="accent1"/>
         </w:rPr>
         <w:lastRenderedPageBreak/>
-        <w:t xml:space="preserve">8. </w:t>
-      </w:r>
-      <w:proofErr w:type="spellStart"/>
-      <w:r>
-        <w:rPr>
-          <w:color w:val="156082" w:themeColor="accent1"/>
-        </w:rPr>
-        <w:t>Referências</w:t>
+        <w:t>8. Referências</w:t>
       </w:r>
       <w:bookmarkEnd w:id="37"/>
-      <w:proofErr w:type="spellEnd"/>
     </w:p>
     <w:p>
       <w:pPr>
@@ -14498,55 +7311,7 @@
         </w:numPr>
       </w:pPr>
       <w:r>
-        <w:t xml:space="preserve">Ferreira, L. e Ribeiro, Ó. (2026). </w:t>
-      </w:r>
-      <w:proofErr w:type="spellStart"/>
-      <w:r>
-        <w:t>Integração</w:t>
-      </w:r>
-      <w:proofErr w:type="spellEnd"/>
-      <w:r>
-        <w:t xml:space="preserve"> de Sistemas de </w:t>
-      </w:r>
-      <w:proofErr w:type="spellStart"/>
-      <w:r>
-        <w:t>Informação</w:t>
-      </w:r>
-      <w:proofErr w:type="spellEnd"/>
-      <w:r>
-        <w:t xml:space="preserve">, </w:t>
-      </w:r>
-      <w:proofErr w:type="spellStart"/>
-      <w:r>
-        <w:t>Trabalho</w:t>
-      </w:r>
-      <w:proofErr w:type="spellEnd"/>
-      <w:r>
-        <w:t xml:space="preserve"> </w:t>
-      </w:r>
-      <w:proofErr w:type="spellStart"/>
-      <w:r>
-        <w:t>Prático</w:t>
-      </w:r>
-      <w:proofErr w:type="spellEnd"/>
-      <w:r>
-        <w:t xml:space="preserve"> I (</w:t>
-      </w:r>
-      <w:proofErr w:type="spellStart"/>
-      <w:r>
-        <w:t>enunciado</w:t>
-      </w:r>
-      <w:proofErr w:type="spellEnd"/>
-      <w:r>
-        <w:t xml:space="preserve">). Escola Superior de </w:t>
-      </w:r>
-      <w:proofErr w:type="spellStart"/>
-      <w:r>
-        <w:t>Tecnologia</w:t>
-      </w:r>
-      <w:proofErr w:type="spellEnd"/>
-      <w:r>
-        <w:t xml:space="preserve"> do IPCA.</w:t>
+        <w:t>Ferreira, L. e Ribeiro, Ó. (2026). Integração de Sistemas de Informação, Trabalho Prático I (enunciado). Escola Superior de Tecnologia do IPCA.</w:t>
       </w:r>
     </w:p>
     <w:p>
@@ -14557,21 +7322,8 @@
           <w:numId w:val="11"/>
         </w:numPr>
       </w:pPr>
-      <w:proofErr w:type="spellStart"/>
-      <w:r>
-        <w:t>mominullptr</w:t>
-      </w:r>
-      <w:proofErr w:type="spellEnd"/>
-      <w:r>
-        <w:t>. FIFA World Cup 2026 Dataset (</w:t>
-      </w:r>
-      <w:proofErr w:type="spellStart"/>
-      <w:r>
-        <w:t>licença</w:t>
-      </w:r>
-      <w:proofErr w:type="spellEnd"/>
-      <w:r>
-        <w:t xml:space="preserve"> CC0). GitHub. https://github.com/mominullptr/FIFA-World-Cup-2026-Dataset</w:t>
+      <w:r>
+        <w:t>mominullptr. FIFA World Cup 2026 Dataset (licença CC0). GitHub. https://github.com/mominullptr/FIFA-World-Cup-2026-Dataset</w:t>
       </w:r>
     </w:p>
     <w:p>
@@ -14583,23 +7335,7 @@
         </w:numPr>
       </w:pPr>
       <w:r>
-        <w:t xml:space="preserve">Pentaho Data Integration (Kettle) Community 10.2, </w:t>
-      </w:r>
-      <w:proofErr w:type="spellStart"/>
-      <w:r>
-        <w:t>documentação</w:t>
-      </w:r>
-      <w:proofErr w:type="spellEnd"/>
-      <w:r>
-        <w:t xml:space="preserve"> </w:t>
-      </w:r>
-      <w:proofErr w:type="spellStart"/>
-      <w:r>
-        <w:t>oficial</w:t>
-      </w:r>
-      <w:proofErr w:type="spellEnd"/>
-      <w:r>
-        <w:t xml:space="preserve">. </w:t>
+        <w:t xml:space="preserve">Pentaho Data Integration (Kettle) Community 10.2, documentação oficial. </w:t>
       </w:r>
     </w:p>
     <w:p>
@@ -14611,15 +7347,7 @@
         </w:numPr>
       </w:pPr>
       <w:r>
-        <w:t>Microsoft. JDBC Driver for SQL Server (</w:t>
-      </w:r>
-      <w:proofErr w:type="spellStart"/>
-      <w:r>
-        <w:t>mssql-jdbc</w:t>
-      </w:r>
-      <w:proofErr w:type="spellEnd"/>
-      <w:r>
-        <w:t xml:space="preserve">). </w:t>
+        <w:t xml:space="preserve">Microsoft. JDBC Driver for SQL Server (mssql-jdbc). </w:t>
       </w:r>
     </w:p>
     <w:p>
@@ -14631,15 +7359,7 @@
         </w:numPr>
       </w:pPr>
       <w:r>
-        <w:t xml:space="preserve">Microsoft. SQL Server Express e SQL Server Management Studio, </w:t>
-      </w:r>
-      <w:proofErr w:type="spellStart"/>
-      <w:r>
-        <w:t>documentação</w:t>
-      </w:r>
-      <w:proofErr w:type="spellEnd"/>
-      <w:r>
-        <w:t>.</w:t>
+        <w:t>Microsoft. SQL Server Express e SQL Server Management Studio, documentação.</w:t>
       </w:r>
     </w:p>
     <w:sectPr>
